--- a/Year 1/Природно-надійні системи кібербезпеки/Звіт_6.docx
+++ b/Year 1/Природно-надійні системи кібербезпеки/Звіт_6.docx
@@ -846,7 +846,7 @@
         <w:rPr>
           <w:rFonts w:ascii="Times New Roman CYR" w:hAnsi="Times New Roman CYR"/>
           <w:b/>
-          <w:lang w:val="en-US"/>
+          <w:lang w:val="uk-UA"/>
         </w:rPr>
       </w:pPr>
       <w:r>
@@ -868,7 +868,7 @@
         <w:rPr>
           <w:rFonts w:ascii="Times New Roman CYR" w:hAnsi="Times New Roman CYR"/>
           <w:b/>
-          <w:lang w:val="en-US"/>
+          <w:lang w:val="uk-UA"/>
         </w:rPr>
         <w:t>“</w:t>
       </w:r>
@@ -888,15 +888,7 @@
           <w:b/>
           <w:lang w:val="uk-UA"/>
         </w:rPr>
-        <w:t xml:space="preserve"> мультиплікативної уваги на основі SRN для шифрування інформації</w:t>
-      </w:r>
-      <w:r>
-        <w:rPr>
-          <w:rFonts w:ascii="Times New Roman CYR" w:hAnsi="Times New Roman CYR"/>
-          <w:b/>
-          <w:lang w:val="en-US"/>
-        </w:rPr>
-        <w:t>”</w:t>
+        <w:t xml:space="preserve"> мультиплікативної уваги на основі SRN для шифрування інформації”</w:t>
       </w:r>
     </w:p>
     <w:p>
@@ -907,6 +899,7 @@
           <w:numId w:val="19"/>
         </w:numPr>
         <w:spacing w:line="360" w:lineRule="auto"/>
+        <w:jc w:val="both"/>
         <w:rPr>
           <w:rFonts w:ascii="Times New Roman CYR" w:hAnsi="Times New Roman CYR"/>
           <w:b/>
@@ -928,81 +921,29 @@
           <w:rFonts w:ascii="Times New Roman CYR" w:hAnsi="Times New Roman CYR"/>
           <w:b/>
           <w:i/>
-          <w:lang w:val="en-US"/>
+          <w:lang w:val="uk-UA"/>
         </w:rPr>
         <w:t xml:space="preserve"> </w:t>
       </w:r>
+      <w:r>
+        <w:rPr>
+          <w:lang w:val="uk-UA"/>
+        </w:rPr>
+        <w:t>Дослідити та реалізувати архітектуру Seq2seq з механізмом уваги (</w:t>
+      </w:r>
       <w:proofErr w:type="spellStart"/>
       <w:r>
-        <w:t>Дослідити</w:t>
+        <w:rPr>
+          <w:lang w:val="uk-UA"/>
+        </w:rPr>
+        <w:t>Attention</w:t>
       </w:r>
       <w:proofErr w:type="spellEnd"/>
       <w:r>
-        <w:t xml:space="preserve"> та </w:t>
-      </w:r>
-      <w:proofErr w:type="spellStart"/>
-      <w:r>
-        <w:t>реалізувати</w:t>
-      </w:r>
-      <w:proofErr w:type="spellEnd"/>
-      <w:r>
-        <w:t xml:space="preserve"> </w:t>
-      </w:r>
-      <w:proofErr w:type="spellStart"/>
-      <w:r>
-        <w:t>архітектуру</w:t>
-      </w:r>
-      <w:proofErr w:type="spellEnd"/>
-      <w:r>
-        <w:t xml:space="preserve"> Seq2seq з </w:t>
-      </w:r>
-      <w:proofErr w:type="spellStart"/>
-      <w:r>
-        <w:t>механізмом</w:t>
-      </w:r>
-      <w:proofErr w:type="spellEnd"/>
-      <w:r>
-        <w:t xml:space="preserve"> </w:t>
-      </w:r>
-      <w:proofErr w:type="spellStart"/>
-      <w:r>
-        <w:t>уваги</w:t>
-      </w:r>
-      <w:proofErr w:type="spellEnd"/>
-      <w:r>
-        <w:t xml:space="preserve"> (</w:t>
-      </w:r>
-      <w:proofErr w:type="spellStart"/>
-      <w:r>
-        <w:t>Attention</w:t>
-      </w:r>
-      <w:proofErr w:type="spellEnd"/>
-      <w:r>
-        <w:t xml:space="preserve">) на </w:t>
-      </w:r>
-      <w:proofErr w:type="spellStart"/>
-      <w:r>
-        <w:t>основі</w:t>
-      </w:r>
-      <w:proofErr w:type="spellEnd"/>
-      <w:r>
-        <w:t xml:space="preserve"> </w:t>
-      </w:r>
-      <w:proofErr w:type="spellStart"/>
-      <w:r>
-        <w:t>рекурентних</w:t>
-      </w:r>
-      <w:proofErr w:type="spellEnd"/>
-      <w:r>
-        <w:t xml:space="preserve"> </w:t>
-      </w:r>
-      <w:proofErr w:type="spellStart"/>
-      <w:r>
-        <w:t>шарів</w:t>
-      </w:r>
-      <w:proofErr w:type="spellEnd"/>
-      <w:r>
-        <w:t xml:space="preserve"> SRN</w:t>
+        <w:rPr>
+          <w:lang w:val="uk-UA"/>
+        </w:rPr>
+        <w:t>) на основі рекурентних шарів SRN</w:t>
       </w:r>
     </w:p>
     <w:p>
@@ -1034,92 +975,59 @@
           <w:ilvl w:val="1"/>
           <w:numId w:val="21"/>
         </w:numPr>
-        <w:rPr>
-          <w:lang w:val="en-UA" w:eastAsia="en-GB"/>
-        </w:rPr>
-      </w:pPr>
+        <w:jc w:val="both"/>
+        <w:rPr>
+          <w:lang w:val="uk-UA" w:eastAsia="en-GB"/>
+        </w:rPr>
+      </w:pPr>
+      <w:r>
+        <w:rPr>
+          <w:lang w:val="uk-UA"/>
+        </w:rPr>
+        <w:t xml:space="preserve">Реалізувати модель </w:t>
+      </w:r>
       <w:proofErr w:type="spellStart"/>
       <w:r>
-        <w:t>Реалізувати</w:t>
+        <w:rPr>
+          <w:lang w:val="uk-UA"/>
+        </w:rPr>
+        <w:t>Encoder-Decoder</w:t>
       </w:r>
       <w:proofErr w:type="spellEnd"/>
       <w:r>
-        <w:t xml:space="preserve"> </w:t>
+        <w:rPr>
+          <w:lang w:val="uk-UA"/>
+        </w:rPr>
+        <w:t xml:space="preserve">, де </w:t>
       </w:r>
       <w:proofErr w:type="spellStart"/>
       <w:r>
-        <w:t>модель</w:t>
+        <w:rPr>
+          <w:lang w:val="uk-UA"/>
+        </w:rPr>
+        <w:t>кодер</w:t>
       </w:r>
       <w:proofErr w:type="spellEnd"/>
       <w:r>
-        <w:t xml:space="preserve"> Encoder-Decoder, </w:t>
-      </w:r>
-      <w:proofErr w:type="spellStart"/>
-      <w:r>
-        <w:t>де</w:t>
-      </w:r>
-      <w:proofErr w:type="spellEnd"/>
-      <w:r>
-        <w:t xml:space="preserve"> </w:t>
-      </w:r>
-      <w:proofErr w:type="spellStart"/>
-      <w:r>
-        <w:t>кодер</w:t>
-      </w:r>
-      <w:proofErr w:type="spellEnd"/>
-      <w:r>
-        <w:t xml:space="preserve"> </w:t>
-      </w:r>
-      <w:proofErr w:type="spellStart"/>
-      <w:r>
-        <w:t>та</w:t>
-      </w:r>
-      <w:proofErr w:type="spellEnd"/>
-      <w:r>
-        <w:t xml:space="preserve"> </w:t>
-      </w:r>
-      <w:proofErr w:type="spellStart"/>
-      <w:r>
-        <w:t>декодер</w:t>
-      </w:r>
-      <w:proofErr w:type="spellEnd"/>
-      <w:r>
-        <w:t xml:space="preserve"> </w:t>
-      </w:r>
-      <w:proofErr w:type="spellStart"/>
-      <w:r>
-        <w:t>побудовані</w:t>
-      </w:r>
-      <w:proofErr w:type="spellEnd"/>
-      <w:r>
-        <w:t xml:space="preserve"> </w:t>
-      </w:r>
-      <w:proofErr w:type="spellStart"/>
-      <w:r>
-        <w:t>на</w:t>
-      </w:r>
-      <w:proofErr w:type="spellEnd"/>
-      <w:r>
-        <w:t xml:space="preserve"> </w:t>
-      </w:r>
-      <w:proofErr w:type="spellStart"/>
-      <w:r>
-        <w:t>шарах</w:t>
-      </w:r>
-      <w:proofErr w:type="spellEnd"/>
-      <w:r>
-        <w:t xml:space="preserve"> </w:t>
+        <w:rPr>
+          <w:lang w:val="uk-UA"/>
+        </w:rPr>
+        <w:t xml:space="preserve"> та декодер побудовані на шарах </w:t>
       </w:r>
       <w:proofErr w:type="spellStart"/>
       <w:r>
         <w:rPr>
           <w:rStyle w:val="HTMLCode"/>
           <w:rFonts w:eastAsiaTheme="majorEastAsia"/>
+          <w:lang w:val="uk-UA"/>
         </w:rPr>
         <w:t>SimpleRNN</w:t>
       </w:r>
       <w:proofErr w:type="spellEnd"/>
       <w:r>
+        <w:rPr>
+          <w:lang w:val="uk-UA"/>
+        </w:rPr>
         <w:t>.</w:t>
       </w:r>
     </w:p>
@@ -1130,115 +1038,46 @@
           <w:ilvl w:val="1"/>
           <w:numId w:val="21"/>
         </w:numPr>
-      </w:pPr>
+        <w:jc w:val="both"/>
+        <w:rPr>
+          <w:lang w:val="uk-UA"/>
+        </w:rPr>
+      </w:pPr>
+      <w:r>
+        <w:rPr>
+          <w:lang w:val="uk-UA"/>
+        </w:rPr>
+        <w:t xml:space="preserve">Додати до архітектури шар </w:t>
+      </w:r>
       <w:proofErr w:type="spellStart"/>
-      <w:r>
-        <w:t>Додати</w:t>
-      </w:r>
-      <w:proofErr w:type="spellEnd"/>
-      <w:r>
-        <w:t xml:space="preserve"> </w:t>
-      </w:r>
-      <w:proofErr w:type="spellStart"/>
-      <w:r>
-        <w:t>до</w:t>
-      </w:r>
-      <w:proofErr w:type="spellEnd"/>
-      <w:r>
-        <w:t xml:space="preserve"> </w:t>
-      </w:r>
-      <w:proofErr w:type="spellStart"/>
-      <w:r>
-        <w:t>архітектури</w:t>
-      </w:r>
-      <w:proofErr w:type="spellEnd"/>
-      <w:r>
-        <w:t xml:space="preserve"> </w:t>
-      </w:r>
-      <w:proofErr w:type="spellStart"/>
-      <w:r>
-        <w:t>шар</w:t>
-      </w:r>
-      <w:proofErr w:type="spellEnd"/>
-      <w:r>
-        <w:t xml:space="preserve"> </w:t>
-      </w:r>
-      <w:proofErr w:type="spellStart"/>
-      <w:proofErr w:type="gramStart"/>
       <w:r>
         <w:rPr>
           <w:rStyle w:val="HTMLCode"/>
           <w:rFonts w:eastAsiaTheme="majorEastAsia"/>
-        </w:rPr>
-        <w:t>tensorflow.keras</w:t>
-      </w:r>
-      <w:proofErr w:type="gramEnd"/>
-      <w:r>
-        <w:rPr>
-          <w:rStyle w:val="HTMLCode"/>
-          <w:rFonts w:eastAsiaTheme="majorEastAsia"/>
-        </w:rPr>
-        <w:t>.layers.Attention</w:t>
+          <w:lang w:val="uk-UA"/>
+        </w:rPr>
+        <w:t>tensorflow.keras.layers.Attention</w:t>
       </w:r>
       <w:proofErr w:type="spellEnd"/>
       <w:r>
-        <w:t xml:space="preserve"> </w:t>
+        <w:rPr>
+          <w:lang w:val="uk-UA"/>
+        </w:rPr>
+        <w:t xml:space="preserve"> для покращення взаємодії між </w:t>
       </w:r>
       <w:proofErr w:type="spellStart"/>
       <w:r>
-        <w:t>для</w:t>
+        <w:rPr>
+          <w:lang w:val="uk-UA"/>
+        </w:rPr>
+        <w:t>кодером</w:t>
       </w:r>
       <w:proofErr w:type="spellEnd"/>
       <w:r>
-        <w:t xml:space="preserve"> </w:t>
-      </w:r>
-      <w:proofErr w:type="spellStart"/>
-      <w:r>
-        <w:t>покращення</w:t>
-      </w:r>
-      <w:proofErr w:type="spellEnd"/>
-      <w:r>
-        <w:t xml:space="preserve"> </w:t>
-      </w:r>
-      <w:proofErr w:type="spellStart"/>
-      <w:r>
-        <w:t>взаємодії</w:t>
-      </w:r>
-      <w:proofErr w:type="spellEnd"/>
-      <w:r>
-        <w:t xml:space="preserve"> </w:t>
-      </w:r>
-      <w:proofErr w:type="spellStart"/>
-      <w:r>
-        <w:t>між</w:t>
-      </w:r>
-      <w:proofErr w:type="spellEnd"/>
-      <w:r>
-        <w:t xml:space="preserve"> </w:t>
-      </w:r>
-      <w:proofErr w:type="spellStart"/>
-      <w:r>
-        <w:t>кодером</w:t>
-      </w:r>
-      <w:proofErr w:type="spellEnd"/>
-      <w:r>
-        <w:t xml:space="preserve"> </w:t>
-      </w:r>
-      <w:proofErr w:type="spellStart"/>
-      <w:r>
-        <w:t>та</w:t>
-      </w:r>
-      <w:proofErr w:type="spellEnd"/>
-      <w:r>
-        <w:t xml:space="preserve"> </w:t>
-      </w:r>
-      <w:proofErr w:type="spellStart"/>
-      <w:r>
-        <w:t>декодером</w:t>
-      </w:r>
-      <w:proofErr w:type="spellEnd"/>
-      <w:r>
-        <w:t>.</w:t>
+        <w:rPr>
+          <w:lang w:val="uk-UA"/>
+        </w:rPr>
+        <w:t xml:space="preserve"> та декодером.</w:t>
       </w:r>
     </w:p>
     <w:p>
@@ -1248,96 +1087,32 @@
           <w:ilvl w:val="1"/>
           <w:numId w:val="21"/>
         </w:numPr>
-      </w:pPr>
+        <w:jc w:val="both"/>
+        <w:rPr>
+          <w:lang w:val="uk-UA"/>
+        </w:rPr>
+      </w:pPr>
+      <w:r>
+        <w:rPr>
+          <w:lang w:val="uk-UA"/>
+        </w:rPr>
+        <w:t>Обрати на підставі номеру варіанту (Варіант 1) кількість ітерацій (</w:t>
+      </w:r>
       <w:proofErr w:type="spellStart"/>
-      <w:r>
-        <w:t>Обрати</w:t>
-      </w:r>
-      <w:proofErr w:type="spellEnd"/>
-      <w:r>
-        <w:t xml:space="preserve"> </w:t>
-      </w:r>
-      <w:proofErr w:type="spellStart"/>
-      <w:r>
-        <w:t>на</w:t>
-      </w:r>
-      <w:proofErr w:type="spellEnd"/>
-      <w:r>
-        <w:t xml:space="preserve"> </w:t>
-      </w:r>
-      <w:proofErr w:type="spellStart"/>
-      <w:r>
-        <w:t>підставі</w:t>
-      </w:r>
-      <w:proofErr w:type="spellEnd"/>
-      <w:r>
-        <w:t xml:space="preserve"> </w:t>
-      </w:r>
-      <w:proofErr w:type="spellStart"/>
-      <w:r>
-        <w:t>номеру</w:t>
-      </w:r>
-      <w:proofErr w:type="spellEnd"/>
-      <w:r>
-        <w:t xml:space="preserve"> </w:t>
-      </w:r>
-      <w:proofErr w:type="spellStart"/>
-      <w:r>
-        <w:t>варіанту</w:t>
-      </w:r>
-      <w:proofErr w:type="spellEnd"/>
-      <w:r>
-        <w:t xml:space="preserve"> (</w:t>
-      </w:r>
-      <w:proofErr w:type="spellStart"/>
-      <w:r>
-        <w:t>Варіант</w:t>
-      </w:r>
-      <w:proofErr w:type="spellEnd"/>
-      <w:r>
-        <w:t xml:space="preserve"> 1) </w:t>
-      </w:r>
-      <w:proofErr w:type="spellStart"/>
-      <w:r>
-        <w:t>кількість</w:t>
-      </w:r>
-      <w:proofErr w:type="spellEnd"/>
-      <w:r>
-        <w:t xml:space="preserve"> </w:t>
-      </w:r>
-      <w:proofErr w:type="spellStart"/>
-      <w:r>
-        <w:t>ітерацій</w:t>
-      </w:r>
-      <w:proofErr w:type="spellEnd"/>
-      <w:r>
-        <w:t xml:space="preserve"> (</w:t>
-      </w:r>
       <w:r>
         <w:rPr>
           <w:rStyle w:val="HTMLCode"/>
           <w:rFonts w:eastAsiaTheme="majorEastAsia"/>
+          <w:lang w:val="uk-UA"/>
         </w:rPr>
         <w:t>epochs</w:t>
       </w:r>
-      <w:r>
-        <w:t xml:space="preserve">) </w:t>
-      </w:r>
-      <w:proofErr w:type="spellStart"/>
-      <w:r>
-        <w:t>для</w:t>
-      </w:r>
       <w:proofErr w:type="spellEnd"/>
       <w:r>
-        <w:t xml:space="preserve"> </w:t>
-      </w:r>
-      <w:proofErr w:type="spellStart"/>
-      <w:r>
-        <w:t>навчання</w:t>
-      </w:r>
-      <w:proofErr w:type="spellEnd"/>
-      <w:r>
-        <w:t>.</w:t>
+        <w:rPr>
+          <w:lang w:val="uk-UA"/>
+        </w:rPr>
+        <w:t>) для навчання.</w:t>
       </w:r>
     </w:p>
     <w:p>
@@ -1347,126 +1122,16 @@
           <w:ilvl w:val="1"/>
           <w:numId w:val="21"/>
         </w:numPr>
-      </w:pPr>
-      <w:proofErr w:type="spellStart"/>
-      <w:r>
-        <w:t>Навчити</w:t>
-      </w:r>
-      <w:proofErr w:type="spellEnd"/>
-      <w:r>
-        <w:t xml:space="preserve"> </w:t>
-      </w:r>
-      <w:proofErr w:type="spellStart"/>
-      <w:r>
-        <w:t>модель</w:t>
-      </w:r>
-      <w:proofErr w:type="spellEnd"/>
-      <w:r>
-        <w:t xml:space="preserve"> </w:t>
-      </w:r>
-      <w:proofErr w:type="spellStart"/>
-      <w:r>
-        <w:t>та</w:t>
-      </w:r>
-      <w:proofErr w:type="spellEnd"/>
-      <w:r>
-        <w:t xml:space="preserve"> </w:t>
-      </w:r>
-      <w:proofErr w:type="spellStart"/>
-      <w:r>
-        <w:t>оцінити</w:t>
-      </w:r>
-      <w:proofErr w:type="spellEnd"/>
-      <w:r>
-        <w:t xml:space="preserve">, </w:t>
-      </w:r>
-      <w:proofErr w:type="spellStart"/>
-      <w:r>
-        <w:t>як</w:t>
-      </w:r>
-      <w:proofErr w:type="spellEnd"/>
-      <w:r>
-        <w:t xml:space="preserve"> </w:t>
-      </w:r>
-      <w:proofErr w:type="spellStart"/>
-      <w:r>
-        <w:t>механізм</w:t>
-      </w:r>
-      <w:proofErr w:type="spellEnd"/>
-      <w:r>
-        <w:t xml:space="preserve"> </w:t>
-      </w:r>
-      <w:proofErr w:type="spellStart"/>
-      <w:r>
-        <w:t>уваги</w:t>
-      </w:r>
-      <w:proofErr w:type="spellEnd"/>
-      <w:r>
-        <w:t xml:space="preserve"> </w:t>
-      </w:r>
-      <w:proofErr w:type="spellStart"/>
-      <w:r>
-        <w:t>впливає</w:t>
-      </w:r>
-      <w:proofErr w:type="spellEnd"/>
-      <w:r>
-        <w:t xml:space="preserve"> </w:t>
-      </w:r>
-      <w:proofErr w:type="spellStart"/>
-      <w:r>
-        <w:t>на</w:t>
-      </w:r>
-      <w:proofErr w:type="spellEnd"/>
-      <w:r>
-        <w:t xml:space="preserve"> </w:t>
-      </w:r>
-      <w:proofErr w:type="spellStart"/>
-      <w:r>
-        <w:t>якість</w:t>
-      </w:r>
-      <w:proofErr w:type="spellEnd"/>
-      <w:r>
-        <w:t xml:space="preserve"> "</w:t>
-      </w:r>
-      <w:proofErr w:type="spellStart"/>
-      <w:r>
-        <w:t>дешифрування</w:t>
-      </w:r>
-      <w:proofErr w:type="spellEnd"/>
-      <w:r>
-        <w:t>" (</w:t>
-      </w:r>
-      <w:proofErr w:type="spellStart"/>
-      <w:r>
-        <w:t>перекладу</w:t>
-      </w:r>
-      <w:proofErr w:type="spellEnd"/>
-      <w:r>
-        <w:t xml:space="preserve">) </w:t>
-      </w:r>
-      <w:proofErr w:type="spellStart"/>
-      <w:r>
-        <w:t>порівняно</w:t>
-      </w:r>
-      <w:proofErr w:type="spellEnd"/>
-      <w:r>
-        <w:t xml:space="preserve"> з </w:t>
-      </w:r>
-      <w:proofErr w:type="spellStart"/>
-      <w:r>
-        <w:t>попередніми</w:t>
-      </w:r>
-      <w:proofErr w:type="spellEnd"/>
-      <w:r>
-        <w:t xml:space="preserve"> </w:t>
-      </w:r>
-      <w:proofErr w:type="spellStart"/>
-      <w:r>
-        <w:t>моделями</w:t>
-      </w:r>
-      <w:proofErr w:type="spellEnd"/>
-      <w:r>
-        <w:t>.</w:t>
+        <w:jc w:val="both"/>
+        <w:rPr>
+          <w:lang w:val="uk-UA"/>
+        </w:rPr>
+      </w:pPr>
+      <w:r>
+        <w:rPr>
+          <w:lang w:val="uk-UA"/>
+        </w:rPr>
+        <w:t>Навчити модель та оцінити, як механізм уваги впливає на якість "дешифрування" (перекладу) порівняно з попередніми моделями.</w:t>
       </w:r>
     </w:p>
     <w:p>
@@ -2302,6 +1967,7 @@
       <w:pPr>
         <w:pStyle w:val="Normal15"/>
         <w:ind w:firstLine="720"/>
+        <w:jc w:val="both"/>
         <w:rPr>
           <w:lang w:val="uk-UA" w:eastAsia="en-GB"/>
         </w:rPr>
@@ -2359,6 +2025,7 @@
       <w:pPr>
         <w:pStyle w:val="Normal15"/>
         <w:ind w:firstLine="720"/>
+        <w:jc w:val="both"/>
         <w:rPr>
           <w:lang w:val="uk-UA"/>
         </w:rPr>

--- a/Year 1/Природно-надійні системи кібербезпеки/Звіт_6.docx
+++ b/Year 1/Природно-надійні системи кібербезпеки/Звіт_6.docx
@@ -4,32 +4,929 @@
   <w:body>
     <w:p>
       <w:pPr>
-        <w:spacing w:before="120"/>
         <w:jc w:val="center"/>
         <w:rPr>
-          <w:b/>
-          <w:lang w:val="uk-UA"/>
-        </w:rPr>
-      </w:pPr>
-      <w:r>
-        <w:rPr>
-          <w:b/>
-          <w:lang w:val="uk-UA"/>
-        </w:rPr>
-        <w:t>Додаток 1.</w:t>
-      </w:r>
-    </w:p>
-    <w:p>
-      <w:pPr>
-        <w:spacing w:before="120"/>
-        <w:jc w:val="both"/>
-        <w:rPr>
-          <w:lang w:val="uk-UA"/>
-        </w:rPr>
-      </w:pPr>
-    </w:p>
-    <w:p>
-      <w:pPr>
+          <w:bCs/>
+          <w:sz w:val="28"/>
+          <w:szCs w:val="28"/>
+          <w:lang w:val="uk-UA"/>
+        </w:rPr>
+      </w:pPr>
+      <w:r>
+        <w:rPr>
+          <w:bCs/>
+          <w:sz w:val="28"/>
+          <w:szCs w:val="28"/>
+          <w:lang w:val="uk-UA"/>
+        </w:rPr>
+        <w:t>Міністерство освіти і науки України</w:t>
+      </w:r>
+    </w:p>
+    <w:p>
+      <w:pPr>
+        <w:jc w:val="center"/>
+        <w:rPr>
+          <w:bCs/>
+          <w:sz w:val="28"/>
+          <w:szCs w:val="28"/>
+          <w:lang w:val="uk-UA"/>
+        </w:rPr>
+      </w:pPr>
+      <w:r>
+        <w:rPr>
+          <w:bCs/>
+          <w:sz w:val="28"/>
+          <w:szCs w:val="28"/>
+          <w:lang w:val="uk-UA"/>
+        </w:rPr>
+        <w:t>Черкаський державний технологічний університет</w:t>
+      </w:r>
+    </w:p>
+    <w:p>
+      <w:pPr>
+        <w:rPr>
+          <w:bCs/>
+          <w:sz w:val="28"/>
+          <w:szCs w:val="28"/>
+          <w:lang w:val="uk-UA"/>
+        </w:rPr>
+      </w:pPr>
+    </w:p>
+    <w:p>
+      <w:pPr>
+        <w:jc w:val="center"/>
+        <w:rPr>
+          <w:bCs/>
+          <w:sz w:val="28"/>
+          <w:szCs w:val="28"/>
+          <w:lang w:val="uk-UA"/>
+        </w:rPr>
+      </w:pPr>
+    </w:p>
+    <w:p>
+      <w:pPr>
+        <w:jc w:val="center"/>
+        <w:rPr>
+          <w:bCs/>
+          <w:sz w:val="28"/>
+          <w:szCs w:val="28"/>
+          <w:lang w:val="uk-UA"/>
+        </w:rPr>
+      </w:pPr>
+      <w:r>
+        <w:rPr>
+          <w:bCs/>
+          <w:sz w:val="28"/>
+          <w:szCs w:val="28"/>
+          <w:lang w:val="uk-UA"/>
+        </w:rPr>
+        <w:t>Факультет інформаційних технологій і систем</w:t>
+      </w:r>
+    </w:p>
+    <w:p>
+      <w:pPr>
+        <w:ind w:left="709"/>
+        <w:rPr>
+          <w:bCs/>
+          <w:sz w:val="28"/>
+          <w:szCs w:val="28"/>
+          <w:lang w:val="uk-UA"/>
+        </w:rPr>
+      </w:pPr>
+    </w:p>
+    <w:p>
+      <w:pPr>
+        <w:ind w:left="709" w:hanging="709"/>
+        <w:jc w:val="center"/>
+        <w:rPr>
+          <w:bCs/>
+          <w:sz w:val="28"/>
+          <w:szCs w:val="28"/>
+          <w:lang w:val="uk-UA"/>
+        </w:rPr>
+      </w:pPr>
+      <w:r>
+        <w:rPr>
+          <w:bCs/>
+          <w:sz w:val="28"/>
+          <w:szCs w:val="28"/>
+          <w:lang w:val="uk-UA"/>
+        </w:rPr>
+        <w:t>Кафедра інформаційної безпеки та комп'ютерної інженерії</w:t>
+      </w:r>
+    </w:p>
+    <w:p>
+      <w:pPr>
+        <w:ind w:left="709"/>
+        <w:rPr>
+          <w:bCs/>
+          <w:sz w:val="28"/>
+          <w:szCs w:val="28"/>
+          <w:lang w:val="uk-UA"/>
+        </w:rPr>
+      </w:pPr>
+    </w:p>
+    <w:p>
+      <w:pPr>
+        <w:ind w:left="709"/>
+        <w:rPr>
+          <w:bCs/>
+          <w:sz w:val="28"/>
+          <w:szCs w:val="28"/>
+          <w:lang w:val="uk-UA"/>
+        </w:rPr>
+      </w:pPr>
+    </w:p>
+    <w:p>
+      <w:pPr>
+        <w:ind w:left="709" w:hanging="709"/>
+        <w:jc w:val="center"/>
+        <w:rPr>
+          <w:bCs/>
+          <w:sz w:val="28"/>
+          <w:szCs w:val="28"/>
+          <w:lang w:val="uk-UA"/>
+        </w:rPr>
+      </w:pPr>
+    </w:p>
+    <w:p>
+      <w:pPr>
+        <w:ind w:left="709"/>
+        <w:rPr>
+          <w:bCs/>
+          <w:sz w:val="28"/>
+          <w:szCs w:val="28"/>
+          <w:lang w:val="uk-UA"/>
+        </w:rPr>
+      </w:pPr>
+    </w:p>
+    <w:p>
+      <w:pPr>
+        <w:ind w:left="709"/>
+        <w:rPr>
+          <w:bCs/>
+          <w:sz w:val="28"/>
+          <w:szCs w:val="28"/>
+          <w:lang w:val="uk-UA"/>
+        </w:rPr>
+      </w:pPr>
+    </w:p>
+    <w:p>
+      <w:pPr>
+        <w:ind w:left="709"/>
+        <w:rPr>
+          <w:bCs/>
+          <w:sz w:val="28"/>
+          <w:szCs w:val="28"/>
+          <w:lang w:val="uk-UA"/>
+        </w:rPr>
+      </w:pPr>
+    </w:p>
+    <w:p>
+      <w:pPr>
+        <w:ind w:left="709"/>
+        <w:rPr>
+          <w:bCs/>
+          <w:sz w:val="28"/>
+          <w:szCs w:val="28"/>
+          <w:lang w:val="uk-UA"/>
+        </w:rPr>
+      </w:pPr>
+    </w:p>
+    <w:p>
+      <w:pPr>
+        <w:ind w:left="709"/>
+        <w:rPr>
+          <w:bCs/>
+          <w:sz w:val="28"/>
+          <w:szCs w:val="28"/>
+          <w:lang w:val="uk-UA"/>
+        </w:rPr>
+      </w:pPr>
+    </w:p>
+    <w:p>
+      <w:pPr>
+        <w:ind w:left="709"/>
+        <w:rPr>
+          <w:bCs/>
+          <w:sz w:val="28"/>
+          <w:szCs w:val="28"/>
+          <w:lang w:val="uk-UA"/>
+        </w:rPr>
+      </w:pPr>
+    </w:p>
+    <w:p>
+      <w:pPr>
+        <w:spacing w:line="360" w:lineRule="auto"/>
+        <w:jc w:val="center"/>
+        <w:rPr>
+          <w:bCs/>
+          <w:sz w:val="28"/>
+          <w:szCs w:val="28"/>
+          <w:lang w:val="uk-UA"/>
+        </w:rPr>
+      </w:pPr>
+      <w:r>
+        <w:rPr>
+          <w:bCs/>
+          <w:sz w:val="28"/>
+          <w:szCs w:val="28"/>
+          <w:lang w:val="uk-UA"/>
+        </w:rPr>
+        <w:t>З В І Т</w:t>
+      </w:r>
+    </w:p>
+    <w:p>
+      <w:pPr>
+        <w:spacing w:line="360" w:lineRule="auto"/>
+        <w:ind w:left="1560" w:hanging="1560"/>
+        <w:jc w:val="center"/>
+        <w:rPr>
+          <w:bCs/>
+          <w:sz w:val="28"/>
+          <w:szCs w:val="28"/>
+          <w:lang w:val="uk-UA"/>
+        </w:rPr>
+      </w:pPr>
+    </w:p>
+    <w:p>
+      <w:pPr>
+        <w:spacing w:line="360" w:lineRule="auto"/>
+        <w:ind w:left="1560" w:hanging="1560"/>
+        <w:jc w:val="center"/>
+        <w:rPr>
+          <w:bCs/>
+          <w:sz w:val="28"/>
+          <w:szCs w:val="28"/>
+          <w:lang w:val="uk-UA"/>
+        </w:rPr>
+      </w:pPr>
+      <w:r>
+        <w:rPr>
+          <w:bCs/>
+          <w:sz w:val="28"/>
+          <w:szCs w:val="28"/>
+          <w:lang w:val="uk-UA"/>
+        </w:rPr>
+        <w:t xml:space="preserve">з лабораторної роботи № </w:t>
+      </w:r>
+      <w:r>
+        <w:rPr>
+          <w:bCs/>
+          <w:sz w:val="28"/>
+          <w:szCs w:val="28"/>
+          <w:lang w:val="uk-UA"/>
+        </w:rPr>
+        <w:t>6</w:t>
+      </w:r>
+    </w:p>
+    <w:p>
+      <w:pPr>
+        <w:spacing w:line="360" w:lineRule="auto"/>
+        <w:jc w:val="center"/>
+        <w:rPr>
+          <w:bCs/>
+          <w:sz w:val="28"/>
+          <w:szCs w:val="28"/>
+          <w:lang w:val="uk-UA"/>
+        </w:rPr>
+      </w:pPr>
+      <w:r>
+        <w:rPr>
+          <w:bCs/>
+          <w:sz w:val="28"/>
+          <w:szCs w:val="28"/>
+          <w:lang w:val="uk-UA"/>
+        </w:rPr>
+        <w:t>з д</w:t>
+      </w:r>
+      <w:r>
+        <w:rPr>
+          <w:bCs/>
+          <w:sz w:val="28"/>
+          <w:szCs w:val="28"/>
+          <w:lang w:val="uk-UA"/>
+        </w:rPr>
+        <w:t>исциплін</w:t>
+      </w:r>
+      <w:r>
+        <w:rPr>
+          <w:bCs/>
+          <w:sz w:val="28"/>
+          <w:szCs w:val="28"/>
+          <w:lang w:val="uk-UA"/>
+        </w:rPr>
+        <w:t>и</w:t>
+      </w:r>
+      <w:r>
+        <w:rPr>
+          <w:bCs/>
+          <w:sz w:val="28"/>
+          <w:szCs w:val="28"/>
+          <w:lang w:val="uk-UA"/>
+        </w:rPr>
+        <w:t xml:space="preserve"> </w:t>
+      </w:r>
+      <w:r>
+        <w:rPr>
+          <w:bCs/>
+          <w:sz w:val="28"/>
+          <w:szCs w:val="28"/>
+          <w:lang w:val="uk-UA"/>
+        </w:rPr>
+        <w:t>«</w:t>
+      </w:r>
+      <w:r>
+        <w:rPr>
+          <w:bCs/>
+          <w:sz w:val="28"/>
+          <w:szCs w:val="28"/>
+          <w:lang w:val="uk-UA"/>
+        </w:rPr>
+        <w:t xml:space="preserve">Природно-надійні системи </w:t>
+      </w:r>
+      <w:proofErr w:type="spellStart"/>
+      <w:r>
+        <w:rPr>
+          <w:bCs/>
+          <w:sz w:val="28"/>
+          <w:szCs w:val="28"/>
+          <w:lang w:val="uk-UA"/>
+        </w:rPr>
+        <w:t>кібербезпеки</w:t>
+      </w:r>
+      <w:proofErr w:type="spellEnd"/>
+      <w:r>
+        <w:rPr>
+          <w:bCs/>
+          <w:sz w:val="28"/>
+          <w:szCs w:val="28"/>
+          <w:lang w:val="uk-UA"/>
+        </w:rPr>
+        <w:t>»</w:t>
+      </w:r>
+    </w:p>
+    <w:p>
+      <w:pPr>
+        <w:spacing w:line="360" w:lineRule="auto"/>
+        <w:jc w:val="center"/>
+        <w:rPr>
+          <w:bCs/>
+          <w:sz w:val="28"/>
+          <w:szCs w:val="28"/>
+          <w:lang w:val="uk-UA"/>
+        </w:rPr>
+      </w:pPr>
+      <w:r>
+        <w:rPr>
+          <w:bCs/>
+          <w:sz w:val="28"/>
+          <w:szCs w:val="28"/>
+          <w:lang w:val="uk-UA"/>
+        </w:rPr>
+        <w:t xml:space="preserve">Тема: </w:t>
+      </w:r>
+      <w:r>
+        <w:rPr>
+          <w:bCs/>
+          <w:sz w:val="28"/>
+          <w:szCs w:val="28"/>
+          <w:lang w:val="uk-UA"/>
+        </w:rPr>
+        <w:t>«</w:t>
+      </w:r>
+      <w:proofErr w:type="spellStart"/>
+      <w:r>
+        <w:rPr>
+          <w:bCs/>
+          <w:sz w:val="28"/>
+          <w:szCs w:val="28"/>
+          <w:lang w:val="uk-UA"/>
+        </w:rPr>
+        <w:t>Нейромережа</w:t>
+      </w:r>
+      <w:proofErr w:type="spellEnd"/>
+      <w:r>
+        <w:rPr>
+          <w:bCs/>
+          <w:sz w:val="28"/>
+          <w:szCs w:val="28"/>
+          <w:lang w:val="uk-UA"/>
+        </w:rPr>
+        <w:t xml:space="preserve"> мультиплікативної уваги на основі SRN для шифрування інформації</w:t>
+      </w:r>
+      <w:r>
+        <w:rPr>
+          <w:bCs/>
+          <w:sz w:val="28"/>
+          <w:szCs w:val="28"/>
+          <w:lang w:val="uk-UA"/>
+        </w:rPr>
+        <w:t>»</w:t>
+      </w:r>
+    </w:p>
+    <w:p>
+      <w:pPr>
+        <w:spacing w:line="360" w:lineRule="auto"/>
+        <w:ind w:left="1560" w:hanging="1560"/>
+        <w:jc w:val="center"/>
+        <w:rPr>
+          <w:bCs/>
+          <w:sz w:val="28"/>
+          <w:szCs w:val="28"/>
+          <w:lang w:val="uk-UA"/>
+        </w:rPr>
+      </w:pPr>
+    </w:p>
+    <w:p>
+      <w:pPr>
+        <w:spacing w:line="360" w:lineRule="auto"/>
+        <w:ind w:left="709"/>
+        <w:jc w:val="center"/>
+        <w:rPr>
+          <w:bCs/>
+          <w:i/>
+          <w:sz w:val="28"/>
+          <w:szCs w:val="28"/>
+          <w:lang w:val="uk-UA"/>
+        </w:rPr>
+      </w:pPr>
+    </w:p>
+    <w:p>
+      <w:pPr>
+        <w:spacing w:line="360" w:lineRule="auto"/>
+        <w:ind w:left="709"/>
+        <w:rPr>
+          <w:sz w:val="28"/>
+          <w:szCs w:val="28"/>
+          <w:lang w:val="uk-UA"/>
+        </w:rPr>
+      </w:pPr>
+    </w:p>
+    <w:p>
+      <w:pPr>
+        <w:ind w:left="709"/>
+        <w:rPr>
+          <w:sz w:val="28"/>
+          <w:szCs w:val="28"/>
+          <w:lang w:val="uk-UA"/>
+        </w:rPr>
+      </w:pPr>
+    </w:p>
+    <w:p>
+      <w:pPr>
+        <w:ind w:left="709"/>
+        <w:rPr>
+          <w:sz w:val="28"/>
+          <w:szCs w:val="28"/>
+        </w:rPr>
+      </w:pPr>
+    </w:p>
+    <w:p>
+      <w:pPr>
+        <w:ind w:left="709"/>
+        <w:rPr>
+          <w:sz w:val="28"/>
+          <w:szCs w:val="28"/>
+          <w:lang w:val="en-US"/>
+        </w:rPr>
+      </w:pPr>
+    </w:p>
+    <w:tbl>
+      <w:tblPr>
+        <w:tblW w:w="9781" w:type="dxa"/>
+        <w:tblCellMar>
+          <w:top w:w="15" w:type="dxa"/>
+          <w:left w:w="15" w:type="dxa"/>
+          <w:bottom w:w="15" w:type="dxa"/>
+          <w:right w:w="15" w:type="dxa"/>
+        </w:tblCellMar>
+        <w:tblLook w:val="04A0" w:firstRow="1" w:lastRow="0" w:firstColumn="1" w:lastColumn="0" w:noHBand="0" w:noVBand="1"/>
+      </w:tblPr>
+      <w:tblGrid>
+        <w:gridCol w:w="4111"/>
+        <w:gridCol w:w="5670"/>
+      </w:tblGrid>
+      <w:tr>
+        <w:tc>
+          <w:tcPr>
+            <w:tcW w:w="4111" w:type="dxa"/>
+            <w:tcMar>
+              <w:top w:w="0" w:type="dxa"/>
+              <w:left w:w="108" w:type="dxa"/>
+              <w:bottom w:w="0" w:type="dxa"/>
+              <w:right w:w="108" w:type="dxa"/>
+            </w:tcMar>
+            <w:hideMark/>
+          </w:tcPr>
+          <w:p>
+            <w:pPr>
+              <w:rPr>
+                <w:sz w:val="28"/>
+                <w:szCs w:val="28"/>
+                <w:lang w:eastAsia="uk-UA"/>
+              </w:rPr>
+            </w:pPr>
+            <w:proofErr w:type="spellStart"/>
+            <w:r>
+              <w:rPr>
+                <w:color w:val="000000"/>
+                <w:sz w:val="28"/>
+                <w:szCs w:val="28"/>
+                <w:lang w:eastAsia="uk-UA"/>
+              </w:rPr>
+              <w:t>Перевірила</w:t>
+            </w:r>
+            <w:proofErr w:type="spellEnd"/>
+            <w:r>
+              <w:rPr>
+                <w:color w:val="000000"/>
+                <w:sz w:val="28"/>
+                <w:szCs w:val="28"/>
+                <w:lang w:eastAsia="uk-UA"/>
+              </w:rPr>
+              <w:t>:</w:t>
+            </w:r>
+          </w:p>
+        </w:tc>
+        <w:tc>
+          <w:tcPr>
+            <w:tcW w:w="5670" w:type="dxa"/>
+            <w:tcMar>
+              <w:top w:w="0" w:type="dxa"/>
+              <w:left w:w="108" w:type="dxa"/>
+              <w:bottom w:w="0" w:type="dxa"/>
+              <w:right w:w="108" w:type="dxa"/>
+            </w:tcMar>
+            <w:hideMark/>
+          </w:tcPr>
+          <w:p>
+            <w:pPr>
+              <w:jc w:val="right"/>
+              <w:rPr>
+                <w:sz w:val="28"/>
+                <w:szCs w:val="28"/>
+                <w:lang w:eastAsia="uk-UA"/>
+              </w:rPr>
+            </w:pPr>
+            <w:r>
+              <w:rPr>
+                <w:color w:val="000000"/>
+                <w:sz w:val="28"/>
+                <w:szCs w:val="28"/>
+                <w:lang w:eastAsia="uk-UA"/>
+              </w:rPr>
+              <w:t>Викон</w:t>
+            </w:r>
+            <w:proofErr w:type="spellStart"/>
+            <w:r>
+              <w:rPr>
+                <w:color w:val="000000"/>
+                <w:sz w:val="28"/>
+                <w:szCs w:val="28"/>
+                <w:lang w:val="uk-UA" w:eastAsia="uk-UA"/>
+              </w:rPr>
+              <w:t>ав</w:t>
+            </w:r>
+            <w:proofErr w:type="spellEnd"/>
+            <w:r>
+              <w:rPr>
+                <w:color w:val="000000"/>
+                <w:sz w:val="28"/>
+                <w:szCs w:val="28"/>
+                <w:lang w:eastAsia="uk-UA"/>
+              </w:rPr>
+              <w:t>:</w:t>
+            </w:r>
+          </w:p>
+        </w:tc>
+      </w:tr>
+      <w:tr>
+        <w:tc>
+          <w:tcPr>
+            <w:tcW w:w="4111" w:type="dxa"/>
+            <w:tcMar>
+              <w:top w:w="0" w:type="dxa"/>
+              <w:left w:w="108" w:type="dxa"/>
+              <w:bottom w:w="0" w:type="dxa"/>
+              <w:right w:w="108" w:type="dxa"/>
+            </w:tcMar>
+            <w:hideMark/>
+          </w:tcPr>
+          <w:p>
+            <w:pPr>
+              <w:rPr>
+                <w:sz w:val="28"/>
+                <w:szCs w:val="28"/>
+                <w:lang w:eastAsia="uk-UA"/>
+              </w:rPr>
+            </w:pPr>
+            <w:proofErr w:type="spellStart"/>
+            <w:r>
+              <w:rPr>
+                <w:color w:val="000000"/>
+                <w:sz w:val="28"/>
+                <w:szCs w:val="28"/>
+                <w:lang w:eastAsia="uk-UA"/>
+              </w:rPr>
+              <w:t>професор</w:t>
+            </w:r>
+            <w:proofErr w:type="spellEnd"/>
+          </w:p>
+        </w:tc>
+        <w:tc>
+          <w:tcPr>
+            <w:tcW w:w="5670" w:type="dxa"/>
+            <w:tcMar>
+              <w:top w:w="0" w:type="dxa"/>
+              <w:left w:w="108" w:type="dxa"/>
+              <w:bottom w:w="0" w:type="dxa"/>
+              <w:right w:w="108" w:type="dxa"/>
+            </w:tcMar>
+            <w:hideMark/>
+          </w:tcPr>
+          <w:p>
+            <w:pPr>
+              <w:ind w:left="1560" w:hanging="1560"/>
+              <w:jc w:val="right"/>
+              <w:rPr>
+                <w:sz w:val="28"/>
+                <w:szCs w:val="28"/>
+                <w:lang w:val="uk-UA"/>
+              </w:rPr>
+            </w:pPr>
+            <w:r>
+              <w:rPr>
+                <w:sz w:val="28"/>
+                <w:szCs w:val="28"/>
+                <w:lang w:val="uk-UA"/>
+              </w:rPr>
+              <w:t>аспірант 1-го курсу</w:t>
+            </w:r>
+          </w:p>
+          <w:p>
+            <w:pPr>
+              <w:ind w:left="1560" w:hanging="1560"/>
+              <w:jc w:val="right"/>
+              <w:rPr>
+                <w:color w:val="000000" w:themeColor="text1"/>
+                <w:sz w:val="28"/>
+                <w:szCs w:val="28"/>
+                <w:lang w:val="uk-UA"/>
+              </w:rPr>
+            </w:pPr>
+            <w:r>
+              <w:rPr>
+                <w:sz w:val="28"/>
+                <w:szCs w:val="28"/>
+                <w:lang w:val="uk-UA"/>
+              </w:rPr>
+              <w:t xml:space="preserve">спеціальності </w:t>
+            </w:r>
+            <w:r>
+              <w:rPr>
+                <w:color w:val="000000" w:themeColor="text1"/>
+                <w:sz w:val="28"/>
+                <w:szCs w:val="28"/>
+                <w:lang w:val="uk-UA"/>
+              </w:rPr>
+              <w:t xml:space="preserve">F5 </w:t>
+            </w:r>
+            <w:proofErr w:type="spellStart"/>
+            <w:r>
+              <w:rPr>
+                <w:color w:val="000000" w:themeColor="text1"/>
+                <w:sz w:val="28"/>
+                <w:szCs w:val="28"/>
+                <w:lang w:val="uk-UA"/>
+              </w:rPr>
+              <w:t>Кібербезпека</w:t>
+            </w:r>
+            <w:proofErr w:type="spellEnd"/>
+          </w:p>
+          <w:p>
+            <w:pPr>
+              <w:ind w:left="1560" w:hanging="1560"/>
+              <w:jc w:val="right"/>
+              <w:rPr>
+                <w:color w:val="000000" w:themeColor="text1"/>
+                <w:sz w:val="28"/>
+                <w:szCs w:val="28"/>
+                <w:lang w:val="uk-UA"/>
+              </w:rPr>
+            </w:pPr>
+            <w:r>
+              <w:rPr>
+                <w:color w:val="000000" w:themeColor="text1"/>
+                <w:sz w:val="28"/>
+                <w:szCs w:val="28"/>
+                <w:lang w:val="uk-UA"/>
+              </w:rPr>
+              <w:t>та захист інформації</w:t>
+            </w:r>
+          </w:p>
+          <w:p>
+            <w:pPr>
+              <w:jc w:val="right"/>
+              <w:rPr>
+                <w:sz w:val="28"/>
+                <w:szCs w:val="28"/>
+                <w:lang w:val="uk-UA" w:eastAsia="uk-UA"/>
+              </w:rPr>
+            </w:pPr>
+          </w:p>
+        </w:tc>
+      </w:tr>
+      <w:tr>
+        <w:tc>
+          <w:tcPr>
+            <w:tcW w:w="4111" w:type="dxa"/>
+            <w:tcMar>
+              <w:top w:w="0" w:type="dxa"/>
+              <w:left w:w="108" w:type="dxa"/>
+              <w:bottom w:w="0" w:type="dxa"/>
+              <w:right w:w="108" w:type="dxa"/>
+            </w:tcMar>
+            <w:hideMark/>
+          </w:tcPr>
+          <w:p>
+            <w:pPr>
+              <w:rPr>
+                <w:sz w:val="28"/>
+                <w:szCs w:val="28"/>
+                <w:lang w:eastAsia="uk-UA"/>
+              </w:rPr>
+            </w:pPr>
+            <w:r>
+              <w:rPr>
+                <w:color w:val="000000"/>
+                <w:sz w:val="28"/>
+                <w:szCs w:val="28"/>
+                <w:lang w:eastAsia="uk-UA"/>
+              </w:rPr>
+              <w:t>Бабенко В. Г.</w:t>
+            </w:r>
+          </w:p>
+        </w:tc>
+        <w:tc>
+          <w:tcPr>
+            <w:tcW w:w="5670" w:type="dxa"/>
+            <w:tcMar>
+              <w:top w:w="0" w:type="dxa"/>
+              <w:left w:w="108" w:type="dxa"/>
+              <w:bottom w:w="0" w:type="dxa"/>
+              <w:right w:w="108" w:type="dxa"/>
+            </w:tcMar>
+            <w:hideMark/>
+          </w:tcPr>
+          <w:p>
+            <w:pPr>
+              <w:ind w:left="709" w:hanging="709"/>
+              <w:jc w:val="right"/>
+              <w:rPr>
+                <w:bCs/>
+                <w:iCs/>
+                <w:color w:val="000000" w:themeColor="text1"/>
+                <w:sz w:val="28"/>
+                <w:szCs w:val="28"/>
+                <w:lang w:val="uk-UA"/>
+              </w:rPr>
+            </w:pPr>
+            <w:proofErr w:type="spellStart"/>
+            <w:r>
+              <w:rPr>
+                <w:bCs/>
+                <w:iCs/>
+                <w:color w:val="000000" w:themeColor="text1"/>
+                <w:sz w:val="28"/>
+                <w:szCs w:val="28"/>
+                <w:lang w:val="uk-UA"/>
+              </w:rPr>
+              <w:t>Білозор</w:t>
+            </w:r>
+            <w:proofErr w:type="spellEnd"/>
+            <w:r>
+              <w:rPr>
+                <w:bCs/>
+                <w:iCs/>
+                <w:color w:val="000000" w:themeColor="text1"/>
+                <w:sz w:val="28"/>
+                <w:szCs w:val="28"/>
+                <w:lang w:val="uk-UA"/>
+              </w:rPr>
+              <w:t xml:space="preserve"> Дмитро Олександрович</w:t>
+            </w:r>
+          </w:p>
+          <w:p>
+            <w:pPr>
+              <w:jc w:val="right"/>
+              <w:rPr>
+                <w:bCs/>
+                <w:sz w:val="28"/>
+                <w:szCs w:val="28"/>
+                <w:lang w:eastAsia="uk-UA"/>
+              </w:rPr>
+            </w:pPr>
+          </w:p>
+        </w:tc>
+      </w:tr>
+    </w:tbl>
+    <w:p>
+      <w:pPr>
+        <w:ind w:left="709"/>
+        <w:rPr>
+          <w:sz w:val="28"/>
+          <w:szCs w:val="28"/>
+          <w:lang w:val="en-US"/>
+        </w:rPr>
+      </w:pPr>
+    </w:p>
+    <w:p>
+      <w:pPr>
+        <w:ind w:left="709"/>
+        <w:rPr>
+          <w:sz w:val="28"/>
+          <w:szCs w:val="28"/>
+          <w:lang w:val="uk-UA"/>
+        </w:rPr>
+      </w:pPr>
+    </w:p>
+    <w:p>
+      <w:pPr>
+        <w:ind w:left="709"/>
+        <w:rPr>
+          <w:sz w:val="28"/>
+          <w:szCs w:val="28"/>
+          <w:lang w:val="uk-UA"/>
+        </w:rPr>
+      </w:pPr>
+    </w:p>
+    <w:p>
+      <w:pPr>
+        <w:ind w:left="709"/>
+        <w:rPr>
+          <w:sz w:val="28"/>
+          <w:szCs w:val="28"/>
+          <w:lang w:val="uk-UA"/>
+        </w:rPr>
+      </w:pPr>
+    </w:p>
+    <w:p>
+      <w:pPr>
+        <w:ind w:left="709"/>
+        <w:rPr>
+          <w:rFonts w:ascii="Times New Roman CYR" w:hAnsi="Times New Roman CYR"/>
+          <w:szCs w:val="28"/>
+          <w:lang w:val="uk-UA"/>
+        </w:rPr>
+      </w:pPr>
+    </w:p>
+    <w:p>
+      <w:pPr>
+        <w:rPr>
+          <w:rFonts w:ascii="Times New Roman CYR" w:hAnsi="Times New Roman CYR"/>
+          <w:bCs/>
+          <w:szCs w:val="28"/>
+          <w:lang w:val="uk-UA"/>
+        </w:rPr>
+      </w:pPr>
+    </w:p>
+    <w:p>
+      <w:pPr>
+        <w:ind w:left="709" w:hanging="709"/>
+        <w:jc w:val="center"/>
+        <w:rPr>
+          <w:rFonts w:ascii="Times New Roman CYR" w:hAnsi="Times New Roman CYR"/>
+          <w:bCs/>
+          <w:szCs w:val="28"/>
+          <w:lang w:val="uk-UA"/>
+        </w:rPr>
+      </w:pPr>
+    </w:p>
+    <w:p>
+      <w:pPr>
+        <w:ind w:left="709" w:hanging="709"/>
+        <w:jc w:val="center"/>
+        <w:rPr>
+          <w:rFonts w:ascii="Times New Roman CYR" w:hAnsi="Times New Roman CYR"/>
+          <w:bCs/>
+          <w:szCs w:val="28"/>
+          <w:lang w:val="uk-UA"/>
+        </w:rPr>
+      </w:pPr>
+      <w:r>
+        <w:rPr>
+          <w:rFonts w:ascii="Times New Roman CYR" w:hAnsi="Times New Roman CYR"/>
+          <w:bCs/>
+          <w:szCs w:val="28"/>
+          <w:lang w:val="uk-UA"/>
+        </w:rPr>
+        <w:t>Черкаси – 2025 р.</w:t>
+      </w:r>
+    </w:p>
+    <w:p>
+      <w:pPr>
+        <w:spacing w:line="360" w:lineRule="auto"/>
         <w:jc w:val="center"/>
         <w:rPr>
           <w:rFonts w:ascii="Times New Roman CYR" w:hAnsi="Times New Roman CYR"/>
@@ -42,17 +939,14 @@
       <w:r>
         <w:rPr>
           <w:rFonts w:ascii="Times New Roman CYR" w:hAnsi="Times New Roman CYR"/>
-          <w:b/>
-          <w:sz w:val="28"/>
-          <w:szCs w:val="28"/>
-          <w:lang w:val="uk-UA"/>
-        </w:rPr>
-        <w:t>Міністерство освіти і науки України</w:t>
-      </w:r>
-    </w:p>
-    <w:p>
-      <w:pPr>
-        <w:jc w:val="center"/>
+          <w:sz w:val="28"/>
+          <w:szCs w:val="28"/>
+          <w:lang w:val="uk-UA"/>
+        </w:rPr>
+        <w:lastRenderedPageBreak/>
+        <w:t>Тема:</w:t>
+      </w:r>
+      <w:r>
         <w:rPr>
           <w:rFonts w:ascii="Times New Roman CYR" w:hAnsi="Times New Roman CYR"/>
           <w:b/>
@@ -60,7 +954,8 @@
           <w:szCs w:val="28"/>
           <w:lang w:val="uk-UA"/>
         </w:rPr>
-      </w:pPr>
+        <w:t xml:space="preserve"> </w:t>
+      </w:r>
       <w:r>
         <w:rPr>
           <w:rFonts w:ascii="Times New Roman CYR" w:hAnsi="Times New Roman CYR"/>
@@ -69,12 +964,10 @@
           <w:szCs w:val="28"/>
           <w:lang w:val="uk-UA"/>
         </w:rPr>
-        <w:t>Черкаський державний технологічний університет</w:t>
-      </w:r>
-    </w:p>
-    <w:p>
-      <w:pPr>
-        <w:jc w:val="center"/>
+        <w:t>“</w:t>
+      </w:r>
+      <w:proofErr w:type="spellStart"/>
+      <w:r>
         <w:rPr>
           <w:rFonts w:ascii="Times New Roman CYR" w:hAnsi="Times New Roman CYR"/>
           <w:b/>
@@ -82,11 +975,10 @@
           <w:szCs w:val="28"/>
           <w:lang w:val="uk-UA"/>
         </w:rPr>
-      </w:pPr>
-    </w:p>
-    <w:p>
-      <w:pPr>
-        <w:jc w:val="center"/>
+        <w:t>Нейромережа</w:t>
+      </w:r>
+      <w:proofErr w:type="spellEnd"/>
+      <w:r>
         <w:rPr>
           <w:rFonts w:ascii="Times New Roman CYR" w:hAnsi="Times New Roman CYR"/>
           <w:b/>
@@ -94,816 +986,33 @@
           <w:szCs w:val="28"/>
           <w:lang w:val="uk-UA"/>
         </w:rPr>
-      </w:pPr>
-    </w:p>
-    <w:p>
-      <w:pPr>
-        <w:jc w:val="center"/>
-        <w:rPr>
-          <w:rFonts w:ascii="Times New Roman CYR" w:hAnsi="Times New Roman CYR"/>
-          <w:b/>
-          <w:sz w:val="28"/>
-          <w:szCs w:val="28"/>
-          <w:lang w:val="uk-UA"/>
-        </w:rPr>
-      </w:pPr>
-    </w:p>
-    <w:p>
-      <w:pPr>
-        <w:jc w:val="center"/>
-        <w:rPr>
-          <w:rFonts w:ascii="Times New Roman CYR" w:hAnsi="Times New Roman CYR"/>
-          <w:b/>
-          <w:sz w:val="28"/>
-          <w:szCs w:val="28"/>
-          <w:lang w:val="uk-UA"/>
-        </w:rPr>
-      </w:pPr>
-      <w:r>
-        <w:rPr>
-          <w:rFonts w:ascii="Times New Roman CYR" w:hAnsi="Times New Roman CYR"/>
-          <w:b/>
-          <w:sz w:val="28"/>
-          <w:szCs w:val="28"/>
-          <w:lang w:val="uk-UA"/>
-        </w:rPr>
-        <w:t>Факультет інформаційних технологій і систем</w:t>
-      </w:r>
-    </w:p>
-    <w:p>
-      <w:pPr>
-        <w:ind w:left="709"/>
-        <w:rPr>
-          <w:rFonts w:ascii="Times New Roman CYR" w:hAnsi="Times New Roman CYR"/>
-          <w:sz w:val="20"/>
-          <w:lang w:val="uk-UA"/>
-        </w:rPr>
-      </w:pPr>
-    </w:p>
-    <w:p>
-      <w:pPr>
-        <w:ind w:left="709" w:hanging="709"/>
-        <w:jc w:val="center"/>
-        <w:rPr>
-          <w:rFonts w:ascii="Times New Roman CYR" w:hAnsi="Times New Roman CYR"/>
-          <w:b/>
-          <w:sz w:val="28"/>
-          <w:szCs w:val="28"/>
-          <w:lang w:val="uk-UA"/>
-        </w:rPr>
-      </w:pPr>
-      <w:r>
-        <w:rPr>
-          <w:rFonts w:ascii="Times New Roman CYR" w:hAnsi="Times New Roman CYR"/>
-          <w:b/>
-          <w:sz w:val="28"/>
-          <w:szCs w:val="28"/>
-          <w:lang w:val="uk-UA"/>
-        </w:rPr>
-        <w:t>Кафедра комп’ютерних наук та системного аналізу</w:t>
-      </w:r>
-    </w:p>
-    <w:p>
-      <w:pPr>
-        <w:ind w:left="709"/>
-        <w:rPr>
-          <w:rFonts w:ascii="Times New Roman CYR" w:hAnsi="Times New Roman CYR"/>
-          <w:sz w:val="32"/>
-          <w:szCs w:val="32"/>
-          <w:lang w:val="uk-UA"/>
-        </w:rPr>
-      </w:pPr>
-    </w:p>
-    <w:p>
-      <w:pPr>
-        <w:ind w:left="709"/>
-        <w:rPr>
-          <w:rFonts w:ascii="Times New Roman CYR" w:hAnsi="Times New Roman CYR"/>
-          <w:sz w:val="32"/>
-          <w:szCs w:val="32"/>
-          <w:lang w:val="uk-UA"/>
-        </w:rPr>
-      </w:pPr>
-    </w:p>
-    <w:p>
-      <w:pPr>
-        <w:ind w:left="709" w:hanging="709"/>
-        <w:jc w:val="center"/>
-        <w:rPr>
-          <w:rFonts w:ascii="Times New Roman CYR" w:hAnsi="Times New Roman CYR"/>
-          <w:sz w:val="28"/>
-          <w:szCs w:val="28"/>
-          <w:lang w:val="uk-UA"/>
-        </w:rPr>
-      </w:pPr>
-      <w:r>
-        <w:rPr>
-          <w:rFonts w:ascii="Times New Roman CYR" w:hAnsi="Times New Roman CYR"/>
-          <w:sz w:val="28"/>
-          <w:szCs w:val="28"/>
-          <w:lang w:val="uk-UA"/>
-        </w:rPr>
-        <w:t xml:space="preserve">Дисципліна: </w:t>
-      </w:r>
-      <w:r>
-        <w:rPr>
-          <w:b/>
-          <w:sz w:val="28"/>
-          <w:szCs w:val="28"/>
-          <w:lang w:val="uk-UA"/>
-        </w:rPr>
-        <w:t xml:space="preserve">Природно-надійні системи </w:t>
-      </w:r>
-      <w:proofErr w:type="spellStart"/>
-      <w:r>
-        <w:rPr>
-          <w:b/>
-          <w:sz w:val="28"/>
-          <w:szCs w:val="28"/>
-          <w:lang w:val="uk-UA"/>
-        </w:rPr>
-        <w:t>кібербезпеки</w:t>
-      </w:r>
-      <w:proofErr w:type="spellEnd"/>
-    </w:p>
-    <w:p>
-      <w:pPr>
-        <w:ind w:left="709"/>
-        <w:rPr>
-          <w:rFonts w:ascii="Times New Roman CYR" w:hAnsi="Times New Roman CYR"/>
-          <w:sz w:val="32"/>
-          <w:szCs w:val="32"/>
-          <w:lang w:val="uk-UA"/>
-        </w:rPr>
-      </w:pPr>
-    </w:p>
-    <w:p>
-      <w:pPr>
-        <w:ind w:left="709"/>
-        <w:rPr>
-          <w:rFonts w:ascii="Times New Roman CYR" w:hAnsi="Times New Roman CYR"/>
-          <w:sz w:val="32"/>
-          <w:szCs w:val="32"/>
-          <w:lang w:val="uk-UA"/>
-        </w:rPr>
-      </w:pPr>
-    </w:p>
-    <w:p>
-      <w:pPr>
-        <w:ind w:left="709"/>
-        <w:rPr>
-          <w:rFonts w:ascii="Times New Roman CYR" w:hAnsi="Times New Roman CYR"/>
-          <w:sz w:val="32"/>
-          <w:szCs w:val="32"/>
-          <w:lang w:val="uk-UA"/>
-        </w:rPr>
-      </w:pPr>
-    </w:p>
-    <w:p>
-      <w:pPr>
-        <w:ind w:left="709"/>
-        <w:rPr>
-          <w:rFonts w:ascii="Times New Roman CYR" w:hAnsi="Times New Roman CYR"/>
-          <w:sz w:val="32"/>
-          <w:szCs w:val="32"/>
-          <w:lang w:val="uk-UA"/>
-        </w:rPr>
-      </w:pPr>
-    </w:p>
-    <w:p>
-      <w:pPr>
-        <w:ind w:left="709"/>
-        <w:rPr>
-          <w:rFonts w:ascii="Times New Roman CYR" w:hAnsi="Times New Roman CYR"/>
-          <w:sz w:val="32"/>
-          <w:szCs w:val="32"/>
-          <w:lang w:val="uk-UA"/>
-        </w:rPr>
-      </w:pPr>
-    </w:p>
-    <w:p>
-      <w:pPr>
-        <w:ind w:left="709"/>
-        <w:rPr>
-          <w:rFonts w:ascii="Times New Roman CYR" w:hAnsi="Times New Roman CYR"/>
-          <w:sz w:val="32"/>
-          <w:szCs w:val="32"/>
-          <w:lang w:val="uk-UA"/>
-        </w:rPr>
-      </w:pPr>
-    </w:p>
-    <w:p>
-      <w:pPr>
-        <w:jc w:val="center"/>
-        <w:rPr>
-          <w:rFonts w:ascii="Times New Roman CYR" w:hAnsi="Times New Roman CYR"/>
-          <w:b/>
-          <w:sz w:val="32"/>
-          <w:szCs w:val="32"/>
-          <w:lang w:val="uk-UA"/>
-        </w:rPr>
-      </w:pPr>
-      <w:r>
-        <w:rPr>
-          <w:rFonts w:ascii="Times New Roman CYR" w:hAnsi="Times New Roman CYR"/>
-          <w:b/>
-          <w:sz w:val="32"/>
-          <w:szCs w:val="32"/>
-          <w:lang w:val="uk-UA"/>
-        </w:rPr>
-        <w:t>З В І Т</w:t>
-      </w:r>
-    </w:p>
-    <w:p>
-      <w:pPr>
-        <w:ind w:left="1560" w:hanging="1560"/>
-        <w:jc w:val="center"/>
-        <w:rPr>
-          <w:rFonts w:ascii="Times New Roman CYR" w:hAnsi="Times New Roman CYR"/>
-          <w:b/>
-          <w:sz w:val="32"/>
-          <w:szCs w:val="32"/>
-          <w:lang w:val="uk-UA"/>
-        </w:rPr>
-      </w:pPr>
-    </w:p>
-    <w:p>
-      <w:pPr>
-        <w:ind w:left="1560" w:hanging="1560"/>
-        <w:jc w:val="center"/>
-        <w:rPr>
-          <w:rFonts w:ascii="Times New Roman CYR" w:hAnsi="Times New Roman CYR"/>
-          <w:b/>
-          <w:sz w:val="28"/>
-          <w:szCs w:val="28"/>
-          <w:lang w:val="en-US"/>
-        </w:rPr>
-      </w:pPr>
-      <w:r>
-        <w:rPr>
-          <w:rFonts w:ascii="Times New Roman CYR" w:hAnsi="Times New Roman CYR"/>
-          <w:b/>
-          <w:sz w:val="28"/>
-          <w:szCs w:val="28"/>
-          <w:lang w:val="uk-UA"/>
-        </w:rPr>
-        <w:t xml:space="preserve">з лабораторної роботи № </w:t>
-      </w:r>
-      <w:r>
-        <w:rPr>
-          <w:rFonts w:ascii="Times New Roman CYR" w:hAnsi="Times New Roman CYR"/>
-          <w:b/>
-          <w:sz w:val="28"/>
-          <w:szCs w:val="28"/>
-          <w:lang w:val="en-US"/>
-        </w:rPr>
-        <w:t>6</w:t>
-      </w:r>
-    </w:p>
-    <w:p>
-      <w:pPr>
-        <w:jc w:val="center"/>
-        <w:rPr>
-          <w:rFonts w:ascii="Times New Roman CYR" w:hAnsi="Times New Roman CYR"/>
-          <w:b/>
-          <w:sz w:val="28"/>
-          <w:szCs w:val="28"/>
-          <w:lang w:val="uk-UA"/>
-        </w:rPr>
-      </w:pPr>
-    </w:p>
-    <w:p>
-      <w:pPr>
-        <w:tabs>
-          <w:tab w:val="left" w:pos="560"/>
-          <w:tab w:val="left" w:pos="1120"/>
-          <w:tab w:val="left" w:pos="1680"/>
-          <w:tab w:val="left" w:pos="2240"/>
-          <w:tab w:val="left" w:pos="2800"/>
-          <w:tab w:val="left" w:pos="3360"/>
-          <w:tab w:val="left" w:pos="3920"/>
-          <w:tab w:val="left" w:pos="4480"/>
-          <w:tab w:val="left" w:pos="5040"/>
-          <w:tab w:val="left" w:pos="5600"/>
-          <w:tab w:val="left" w:pos="6160"/>
-          <w:tab w:val="left" w:pos="6720"/>
-        </w:tabs>
-        <w:autoSpaceDE w:val="0"/>
-        <w:autoSpaceDN w:val="0"/>
-        <w:adjustRightInd w:val="0"/>
-        <w:jc w:val="center"/>
-        <w:rPr>
-          <w:rFonts w:eastAsiaTheme="minorHAnsi"/>
-          <w:b/>
-          <w:bCs/>
-          <w:color w:val="000000"/>
-          <w:sz w:val="28"/>
-          <w:szCs w:val="28"/>
-          <w:lang w:val="en-US" w:eastAsia="en-US"/>
-          <w14:ligatures w14:val="standardContextual"/>
-        </w:rPr>
-      </w:pPr>
-      <w:r>
-        <w:rPr>
-          <w:rFonts w:ascii="Times New Roman CYR" w:hAnsi="Times New Roman CYR"/>
-          <w:b/>
-          <w:sz w:val="28"/>
-          <w:szCs w:val="28"/>
-          <w:lang w:val="uk-UA"/>
-        </w:rPr>
-        <w:t>Тема: „</w:t>
-      </w:r>
-      <w:proofErr w:type="spellStart"/>
-      <w:r>
-        <w:rPr>
-          <w:rFonts w:ascii="Times New Roman CYR" w:hAnsi="Times New Roman CYR"/>
-          <w:b/>
-          <w:sz w:val="28"/>
-          <w:szCs w:val="28"/>
-          <w:lang w:val="uk-UA"/>
-        </w:rPr>
-        <w:t>Нейромережа</w:t>
-      </w:r>
-      <w:proofErr w:type="spellEnd"/>
-      <w:r>
-        <w:rPr>
-          <w:rFonts w:ascii="Times New Roman CYR" w:hAnsi="Times New Roman CYR"/>
-          <w:b/>
-          <w:sz w:val="28"/>
-          <w:szCs w:val="28"/>
-          <w:lang w:val="uk-UA"/>
-        </w:rPr>
-        <w:t xml:space="preserve"> мультиплікативної уваги на основі SRN для шифрування інформації</w:t>
-      </w:r>
-      <w:r>
-        <w:rPr>
-          <w:rFonts w:ascii="Times New Roman CYR" w:hAnsi="Times New Roman CYR"/>
-          <w:b/>
-          <w:sz w:val="28"/>
-          <w:szCs w:val="28"/>
-          <w:lang w:val="uk-UA"/>
-        </w:rPr>
-        <w:t>"</w:t>
-      </w:r>
-    </w:p>
-    <w:p>
-      <w:pPr>
-        <w:ind w:left="1560" w:hanging="1560"/>
-        <w:jc w:val="center"/>
-        <w:rPr>
-          <w:rFonts w:ascii="Times New Roman CYR" w:hAnsi="Times New Roman CYR"/>
-          <w:b/>
-          <w:sz w:val="32"/>
-          <w:szCs w:val="32"/>
-          <w:lang w:val="uk-UA"/>
-        </w:rPr>
-      </w:pPr>
-    </w:p>
-    <w:p>
-      <w:pPr>
-        <w:ind w:left="1560" w:hanging="1560"/>
-        <w:jc w:val="center"/>
-        <w:rPr>
-          <w:rFonts w:ascii="Times New Roman CYR" w:hAnsi="Times New Roman CYR"/>
-          <w:color w:val="000000" w:themeColor="text1"/>
-          <w:szCs w:val="28"/>
-          <w:lang w:val="uk-UA"/>
-        </w:rPr>
-      </w:pPr>
-      <w:r>
-        <w:rPr>
-          <w:rFonts w:ascii="Times New Roman CYR" w:hAnsi="Times New Roman CYR"/>
-          <w:szCs w:val="28"/>
-          <w:lang w:val="uk-UA"/>
-        </w:rPr>
-        <w:t xml:space="preserve">аспіранта 1-го курсу спеціальності </w:t>
-      </w:r>
-      <w:r>
-        <w:rPr>
-          <w:rFonts w:ascii="Times New Roman CYR" w:hAnsi="Times New Roman CYR"/>
-          <w:color w:val="000000" w:themeColor="text1"/>
-          <w:szCs w:val="28"/>
-          <w:lang w:val="uk-UA"/>
-        </w:rPr>
-        <w:t xml:space="preserve">F5 </w:t>
-      </w:r>
-      <w:proofErr w:type="spellStart"/>
-      <w:r>
-        <w:rPr>
-          <w:rFonts w:ascii="Times New Roman CYR" w:hAnsi="Times New Roman CYR"/>
-          <w:color w:val="000000" w:themeColor="text1"/>
-          <w:szCs w:val="28"/>
-          <w:lang w:val="uk-UA"/>
-        </w:rPr>
-        <w:t>Кібербезпека</w:t>
-      </w:r>
-      <w:proofErr w:type="spellEnd"/>
-      <w:r>
-        <w:rPr>
-          <w:rFonts w:ascii="Times New Roman CYR" w:hAnsi="Times New Roman CYR"/>
-          <w:color w:val="000000" w:themeColor="text1"/>
-          <w:szCs w:val="28"/>
-          <w:lang w:val="uk-UA"/>
-        </w:rPr>
-        <w:t xml:space="preserve"> та захист інформації</w:t>
-      </w:r>
-    </w:p>
-    <w:p>
-      <w:pPr>
-        <w:ind w:left="709"/>
-        <w:jc w:val="center"/>
+        <w:t xml:space="preserve"> мультиплікативної уваги на основі SRN для шифрування інформації”</w:t>
+      </w:r>
+    </w:p>
+    <w:p>
+      <w:pPr>
+        <w:spacing w:line="360" w:lineRule="auto"/>
+        <w:jc w:val="both"/>
         <w:rPr>
           <w:rFonts w:ascii="Times New Roman CYR" w:hAnsi="Times New Roman CYR"/>
           <w:b/>
           <w:i/>
-          <w:szCs w:val="28"/>
-          <w:lang w:val="uk-UA"/>
-        </w:rPr>
-      </w:pPr>
-    </w:p>
-    <w:p>
-      <w:pPr>
-        <w:ind w:left="709" w:hanging="709"/>
-        <w:jc w:val="center"/>
-        <w:rPr>
-          <w:rFonts w:ascii="Times New Roman CYR" w:hAnsi="Times New Roman CYR"/>
-          <w:b/>
-          <w:iCs/>
-          <w:color w:val="000000" w:themeColor="text1"/>
-          <w:szCs w:val="28"/>
-          <w:lang w:val="uk-UA"/>
-        </w:rPr>
-      </w:pPr>
-      <w:r>
-        <w:rPr>
-          <w:rFonts w:ascii="Times New Roman CYR" w:hAnsi="Times New Roman CYR"/>
-          <w:b/>
-          <w:iCs/>
-          <w:color w:val="000000" w:themeColor="text1"/>
-          <w:szCs w:val="28"/>
-          <w:lang w:val="uk-UA"/>
-        </w:rPr>
-        <w:t>Білозора Дмитра Олександровича</w:t>
-      </w:r>
-    </w:p>
-    <w:p>
-      <w:pPr>
-        <w:ind w:left="709" w:right="520"/>
-        <w:jc w:val="right"/>
-        <w:rPr>
-          <w:rFonts w:ascii="Times New Roman CYR" w:hAnsi="Times New Roman CYR"/>
-          <w:szCs w:val="28"/>
-          <w:lang w:val="uk-UA"/>
-        </w:rPr>
-      </w:pPr>
-      <w:r>
-        <w:rPr>
-          <w:rFonts w:ascii="Times New Roman CYR" w:hAnsi="Times New Roman CYR"/>
-          <w:szCs w:val="28"/>
-          <w:lang w:val="uk-UA"/>
-        </w:rPr>
-        <w:t>________________</w:t>
-      </w:r>
-    </w:p>
-    <w:p>
-      <w:pPr>
-        <w:ind w:left="1408" w:right="378" w:firstLine="5822"/>
-        <w:rPr>
-          <w:rFonts w:ascii="Times New Roman CYR" w:hAnsi="Times New Roman CYR"/>
-          <w:sz w:val="20"/>
-          <w:lang w:val="uk-UA"/>
-        </w:rPr>
-      </w:pPr>
-      <w:r>
-        <w:rPr>
-          <w:rFonts w:ascii="Times New Roman CYR" w:hAnsi="Times New Roman CYR"/>
-          <w:sz w:val="20"/>
-          <w:lang w:val="uk-UA"/>
-        </w:rPr>
-        <w:t>(Підпис аспіранта)</w:t>
-      </w:r>
-    </w:p>
-    <w:p>
-      <w:pPr>
-        <w:ind w:left="709"/>
-        <w:rPr>
-          <w:rFonts w:ascii="Times New Roman CYR" w:hAnsi="Times New Roman CYR"/>
-          <w:szCs w:val="28"/>
-          <w:lang w:val="uk-UA"/>
-        </w:rPr>
-      </w:pPr>
-    </w:p>
-    <w:p>
-      <w:pPr>
-        <w:ind w:left="709"/>
-        <w:rPr>
-          <w:rFonts w:ascii="Times New Roman CYR" w:hAnsi="Times New Roman CYR"/>
-          <w:szCs w:val="28"/>
-          <w:lang w:val="uk-UA"/>
-        </w:rPr>
-      </w:pPr>
-    </w:p>
-    <w:p>
-      <w:pPr>
-        <w:ind w:left="709"/>
-        <w:rPr>
-          <w:rFonts w:ascii="Times New Roman CYR" w:hAnsi="Times New Roman CYR"/>
-          <w:szCs w:val="28"/>
-          <w:lang w:val="uk-UA"/>
-        </w:rPr>
-      </w:pPr>
-    </w:p>
-    <w:p>
-      <w:pPr>
-        <w:ind w:left="709"/>
-        <w:rPr>
-          <w:rFonts w:ascii="Times New Roman CYR" w:hAnsi="Times New Roman CYR"/>
-          <w:szCs w:val="28"/>
-          <w:lang w:val="uk-UA"/>
-        </w:rPr>
-      </w:pPr>
-      <w:r>
-        <w:rPr>
-          <w:rFonts w:ascii="Times New Roman CYR" w:hAnsi="Times New Roman CYR"/>
-          <w:szCs w:val="28"/>
-          <w:lang w:val="uk-UA"/>
-        </w:rPr>
-        <w:t>Оцінка __________________</w:t>
-      </w:r>
-    </w:p>
-    <w:p>
-      <w:pPr>
-        <w:ind w:left="709"/>
-        <w:jc w:val="right"/>
-        <w:rPr>
-          <w:rFonts w:ascii="Times New Roman CYR" w:hAnsi="Times New Roman CYR"/>
-          <w:szCs w:val="28"/>
-          <w:lang w:val="uk-UA"/>
-        </w:rPr>
-      </w:pPr>
-    </w:p>
-    <w:p>
-      <w:pPr>
-        <w:ind w:left="709"/>
-        <w:rPr>
-          <w:rFonts w:ascii="Times New Roman CYR" w:hAnsi="Times New Roman CYR"/>
-          <w:szCs w:val="28"/>
-          <w:lang w:val="uk-UA"/>
-        </w:rPr>
-      </w:pPr>
-      <w:r>
-        <w:rPr>
-          <w:rFonts w:ascii="Times New Roman CYR" w:hAnsi="Times New Roman CYR"/>
-          <w:szCs w:val="28"/>
-          <w:lang w:val="uk-UA"/>
-        </w:rPr>
-        <w:t>Перевірено ______________</w:t>
-      </w:r>
-    </w:p>
-    <w:p>
-      <w:pPr>
-        <w:ind w:left="709" w:firstLine="1843"/>
-        <w:rPr>
-          <w:rFonts w:ascii="Times New Roman CYR" w:hAnsi="Times New Roman CYR"/>
-          <w:szCs w:val="28"/>
-          <w:lang w:val="uk-UA"/>
-        </w:rPr>
-      </w:pPr>
-      <w:r>
-        <w:rPr>
-          <w:rFonts w:ascii="Times New Roman CYR" w:hAnsi="Times New Roman CYR"/>
-          <w:sz w:val="20"/>
-          <w:lang w:val="uk-UA"/>
-        </w:rPr>
-        <w:t>(Дата)</w:t>
-      </w:r>
-    </w:p>
-    <w:p>
-      <w:pPr>
-        <w:ind w:left="709"/>
-        <w:rPr>
-          <w:rFonts w:ascii="Times New Roman CYR" w:hAnsi="Times New Roman CYR"/>
-          <w:szCs w:val="28"/>
-          <w:lang w:val="uk-UA"/>
-        </w:rPr>
-      </w:pPr>
-      <w:r>
-        <w:rPr>
-          <w:rFonts w:ascii="Times New Roman CYR" w:hAnsi="Times New Roman CYR"/>
-          <w:szCs w:val="28"/>
-          <w:lang w:val="uk-UA"/>
-        </w:rPr>
-        <w:t>Викладач ________________ /________________/</w:t>
-      </w:r>
-    </w:p>
-    <w:p>
-      <w:pPr>
-        <w:ind w:left="1417" w:firstLine="707"/>
-        <w:rPr>
-          <w:rFonts w:ascii="Times New Roman CYR" w:hAnsi="Times New Roman CYR"/>
-          <w:szCs w:val="28"/>
-          <w:lang w:val="uk-UA"/>
-        </w:rPr>
-      </w:pPr>
-      <w:r>
-        <w:rPr>
-          <w:rFonts w:ascii="Times New Roman CYR" w:hAnsi="Times New Roman CYR"/>
-          <w:sz w:val="20"/>
-          <w:lang w:val="uk-UA"/>
-        </w:rPr>
-        <w:t xml:space="preserve">     (Підпис)</w:t>
-      </w:r>
-      <w:r>
-        <w:rPr>
-          <w:rFonts w:ascii="Times New Roman CYR" w:hAnsi="Times New Roman CYR"/>
-          <w:sz w:val="20"/>
-          <w:lang w:val="uk-UA"/>
-        </w:rPr>
-        <w:tab/>
-        <w:t xml:space="preserve">     (Прізвище та ініціали)</w:t>
-      </w:r>
-    </w:p>
-    <w:p>
-      <w:pPr>
-        <w:ind w:left="709"/>
-        <w:rPr>
-          <w:rFonts w:ascii="Times New Roman CYR" w:hAnsi="Times New Roman CYR"/>
-          <w:szCs w:val="28"/>
-          <w:lang w:val="uk-UA"/>
-        </w:rPr>
-      </w:pPr>
-    </w:p>
-    <w:p>
-      <w:pPr>
-        <w:rPr>
-          <w:rFonts w:ascii="Times New Roman CYR" w:hAnsi="Times New Roman CYR"/>
-          <w:szCs w:val="28"/>
-          <w:lang w:val="uk-UA"/>
-        </w:rPr>
-      </w:pPr>
-    </w:p>
-    <w:p>
-      <w:pPr>
-        <w:ind w:left="709"/>
-        <w:rPr>
-          <w:rFonts w:ascii="Times New Roman CYR" w:hAnsi="Times New Roman CYR"/>
-          <w:szCs w:val="28"/>
-          <w:lang w:val="uk-UA"/>
-        </w:rPr>
-      </w:pPr>
-    </w:p>
-    <w:p>
-      <w:pPr>
-        <w:ind w:left="709"/>
-        <w:rPr>
-          <w:rFonts w:ascii="Times New Roman CYR" w:hAnsi="Times New Roman CYR"/>
-          <w:szCs w:val="28"/>
-          <w:lang w:val="uk-UA"/>
-        </w:rPr>
-      </w:pPr>
-    </w:p>
-    <w:p>
-      <w:pPr>
-        <w:ind w:left="709" w:hanging="709"/>
-        <w:jc w:val="center"/>
-        <w:rPr>
-          <w:rFonts w:ascii="Times New Roman CYR" w:hAnsi="Times New Roman CYR"/>
-          <w:b/>
-          <w:szCs w:val="28"/>
-          <w:lang w:val="uk-UA"/>
-        </w:rPr>
-      </w:pPr>
-      <w:r>
-        <w:rPr>
-          <w:rFonts w:ascii="Times New Roman CYR" w:hAnsi="Times New Roman CYR"/>
-          <w:b/>
-          <w:szCs w:val="28"/>
-          <w:lang w:val="uk-UA"/>
-        </w:rPr>
-        <w:t>Черкаси – 2025 р.</w:t>
-      </w:r>
-    </w:p>
-    <w:p>
-      <w:pPr>
-        <w:spacing w:after="160" w:line="278" w:lineRule="auto"/>
-        <w:rPr>
-          <w:rFonts w:ascii="Times New Roman CYR" w:hAnsi="Times New Roman CYR"/>
-          <w:b/>
-          <w:szCs w:val="28"/>
-          <w:lang w:val="uk-UA"/>
-        </w:rPr>
-      </w:pPr>
-    </w:p>
-    <w:p>
-      <w:pPr>
-        <w:spacing w:line="360" w:lineRule="auto"/>
-        <w:jc w:val="center"/>
-        <w:rPr>
-          <w:rFonts w:ascii="Times New Roman CYR" w:hAnsi="Times New Roman CYR"/>
-          <w:b/>
-          <w:lang w:val="uk-UA"/>
-        </w:rPr>
-      </w:pPr>
-      <w:r>
-        <w:rPr>
-          <w:rFonts w:ascii="Times New Roman CYR" w:hAnsi="Times New Roman CYR"/>
-          <w:b/>
-          <w:lang w:val="uk-UA"/>
-        </w:rPr>
-        <w:lastRenderedPageBreak/>
-        <w:t>З В І Т</w:t>
-      </w:r>
-    </w:p>
-    <w:p>
-      <w:pPr>
-        <w:spacing w:line="360" w:lineRule="auto"/>
-        <w:ind w:left="1560" w:hanging="1560"/>
-        <w:jc w:val="center"/>
-        <w:rPr>
-          <w:rFonts w:ascii="Times New Roman CYR" w:hAnsi="Times New Roman CYR"/>
-          <w:lang w:val="en-US"/>
-        </w:rPr>
-      </w:pPr>
-      <w:r>
-        <w:rPr>
-          <w:rFonts w:ascii="Times New Roman CYR" w:hAnsi="Times New Roman CYR"/>
-          <w:lang w:val="uk-UA"/>
-        </w:rPr>
-        <w:t xml:space="preserve">про виконання завдань до лабораторної роботи № </w:t>
-      </w:r>
-      <w:r>
-        <w:rPr>
-          <w:rFonts w:ascii="Times New Roman CYR" w:hAnsi="Times New Roman CYR"/>
-          <w:lang w:val="en-US"/>
-        </w:rPr>
-        <w:t>6</w:t>
-      </w:r>
-    </w:p>
-    <w:p>
-      <w:pPr>
-        <w:spacing w:line="360" w:lineRule="auto"/>
-        <w:jc w:val="center"/>
-        <w:rPr>
-          <w:rFonts w:ascii="Times New Roman CYR" w:hAnsi="Times New Roman CYR"/>
-          <w:b/>
-          <w:lang w:val="uk-UA"/>
-        </w:rPr>
-      </w:pPr>
-      <w:r>
-        <w:rPr>
-          <w:rFonts w:ascii="Times New Roman CYR" w:hAnsi="Times New Roman CYR"/>
-          <w:lang w:val="uk-UA"/>
-        </w:rPr>
-        <w:t>Тема:</w:t>
-      </w:r>
-      <w:r>
-        <w:rPr>
-          <w:rFonts w:ascii="Times New Roman CYR" w:hAnsi="Times New Roman CYR"/>
-          <w:b/>
-          <w:lang w:val="uk-UA"/>
-        </w:rPr>
-        <w:t xml:space="preserve"> </w:t>
-      </w:r>
-      <w:r>
-        <w:rPr>
-          <w:rFonts w:ascii="Times New Roman CYR" w:hAnsi="Times New Roman CYR"/>
-          <w:b/>
-          <w:lang w:val="uk-UA"/>
-        </w:rPr>
-        <w:t>“</w:t>
-      </w:r>
-      <w:proofErr w:type="spellStart"/>
-      <w:r>
-        <w:rPr>
-          <w:rFonts w:ascii="Times New Roman CYR" w:hAnsi="Times New Roman CYR"/>
-          <w:b/>
-          <w:lang w:val="uk-UA"/>
-        </w:rPr>
-        <w:t>Нейромережа</w:t>
-      </w:r>
-      <w:proofErr w:type="spellEnd"/>
-      <w:r>
-        <w:rPr>
-          <w:rFonts w:ascii="Times New Roman CYR" w:hAnsi="Times New Roman CYR"/>
-          <w:b/>
-          <w:lang w:val="uk-UA"/>
-        </w:rPr>
-        <w:t xml:space="preserve"> мультиплікативної уваги на основі SRN для шифрування інформації”</w:t>
-      </w:r>
-    </w:p>
-    <w:p>
-      <w:pPr>
-        <w:pStyle w:val="ListParagraph"/>
-        <w:numPr>
-          <w:ilvl w:val="0"/>
-          <w:numId w:val="19"/>
-        </w:numPr>
+          <w:sz w:val="28"/>
+          <w:szCs w:val="28"/>
+          <w:lang w:val="uk-UA"/>
+        </w:rPr>
+      </w:pPr>
+    </w:p>
+    <w:p>
+      <w:pPr>
         <w:spacing w:line="360" w:lineRule="auto"/>
         <w:jc w:val="both"/>
         <w:rPr>
           <w:rFonts w:ascii="Times New Roman CYR" w:hAnsi="Times New Roman CYR"/>
           <w:b/>
           <w:i/>
+          <w:sz w:val="28"/>
+          <w:szCs w:val="28"/>
           <w:lang w:val="uk-UA"/>
         </w:rPr>
       </w:pPr>
@@ -912,6 +1021,8 @@
           <w:rFonts w:ascii="Times New Roman CYR" w:hAnsi="Times New Roman CYR"/>
           <w:b/>
           <w:i/>
+          <w:sz w:val="28"/>
+          <w:szCs w:val="28"/>
           <w:lang w:val="uk-UA"/>
         </w:rPr>
         <w:t>Мета роботи:</w:t>
@@ -921,12 +1032,16 @@
           <w:rFonts w:ascii="Times New Roman CYR" w:hAnsi="Times New Roman CYR"/>
           <w:b/>
           <w:i/>
+          <w:sz w:val="28"/>
+          <w:szCs w:val="28"/>
           <w:lang w:val="uk-UA"/>
         </w:rPr>
         <w:t xml:space="preserve"> </w:t>
       </w:r>
       <w:r>
         <w:rPr>
+          <w:sz w:val="28"/>
+          <w:szCs w:val="28"/>
           <w:lang w:val="uk-UA"/>
         </w:rPr>
         <w:t>Дослідити та реалізувати архітектуру Seq2seq з механізмом уваги (</w:t>
@@ -934,6 +1049,8 @@
       <w:proofErr w:type="spellStart"/>
       <w:r>
         <w:rPr>
+          <w:sz w:val="28"/>
+          <w:szCs w:val="28"/>
           <w:lang w:val="uk-UA"/>
         </w:rPr>
         <w:t>Attention</w:t>
@@ -941,6 +1058,8 @@
       <w:proofErr w:type="spellEnd"/>
       <w:r>
         <w:rPr>
+          <w:sz w:val="28"/>
+          <w:szCs w:val="28"/>
           <w:lang w:val="uk-UA"/>
         </w:rPr>
         <w:t>) на основі рекурентних шарів SRN</w:t>
@@ -948,24 +1067,1141 @@
     </w:p>
     <w:p>
       <w:pPr>
+        <w:spacing w:line="360" w:lineRule="auto"/>
+        <w:rPr>
+          <w:b/>
+          <w:i/>
+          <w:sz w:val="28"/>
+          <w:szCs w:val="28"/>
+          <w:lang w:val="uk-UA"/>
+        </w:rPr>
+      </w:pPr>
+    </w:p>
+    <w:p>
+      <w:pPr>
+        <w:spacing w:line="360" w:lineRule="auto"/>
+        <w:jc w:val="center"/>
+        <w:rPr>
+          <w:b/>
+          <w:i/>
+          <w:sz w:val="28"/>
+          <w:szCs w:val="28"/>
+          <w:lang w:val="uk-UA"/>
+        </w:rPr>
+      </w:pPr>
+      <w:r>
+        <w:rPr>
+          <w:b/>
+          <w:i/>
+          <w:sz w:val="28"/>
+          <w:szCs w:val="28"/>
+          <w:lang w:val="uk-UA"/>
+        </w:rPr>
+        <w:t>Завдання для виконання:</w:t>
+      </w:r>
+    </w:p>
+    <w:p>
+      <w:pPr>
+        <w:pStyle w:val="Normal15"/>
         <w:numPr>
           <w:ilvl w:val="0"/>
-          <w:numId w:val="19"/>
+          <w:numId w:val="21"/>
         </w:numPr>
-        <w:spacing w:line="360" w:lineRule="auto"/>
+        <w:jc w:val="both"/>
+        <w:rPr>
+          <w:sz w:val="28"/>
+          <w:szCs w:val="28"/>
+          <w:lang w:val="uk-UA" w:eastAsia="en-GB"/>
+        </w:rPr>
+      </w:pPr>
+      <w:r>
+        <w:rPr>
+          <w:sz w:val="28"/>
+          <w:szCs w:val="28"/>
+          <w:lang w:val="uk-UA"/>
+        </w:rPr>
+        <w:t xml:space="preserve">Реалізувати модель </w:t>
+      </w:r>
+      <w:proofErr w:type="spellStart"/>
+      <w:r>
+        <w:rPr>
+          <w:sz w:val="28"/>
+          <w:szCs w:val="28"/>
+          <w:lang w:val="uk-UA"/>
+        </w:rPr>
+        <w:t>Encoder-Decoder</w:t>
+      </w:r>
+      <w:proofErr w:type="spellEnd"/>
+      <w:r>
+        <w:rPr>
+          <w:sz w:val="28"/>
+          <w:szCs w:val="28"/>
+          <w:lang w:val="uk-UA"/>
+        </w:rPr>
+        <w:t xml:space="preserve">, де </w:t>
+      </w:r>
+      <w:proofErr w:type="spellStart"/>
+      <w:r>
+        <w:rPr>
+          <w:sz w:val="28"/>
+          <w:szCs w:val="28"/>
+          <w:lang w:val="uk-UA"/>
+        </w:rPr>
+        <w:t>кодер</w:t>
+      </w:r>
+      <w:proofErr w:type="spellEnd"/>
+      <w:r>
+        <w:rPr>
+          <w:sz w:val="28"/>
+          <w:szCs w:val="28"/>
+          <w:lang w:val="uk-UA"/>
+        </w:rPr>
+        <w:t xml:space="preserve"> та декодер побудовані на шарах </w:t>
+      </w:r>
+      <w:proofErr w:type="spellStart"/>
+      <w:r>
+        <w:rPr>
+          <w:rStyle w:val="HTMLCode"/>
+          <w:rFonts w:eastAsiaTheme="majorEastAsia"/>
+          <w:sz w:val="28"/>
+          <w:szCs w:val="28"/>
+          <w:lang w:val="uk-UA"/>
+        </w:rPr>
+        <w:t>SimpleRNN</w:t>
+      </w:r>
+      <w:proofErr w:type="spellEnd"/>
+      <w:r>
+        <w:rPr>
+          <w:sz w:val="28"/>
+          <w:szCs w:val="28"/>
+          <w:lang w:val="uk-UA"/>
+        </w:rPr>
+        <w:t>.</w:t>
+      </w:r>
+    </w:p>
+    <w:p>
+      <w:pPr>
+        <w:pStyle w:val="Normal15"/>
+        <w:numPr>
+          <w:ilvl w:val="0"/>
+          <w:numId w:val="21"/>
+        </w:numPr>
+        <w:jc w:val="both"/>
+        <w:rPr>
+          <w:sz w:val="28"/>
+          <w:szCs w:val="28"/>
+          <w:lang w:val="uk-UA"/>
+        </w:rPr>
+      </w:pPr>
+      <w:r>
+        <w:rPr>
+          <w:sz w:val="28"/>
+          <w:szCs w:val="28"/>
+          <w:lang w:val="uk-UA"/>
+        </w:rPr>
+        <w:t xml:space="preserve">Додати до архітектури шар </w:t>
+      </w:r>
+      <w:proofErr w:type="spellStart"/>
+      <w:r>
+        <w:rPr>
+          <w:rStyle w:val="HTMLCode"/>
+          <w:rFonts w:eastAsiaTheme="majorEastAsia"/>
+          <w:sz w:val="28"/>
+          <w:szCs w:val="28"/>
+          <w:lang w:val="uk-UA"/>
+        </w:rPr>
+        <w:t>tensorflow.keras.layers.Attention</w:t>
+      </w:r>
+      <w:proofErr w:type="spellEnd"/>
+      <w:r>
+        <w:rPr>
+          <w:sz w:val="28"/>
+          <w:szCs w:val="28"/>
+          <w:lang w:val="uk-UA"/>
+        </w:rPr>
+        <w:t xml:space="preserve"> для покращення взаємодії між </w:t>
+      </w:r>
+      <w:proofErr w:type="spellStart"/>
+      <w:r>
+        <w:rPr>
+          <w:sz w:val="28"/>
+          <w:szCs w:val="28"/>
+          <w:lang w:val="uk-UA"/>
+        </w:rPr>
+        <w:t>кодером</w:t>
+      </w:r>
+      <w:proofErr w:type="spellEnd"/>
+      <w:r>
+        <w:rPr>
+          <w:sz w:val="28"/>
+          <w:szCs w:val="28"/>
+          <w:lang w:val="uk-UA"/>
+        </w:rPr>
+        <w:t xml:space="preserve"> та декодером.</w:t>
+      </w:r>
+    </w:p>
+    <w:p>
+      <w:pPr>
+        <w:pStyle w:val="Normal15"/>
+        <w:numPr>
+          <w:ilvl w:val="0"/>
+          <w:numId w:val="21"/>
+        </w:numPr>
+        <w:jc w:val="both"/>
+        <w:rPr>
+          <w:sz w:val="28"/>
+          <w:szCs w:val="28"/>
+          <w:lang w:val="uk-UA"/>
+        </w:rPr>
+      </w:pPr>
+      <w:r>
+        <w:rPr>
+          <w:sz w:val="28"/>
+          <w:szCs w:val="28"/>
+          <w:lang w:val="uk-UA"/>
+        </w:rPr>
+        <w:t>Обрати на підставі номеру варіанту (Варіант 1) кількість ітерацій (</w:t>
+      </w:r>
+      <w:proofErr w:type="spellStart"/>
+      <w:r>
+        <w:rPr>
+          <w:rStyle w:val="HTMLCode"/>
+          <w:rFonts w:eastAsiaTheme="majorEastAsia"/>
+          <w:sz w:val="28"/>
+          <w:szCs w:val="28"/>
+          <w:lang w:val="uk-UA"/>
+        </w:rPr>
+        <w:t>epochs</w:t>
+      </w:r>
+      <w:proofErr w:type="spellEnd"/>
+      <w:r>
+        <w:rPr>
+          <w:sz w:val="28"/>
+          <w:szCs w:val="28"/>
+          <w:lang w:val="uk-UA"/>
+        </w:rPr>
+        <w:t>) для навчання.</w:t>
+      </w:r>
+    </w:p>
+    <w:p>
+      <w:pPr>
+        <w:pStyle w:val="Normal15"/>
+        <w:numPr>
+          <w:ilvl w:val="0"/>
+          <w:numId w:val="21"/>
+        </w:numPr>
+        <w:jc w:val="both"/>
+        <w:rPr>
+          <w:sz w:val="28"/>
+          <w:szCs w:val="28"/>
+          <w:lang w:val="uk-UA"/>
+        </w:rPr>
+      </w:pPr>
+      <w:r>
+        <w:rPr>
+          <w:sz w:val="28"/>
+          <w:szCs w:val="28"/>
+          <w:lang w:val="uk-UA"/>
+        </w:rPr>
+        <w:t>Навчити модель та оцінити, як механізм уваги впливає на якість "дешифрування" (перекладу) порівняно з попередніми моделями.</w:t>
+      </w:r>
+    </w:p>
+    <w:p>
+      <w:pPr>
+        <w:pStyle w:val="Normal15"/>
+        <w:jc w:val="both"/>
+        <w:rPr>
+          <w:sz w:val="28"/>
+          <w:szCs w:val="28"/>
+          <w:lang w:val="uk-UA"/>
+        </w:rPr>
+      </w:pPr>
+    </w:p>
+    <w:p>
+      <w:pPr>
+        <w:pStyle w:val="NormalWeb"/>
+        <w:spacing w:before="0" w:beforeAutospacing="0" w:after="0" w:afterAutospacing="0" w:line="360" w:lineRule="auto"/>
+        <w:jc w:val="center"/>
+        <w:rPr>
+          <w:i/>
+          <w:iCs/>
+          <w:sz w:val="28"/>
+          <w:szCs w:val="28"/>
+          <w:lang w:val="uk-UA"/>
+        </w:rPr>
+      </w:pPr>
+      <w:proofErr w:type="spellStart"/>
+      <w:r>
         <w:rPr>
           <w:b/>
+          <w:bCs/>
           <w:i/>
-          <w:lang w:val="uk-UA"/>
-        </w:rPr>
-      </w:pPr>
+          <w:iCs/>
+          <w:sz w:val="28"/>
+          <w:szCs w:val="28"/>
+          <w:lang w:val="uk-UA"/>
+        </w:rPr>
+        <w:t>Теоритичні</w:t>
+      </w:r>
+      <w:proofErr w:type="spellEnd"/>
       <w:r>
         <w:rPr>
           <w:b/>
+          <w:bCs/>
           <w:i/>
-          <w:lang w:val="uk-UA"/>
-        </w:rPr>
-        <w:t>Завдання для виконання:</w:t>
+          <w:iCs/>
+          <w:sz w:val="28"/>
+          <w:szCs w:val="28"/>
+          <w:lang w:val="uk-UA"/>
+        </w:rPr>
+        <w:t xml:space="preserve"> відомості:</w:t>
+      </w:r>
+    </w:p>
+    <w:p>
+      <w:pPr>
+        <w:pStyle w:val="Normal15"/>
+        <w:ind w:firstLine="720"/>
+        <w:jc w:val="both"/>
+        <w:rPr>
+          <w:b/>
+          <w:bCs/>
+          <w:sz w:val="28"/>
+          <w:szCs w:val="28"/>
+          <w:lang w:val="en-UA"/>
+        </w:rPr>
+      </w:pPr>
+      <w:r>
+        <w:rPr>
+          <w:b/>
+          <w:bCs/>
+          <w:sz w:val="28"/>
+          <w:szCs w:val="28"/>
+          <w:lang w:val="en-UA"/>
+        </w:rPr>
+        <w:t>1. Обмеження класичної архітектури Seq2seq</w:t>
+      </w:r>
+    </w:p>
+    <w:p>
+      <w:pPr>
+        <w:pStyle w:val="Normal15"/>
+        <w:ind w:firstLine="720"/>
+        <w:jc w:val="both"/>
+        <w:rPr>
+          <w:sz w:val="28"/>
+          <w:szCs w:val="28"/>
+          <w:lang w:val="en-UA"/>
+        </w:rPr>
+      </w:pPr>
+      <w:r>
+        <w:rPr>
+          <w:sz w:val="28"/>
+          <w:szCs w:val="28"/>
+          <w:lang w:val="en-UA"/>
+        </w:rPr>
+        <w:t>У попередніх лабораторних роботах (№3–5) розглядалася класична архітектура Encoder-Decoder, де кодер стискає всю вхідну послідовність у єдиний вектор фіксованої довжини — вектор контексту (</w:t>
+      </w:r>
+      <w:r>
+        <w:rPr>
+          <w:b/>
+          <w:bCs/>
+          <w:sz w:val="28"/>
+          <w:szCs w:val="28"/>
+          <w:lang w:val="en-UA"/>
+        </w:rPr>
+        <w:t>context vector</w:t>
+      </w:r>
+      <w:r>
+        <w:rPr>
+          <w:sz w:val="28"/>
+          <w:szCs w:val="28"/>
+          <w:lang w:val="en-UA"/>
+        </w:rPr>
+        <w:t>). Цей вектор передається декодеру лише один раз (на початку генерації).</w:t>
+      </w:r>
+    </w:p>
+    <w:p>
+      <w:pPr>
+        <w:pStyle w:val="Normal15"/>
+        <w:jc w:val="both"/>
+        <w:rPr>
+          <w:sz w:val="28"/>
+          <w:szCs w:val="28"/>
+          <w:lang w:val="en-UA"/>
+        </w:rPr>
+      </w:pPr>
+      <w:r>
+        <w:rPr>
+          <w:sz w:val="28"/>
+          <w:szCs w:val="28"/>
+          <w:lang w:val="en-UA"/>
+        </w:rPr>
+        <w:t>Такий підхід має суттєвий недолік, відомий як "проблема вузького місця" (bottleneck problem).</w:t>
+      </w:r>
+    </w:p>
+    <w:p>
+      <w:pPr>
+        <w:pStyle w:val="Normal15"/>
+        <w:numPr>
+          <w:ilvl w:val="0"/>
+          <w:numId w:val="22"/>
+        </w:numPr>
+        <w:jc w:val="both"/>
+        <w:rPr>
+          <w:sz w:val="28"/>
+          <w:szCs w:val="28"/>
+          <w:lang w:val="en-UA"/>
+        </w:rPr>
+      </w:pPr>
+      <w:r>
+        <w:rPr>
+          <w:b/>
+          <w:bCs/>
+          <w:sz w:val="28"/>
+          <w:szCs w:val="28"/>
+          <w:lang w:val="en-UA"/>
+        </w:rPr>
+        <w:t>Втрата інформації:</w:t>
+      </w:r>
+      <w:r>
+        <w:rPr>
+          <w:sz w:val="28"/>
+          <w:szCs w:val="28"/>
+          <w:lang w:val="en-UA"/>
+        </w:rPr>
+        <w:t xml:space="preserve"> Стиснути довге речення (наприклад, 50 слів) у один вектор (наприклад, 256 чисел) без втрати змісту надзвичайно важко.</w:t>
+      </w:r>
+    </w:p>
+    <w:p>
+      <w:pPr>
+        <w:pStyle w:val="Normal15"/>
+        <w:numPr>
+          <w:ilvl w:val="0"/>
+          <w:numId w:val="22"/>
+        </w:numPr>
+        <w:jc w:val="both"/>
+        <w:rPr>
+          <w:sz w:val="28"/>
+          <w:szCs w:val="28"/>
+          <w:lang w:val="en-UA"/>
+        </w:rPr>
+      </w:pPr>
+      <w:r>
+        <w:rPr>
+          <w:b/>
+          <w:bCs/>
+          <w:sz w:val="28"/>
+          <w:szCs w:val="28"/>
+          <w:lang w:val="en-UA"/>
+        </w:rPr>
+        <w:t>Забування:</w:t>
+      </w:r>
+      <w:r>
+        <w:rPr>
+          <w:sz w:val="28"/>
+          <w:szCs w:val="28"/>
+          <w:lang w:val="en-UA"/>
+        </w:rPr>
+        <w:t xml:space="preserve"> Декодер змушений покладатися на цей єдиний вектор протягом усього процесу генерації. При генерації кінця довгого речення початковий контекст може бути "забутий" або розмитий.</w:t>
+      </w:r>
+    </w:p>
+    <w:p>
+      <w:pPr>
+        <w:pStyle w:val="Normal15"/>
+        <w:ind w:firstLine="360"/>
+        <w:jc w:val="both"/>
+        <w:rPr>
+          <w:b/>
+          <w:bCs/>
+          <w:sz w:val="28"/>
+          <w:szCs w:val="28"/>
+          <w:lang w:val="ru-RU"/>
+        </w:rPr>
+      </w:pPr>
+    </w:p>
+    <w:p>
+      <w:pPr>
+        <w:pStyle w:val="Normal15"/>
+        <w:ind w:firstLine="720"/>
+        <w:jc w:val="both"/>
+        <w:rPr>
+          <w:b/>
+          <w:bCs/>
+          <w:sz w:val="28"/>
+          <w:szCs w:val="28"/>
+          <w:lang w:val="en-UA"/>
+        </w:rPr>
+      </w:pPr>
+      <w:r>
+        <w:rPr>
+          <w:b/>
+          <w:bCs/>
+          <w:sz w:val="28"/>
+          <w:szCs w:val="28"/>
+          <w:lang w:val="en-UA"/>
+        </w:rPr>
+        <w:t>2. Концепція механізму уваги (Attention)</w:t>
+      </w:r>
+    </w:p>
+    <w:p>
+      <w:pPr>
+        <w:pStyle w:val="Normal15"/>
+        <w:ind w:firstLine="360"/>
+        <w:jc w:val="both"/>
+        <w:rPr>
+          <w:sz w:val="28"/>
+          <w:szCs w:val="28"/>
+          <w:lang w:val="en-UA"/>
+        </w:rPr>
+      </w:pPr>
+      <w:r>
+        <w:rPr>
+          <w:sz w:val="28"/>
+          <w:szCs w:val="28"/>
+          <w:lang w:val="en-UA"/>
+        </w:rPr>
+        <w:t>Механізм уваги (Attention Mechanism), запропонований Багданау (Bahdanau) та пізніше вдосконалений Луонгом (Luong), вирішує проблему вузького місця, докорінно змінюючи спосіб передачі інформації від кодера до декодера.</w:t>
+      </w:r>
+    </w:p>
+    <w:p>
+      <w:pPr>
+        <w:pStyle w:val="Normal15"/>
+        <w:ind w:firstLine="360"/>
+        <w:jc w:val="both"/>
+        <w:rPr>
+          <w:sz w:val="28"/>
+          <w:szCs w:val="28"/>
+          <w:lang w:val="ru-RU"/>
+        </w:rPr>
+      </w:pPr>
+      <w:r>
+        <w:rPr>
+          <w:sz w:val="28"/>
+          <w:szCs w:val="28"/>
+          <w:lang w:val="en-UA"/>
+        </w:rPr>
+        <w:t xml:space="preserve">Замість того, щоб передавати лише один фінальний вектор, кодер передає декодеру </w:t>
+      </w:r>
+      <w:r>
+        <w:rPr>
+          <w:b/>
+          <w:bCs/>
+          <w:sz w:val="28"/>
+          <w:szCs w:val="28"/>
+          <w:lang w:val="en-UA"/>
+        </w:rPr>
+        <w:t>всі</w:t>
+      </w:r>
+      <w:r>
+        <w:rPr>
+          <w:sz w:val="28"/>
+          <w:szCs w:val="28"/>
+          <w:lang w:val="en-UA"/>
+        </w:rPr>
+        <w:t xml:space="preserve"> свої приховані стани (hidden states) з кожного часового кроку. </w:t>
+      </w:r>
+    </w:p>
+    <w:p>
+      <w:pPr>
+        <w:pStyle w:val="Normal15"/>
+        <w:ind w:firstLine="360"/>
+        <w:jc w:val="both"/>
+        <w:rPr>
+          <w:sz w:val="28"/>
+          <w:szCs w:val="28"/>
+          <w:lang w:val="en-UA"/>
+        </w:rPr>
+      </w:pPr>
+      <w:r>
+        <w:rPr>
+          <w:sz w:val="28"/>
+          <w:szCs w:val="28"/>
+          <w:lang w:val="en-UA"/>
+        </w:rPr>
+        <w:t>Механізм уваги дозволяє декодеру на кожному кроці генерації динамічно обирати ("фокусувати увагу"), які саме частини вхідного речення є найбільш важливими для поточного слова, що генерується.</w:t>
+      </w:r>
+    </w:p>
+    <w:p>
+      <w:pPr>
+        <w:pStyle w:val="Normal15"/>
+        <w:ind w:firstLine="720"/>
+        <w:jc w:val="both"/>
+        <w:rPr>
+          <w:b/>
+          <w:bCs/>
+          <w:sz w:val="28"/>
+          <w:szCs w:val="28"/>
+          <w:lang w:val="ru-RU"/>
+        </w:rPr>
+      </w:pPr>
+    </w:p>
+    <w:p>
+      <w:pPr>
+        <w:pStyle w:val="Normal15"/>
+        <w:ind w:firstLine="720"/>
+        <w:jc w:val="both"/>
+        <w:rPr>
+          <w:b/>
+          <w:bCs/>
+          <w:sz w:val="28"/>
+          <w:szCs w:val="28"/>
+          <w:lang w:val="en-UA"/>
+        </w:rPr>
+      </w:pPr>
+      <w:r>
+        <w:rPr>
+          <w:b/>
+          <w:bCs/>
+          <w:sz w:val="28"/>
+          <w:szCs w:val="28"/>
+          <w:lang w:val="en-UA"/>
+        </w:rPr>
+        <w:t>3. Математична модель мультиплікативної уваги</w:t>
+      </w:r>
+    </w:p>
+    <w:p>
+      <w:pPr>
+        <w:pStyle w:val="Normal15"/>
+        <w:ind w:firstLine="360"/>
+        <w:jc w:val="both"/>
+        <w:rPr>
+          <w:sz w:val="28"/>
+          <w:szCs w:val="28"/>
+          <w:lang w:val="en-UA"/>
+        </w:rPr>
+      </w:pPr>
+      <w:r>
+        <w:rPr>
+          <w:sz w:val="28"/>
+          <w:szCs w:val="28"/>
+          <w:lang w:val="en-UA"/>
+        </w:rPr>
+        <w:t xml:space="preserve">У даній роботі розглядається мультиплікативна увага (також відома як Luong Attention або Dot-product Attention). Процес обчислення вектора контексту </w:t>
+      </w:r>
+      <w:r>
+        <w:rPr>
+          <w:b/>
+          <w:bCs/>
+          <w:sz w:val="28"/>
+          <w:szCs w:val="28"/>
+          <w:lang w:val="en-UA"/>
+        </w:rPr>
+        <w:t>c_t</w:t>
+      </w:r>
+      <w:r>
+        <w:rPr>
+          <w:sz w:val="28"/>
+          <w:szCs w:val="28"/>
+          <w:lang w:val="en-UA"/>
+        </w:rPr>
+        <w:t xml:space="preserve"> для поточного кроку декодера </w:t>
+      </w:r>
+      <w:r>
+        <w:rPr>
+          <w:b/>
+          <w:bCs/>
+          <w:sz w:val="28"/>
+          <w:szCs w:val="28"/>
+          <w:lang w:val="en-UA"/>
+        </w:rPr>
+        <w:t>t</w:t>
+      </w:r>
+      <w:r>
+        <w:rPr>
+          <w:sz w:val="28"/>
+          <w:szCs w:val="28"/>
+          <w:lang w:val="en-UA"/>
+        </w:rPr>
+        <w:t xml:space="preserve"> складається з трьох етапів:</w:t>
+      </w:r>
+    </w:p>
+    <w:p>
+      <w:pPr>
+        <w:pStyle w:val="Normal15"/>
+        <w:numPr>
+          <w:ilvl w:val="0"/>
+          <w:numId w:val="23"/>
+        </w:numPr>
+        <w:jc w:val="both"/>
+        <w:rPr>
+          <w:sz w:val="28"/>
+          <w:szCs w:val="28"/>
+          <w:lang w:val="en-UA"/>
+        </w:rPr>
+      </w:pPr>
+      <w:r>
+        <w:rPr>
+          <w:b/>
+          <w:bCs/>
+          <w:sz w:val="28"/>
+          <w:szCs w:val="28"/>
+          <w:lang w:val="en-UA"/>
+        </w:rPr>
+        <w:t>Обчислення оцінок відповідності (Alignment Scores):</w:t>
+      </w:r>
+      <w:r>
+        <w:rPr>
+          <w:sz w:val="28"/>
+          <w:szCs w:val="28"/>
+          <w:lang w:val="en-UA"/>
+        </w:rPr>
+        <w:t xml:space="preserve"> Мережа оцінює, наскільки поточний прихований стан декодера </w:t>
+      </w:r>
+      <w:r>
+        <w:rPr>
+          <w:b/>
+          <w:bCs/>
+          <w:sz w:val="28"/>
+          <w:szCs w:val="28"/>
+          <w:lang w:val="en-UA"/>
+        </w:rPr>
+        <w:t>h_t</w:t>
+      </w:r>
+      <w:r>
+        <w:rPr>
+          <w:sz w:val="28"/>
+          <w:szCs w:val="28"/>
+          <w:lang w:val="en-UA"/>
+        </w:rPr>
+        <w:t xml:space="preserve"> "схожий" на кожен з прихованих станів кодера </w:t>
+      </w:r>
+      <w:r>
+        <w:rPr>
+          <w:b/>
+          <w:bCs/>
+          <w:sz w:val="28"/>
+          <w:szCs w:val="28"/>
+          <w:lang w:val="en-UA"/>
+        </w:rPr>
+        <w:t>\bar{h}_s</w:t>
+      </w:r>
+      <w:r>
+        <w:rPr>
+          <w:sz w:val="28"/>
+          <w:szCs w:val="28"/>
+          <w:lang w:val="en-UA"/>
+        </w:rPr>
+        <w:t xml:space="preserve"> (де </w:t>
+      </w:r>
+      <w:r>
+        <w:rPr>
+          <w:b/>
+          <w:bCs/>
+          <w:sz w:val="28"/>
+          <w:szCs w:val="28"/>
+          <w:lang w:val="en-UA"/>
+        </w:rPr>
+        <w:t>s</w:t>
+      </w:r>
+      <w:r>
+        <w:rPr>
+          <w:sz w:val="28"/>
+          <w:szCs w:val="28"/>
+          <w:lang w:val="en-UA"/>
+        </w:rPr>
+        <w:t xml:space="preserve"> — індекс слова у вхідному реченні). Для мультиплікативної уваги це робиться через скалярний добуток: </w:t>
+      </w:r>
+      <w:r>
+        <w:rPr>
+          <w:b/>
+          <w:bCs/>
+          <w:sz w:val="28"/>
+          <w:szCs w:val="28"/>
+          <w:lang w:val="en-UA"/>
+        </w:rPr>
+        <w:t>score(h_t, \bar{h}_s) = h_t^T * W_a * \bar{h}_s</w:t>
+      </w:r>
+      <w:r>
+        <w:rPr>
+          <w:sz w:val="28"/>
+          <w:szCs w:val="28"/>
+          <w:lang w:val="en-UA"/>
+        </w:rPr>
+        <w:t xml:space="preserve"> Де </w:t>
+      </w:r>
+      <w:r>
+        <w:rPr>
+          <w:b/>
+          <w:bCs/>
+          <w:sz w:val="28"/>
+          <w:szCs w:val="28"/>
+          <w:lang w:val="en-UA"/>
+        </w:rPr>
+        <w:t>W_a</w:t>
+      </w:r>
+      <w:r>
+        <w:rPr>
+          <w:sz w:val="28"/>
+          <w:szCs w:val="28"/>
+          <w:lang w:val="en-UA"/>
+        </w:rPr>
+        <w:t xml:space="preserve"> — навчена матриця ваг, що адаптує простори станів. Чим більше значення скалярного добутку, тим більша схожість і важливість стану </w:t>
+      </w:r>
+      <w:r>
+        <w:rPr>
+          <w:b/>
+          <w:bCs/>
+          <w:sz w:val="28"/>
+          <w:szCs w:val="28"/>
+          <w:lang w:val="en-UA"/>
+        </w:rPr>
+        <w:t>\bar{h}_s</w:t>
+      </w:r>
+      <w:r>
+        <w:rPr>
+          <w:sz w:val="28"/>
+          <w:szCs w:val="28"/>
+          <w:lang w:val="en-UA"/>
+        </w:rPr>
+        <w:t>.</w:t>
+      </w:r>
+    </w:p>
+    <w:p>
+      <w:pPr>
+        <w:pStyle w:val="Normal15"/>
+        <w:numPr>
+          <w:ilvl w:val="0"/>
+          <w:numId w:val="23"/>
+        </w:numPr>
+        <w:jc w:val="both"/>
+        <w:rPr>
+          <w:sz w:val="28"/>
+          <w:szCs w:val="28"/>
+          <w:lang w:val="en-UA"/>
+        </w:rPr>
+      </w:pPr>
+      <w:r>
+        <w:rPr>
+          <w:b/>
+          <w:bCs/>
+          <w:sz w:val="28"/>
+          <w:szCs w:val="28"/>
+          <w:lang w:val="en-UA"/>
+        </w:rPr>
+        <w:t>Обчислення ваг уваги (Attention Weights):</w:t>
+      </w:r>
+      <w:r>
+        <w:rPr>
+          <w:sz w:val="28"/>
+          <w:szCs w:val="28"/>
+          <w:lang w:val="en-UA"/>
+        </w:rPr>
+        <w:t xml:space="preserve"> Отримані оцінки нормалізуються за допомогою функції Softmax, щоб отримати розподіл ймовірностей (сума ваг дорівнює 1): </w:t>
+      </w:r>
+      <w:r>
+        <w:rPr>
+          <w:b/>
+          <w:bCs/>
+          <w:sz w:val="28"/>
+          <w:szCs w:val="28"/>
+          <w:lang w:val="en-UA"/>
+        </w:rPr>
+        <w:t>alpha_{ts} = exp(score(h_t, \bar{h}</w:t>
+      </w:r>
+      <w:r>
+        <w:rPr>
+          <w:b/>
+          <w:bCs/>
+          <w:i/>
+          <w:iCs/>
+          <w:sz w:val="28"/>
+          <w:szCs w:val="28"/>
+          <w:lang w:val="en-UA"/>
+        </w:rPr>
+        <w:t>s)) / Sum(exp(score(h_t, \bar{h}</w:t>
+      </w:r>
+      <w:r>
+        <w:rPr>
+          <w:b/>
+          <w:bCs/>
+          <w:sz w:val="28"/>
+          <w:szCs w:val="28"/>
+          <w:lang w:val="en-UA"/>
+        </w:rPr>
+        <w:t>{s'})))</w:t>
+      </w:r>
+      <w:r>
+        <w:rPr>
+          <w:sz w:val="28"/>
+          <w:szCs w:val="28"/>
+          <w:lang w:val="en-UA"/>
+        </w:rPr>
+        <w:t xml:space="preserve"> Вага </w:t>
+      </w:r>
+      <w:r>
+        <w:rPr>
+          <w:b/>
+          <w:bCs/>
+          <w:sz w:val="28"/>
+          <w:szCs w:val="28"/>
+          <w:lang w:val="en-UA"/>
+        </w:rPr>
+        <w:t>alpha_{ts}</w:t>
+      </w:r>
+      <w:r>
+        <w:rPr>
+          <w:sz w:val="28"/>
+          <w:szCs w:val="28"/>
+          <w:lang w:val="en-UA"/>
+        </w:rPr>
+        <w:t xml:space="preserve"> показує, наскільки </w:t>
+      </w:r>
+      <w:r>
+        <w:rPr>
+          <w:b/>
+          <w:bCs/>
+          <w:sz w:val="28"/>
+          <w:szCs w:val="28"/>
+          <w:lang w:val="en-UA"/>
+        </w:rPr>
+        <w:t>s</w:t>
+      </w:r>
+      <w:r>
+        <w:rPr>
+          <w:sz w:val="28"/>
+          <w:szCs w:val="28"/>
+          <w:lang w:val="en-UA"/>
+        </w:rPr>
+        <w:t xml:space="preserve">-те слово вхідного речення важливе для генерації </w:t>
+      </w:r>
+      <w:r>
+        <w:rPr>
+          <w:b/>
+          <w:bCs/>
+          <w:sz w:val="28"/>
+          <w:szCs w:val="28"/>
+          <w:lang w:val="en-UA"/>
+        </w:rPr>
+        <w:t>t</w:t>
+      </w:r>
+      <w:r>
+        <w:rPr>
+          <w:sz w:val="28"/>
+          <w:szCs w:val="28"/>
+          <w:lang w:val="en-UA"/>
+        </w:rPr>
+        <w:t>-го слова вихідного речення.</w:t>
+      </w:r>
+    </w:p>
+    <w:p>
+      <w:pPr>
+        <w:pStyle w:val="Normal15"/>
+        <w:numPr>
+          <w:ilvl w:val="0"/>
+          <w:numId w:val="23"/>
+        </w:numPr>
+        <w:jc w:val="both"/>
+        <w:rPr>
+          <w:sz w:val="28"/>
+          <w:szCs w:val="28"/>
+          <w:lang w:val="en-UA"/>
+        </w:rPr>
+      </w:pPr>
+      <w:r>
+        <w:rPr>
+          <w:b/>
+          <w:bCs/>
+          <w:sz w:val="28"/>
+          <w:szCs w:val="28"/>
+          <w:lang w:val="en-UA"/>
+        </w:rPr>
+        <w:lastRenderedPageBreak/>
+        <w:t>Обчислення вектора контексту (Context Vector):</w:t>
+      </w:r>
+      <w:r>
+        <w:rPr>
+          <w:sz w:val="28"/>
+          <w:szCs w:val="28"/>
+          <w:lang w:val="en-UA"/>
+        </w:rPr>
+        <w:t xml:space="preserve"> Вектор контексту </w:t>
+      </w:r>
+      <w:r>
+        <w:rPr>
+          <w:b/>
+          <w:bCs/>
+          <w:sz w:val="28"/>
+          <w:szCs w:val="28"/>
+          <w:lang w:val="en-UA"/>
+        </w:rPr>
+        <w:t>c_t</w:t>
+      </w:r>
+      <w:r>
+        <w:rPr>
+          <w:sz w:val="28"/>
+          <w:szCs w:val="28"/>
+          <w:lang w:val="en-UA"/>
+        </w:rPr>
+        <w:t xml:space="preserve"> обчислюється як зважена сума всіх станів кодера: </w:t>
+      </w:r>
+      <w:r>
+        <w:rPr>
+          <w:b/>
+          <w:bCs/>
+          <w:sz w:val="28"/>
+          <w:szCs w:val="28"/>
+          <w:lang w:val="en-UA"/>
+        </w:rPr>
+        <w:t>c_t = Sum(alpha_{ts} * \bar{h}_s)</w:t>
+      </w:r>
+    </w:p>
+    <w:p>
+      <w:pPr>
+        <w:pStyle w:val="Normal15"/>
+        <w:ind w:firstLine="360"/>
+        <w:jc w:val="both"/>
+        <w:rPr>
+          <w:b/>
+          <w:bCs/>
+          <w:sz w:val="28"/>
+          <w:szCs w:val="28"/>
+          <w:lang w:val="ru-RU"/>
+        </w:rPr>
+      </w:pPr>
+    </w:p>
+    <w:p>
+      <w:pPr>
+        <w:pStyle w:val="Normal15"/>
+        <w:ind w:firstLine="360"/>
+        <w:jc w:val="both"/>
+        <w:rPr>
+          <w:b/>
+          <w:bCs/>
+          <w:sz w:val="28"/>
+          <w:szCs w:val="28"/>
+          <w:lang w:val="en-UA"/>
+        </w:rPr>
+      </w:pPr>
+      <w:r>
+        <w:rPr>
+          <w:b/>
+          <w:bCs/>
+          <w:sz w:val="28"/>
+          <w:szCs w:val="28"/>
+          <w:lang w:val="en-UA"/>
+        </w:rPr>
+        <w:t>4. Інтеграція з SRN</w:t>
+      </w:r>
+    </w:p>
+    <w:p>
+      <w:pPr>
+        <w:pStyle w:val="Normal15"/>
+        <w:ind w:firstLine="360"/>
+        <w:jc w:val="both"/>
+        <w:rPr>
+          <w:sz w:val="28"/>
+          <w:szCs w:val="28"/>
+          <w:lang w:val="en-UA"/>
+        </w:rPr>
+      </w:pPr>
+      <w:r>
+        <w:rPr>
+          <w:sz w:val="28"/>
+          <w:szCs w:val="28"/>
+          <w:lang w:val="en-UA"/>
+        </w:rPr>
+        <w:t>У даній лабораторній роботі механізм уваги інтегрується у модель на базі простих рекурентних мереж (SRN).</w:t>
+      </w:r>
+    </w:p>
+    <w:p>
+      <w:pPr>
+        <w:pStyle w:val="Normal15"/>
+        <w:numPr>
+          <w:ilvl w:val="0"/>
+          <w:numId w:val="24"/>
+        </w:numPr>
+        <w:jc w:val="both"/>
+        <w:rPr>
+          <w:sz w:val="28"/>
+          <w:szCs w:val="28"/>
+          <w:lang w:val="en-UA"/>
+        </w:rPr>
+      </w:pPr>
+      <w:r>
+        <w:rPr>
+          <w:b/>
+          <w:bCs/>
+          <w:sz w:val="28"/>
+          <w:szCs w:val="28"/>
+          <w:lang w:val="en-UA"/>
+        </w:rPr>
+        <w:t>Кодер (Encoder SRN):</w:t>
+      </w:r>
+      <w:r>
+        <w:rPr>
+          <w:sz w:val="28"/>
+          <w:szCs w:val="28"/>
+          <w:lang w:val="en-UA"/>
+        </w:rPr>
+        <w:t xml:space="preserve"> Налаштований на повернення повної послідовності станів (</w:t>
+      </w:r>
+      <w:r>
+        <w:rPr>
+          <w:b/>
+          <w:bCs/>
+          <w:sz w:val="28"/>
+          <w:szCs w:val="28"/>
+          <w:lang w:val="en-UA"/>
+        </w:rPr>
+        <w:t>return_sequences=True</w:t>
+      </w:r>
+      <w:r>
+        <w:rPr>
+          <w:sz w:val="28"/>
+          <w:szCs w:val="28"/>
+          <w:lang w:val="en-UA"/>
+        </w:rPr>
+        <w:t xml:space="preserve">), а не лише останнього. Вихід кодера має розмірність </w:t>
+      </w:r>
+      <w:r>
+        <w:rPr>
+          <w:b/>
+          <w:bCs/>
+          <w:sz w:val="28"/>
+          <w:szCs w:val="28"/>
+          <w:lang w:val="en-UA"/>
+        </w:rPr>
+        <w:t>(Batch, Length, Latent_Dim)</w:t>
+      </w:r>
+      <w:r>
+        <w:rPr>
+          <w:sz w:val="28"/>
+          <w:szCs w:val="28"/>
+          <w:lang w:val="en-UA"/>
+        </w:rPr>
+        <w:t>.</w:t>
+      </w:r>
+    </w:p>
+    <w:p>
+      <w:pPr>
+        <w:pStyle w:val="Normal15"/>
+        <w:numPr>
+          <w:ilvl w:val="0"/>
+          <w:numId w:val="24"/>
+        </w:numPr>
+        <w:jc w:val="both"/>
+        <w:rPr>
+          <w:sz w:val="28"/>
+          <w:szCs w:val="28"/>
+          <w:lang w:val="en-UA"/>
+        </w:rPr>
+      </w:pPr>
+      <w:r>
+        <w:rPr>
+          <w:b/>
+          <w:bCs/>
+          <w:sz w:val="28"/>
+          <w:szCs w:val="28"/>
+          <w:lang w:val="en-UA"/>
+        </w:rPr>
+        <w:t>Шар уваги (Attention Layer):</w:t>
+      </w:r>
+      <w:r>
+        <w:rPr>
+          <w:sz w:val="28"/>
+          <w:szCs w:val="28"/>
+          <w:lang w:val="en-UA"/>
+        </w:rPr>
+        <w:t xml:space="preserve"> Приймає два входи:</w:t>
       </w:r>
     </w:p>
     <w:p>
@@ -973,62 +2209,32 @@
         <w:pStyle w:val="Normal15"/>
         <w:numPr>
           <w:ilvl w:val="1"/>
-          <w:numId w:val="21"/>
+          <w:numId w:val="24"/>
         </w:numPr>
         <w:jc w:val="both"/>
         <w:rPr>
-          <w:lang w:val="uk-UA" w:eastAsia="en-GB"/>
-        </w:rPr>
-      </w:pPr>
-      <w:r>
-        <w:rPr>
-          <w:lang w:val="uk-UA"/>
-        </w:rPr>
-        <w:t xml:space="preserve">Реалізувати модель </w:t>
-      </w:r>
-      <w:proofErr w:type="spellStart"/>
-      <w:r>
-        <w:rPr>
-          <w:lang w:val="uk-UA"/>
-        </w:rPr>
-        <w:t>Encoder-Decoder</w:t>
-      </w:r>
-      <w:proofErr w:type="spellEnd"/>
-      <w:r>
-        <w:rPr>
-          <w:lang w:val="uk-UA"/>
-        </w:rPr>
-        <w:t xml:space="preserve">, де </w:t>
-      </w:r>
-      <w:proofErr w:type="spellStart"/>
-      <w:r>
-        <w:rPr>
-          <w:lang w:val="uk-UA"/>
-        </w:rPr>
-        <w:t>кодер</w:t>
-      </w:r>
-      <w:proofErr w:type="spellEnd"/>
-      <w:r>
-        <w:rPr>
-          <w:lang w:val="uk-UA"/>
-        </w:rPr>
-        <w:t xml:space="preserve"> та декодер побудовані на шарах </w:t>
-      </w:r>
-      <w:proofErr w:type="spellStart"/>
-      <w:r>
-        <w:rPr>
-          <w:rStyle w:val="HTMLCode"/>
-          <w:rFonts w:eastAsiaTheme="majorEastAsia"/>
-          <w:lang w:val="uk-UA"/>
-        </w:rPr>
-        <w:t>SimpleRNN</w:t>
-      </w:r>
-      <w:proofErr w:type="spellEnd"/>
-      <w:r>
-        <w:rPr>
-          <w:lang w:val="uk-UA"/>
-        </w:rPr>
-        <w:t>.</w:t>
+          <w:sz w:val="28"/>
+          <w:szCs w:val="28"/>
+          <w:lang w:val="en-UA"/>
+        </w:rPr>
+      </w:pPr>
+      <w:r>
+        <w:rPr>
+          <w:b/>
+          <w:bCs/>
+          <w:sz w:val="28"/>
+          <w:szCs w:val="28"/>
+          <w:lang w:val="en-UA"/>
+        </w:rPr>
+        <w:t>Query (Запит):</w:t>
+      </w:r>
+      <w:r>
+        <w:rPr>
+          <w:sz w:val="28"/>
+          <w:szCs w:val="28"/>
+          <w:lang w:val="en-UA"/>
+        </w:rPr>
+        <w:t xml:space="preserve"> Поточний вихід декодера.</w:t>
       </w:r>
     </w:p>
     <w:p>
@@ -1036,114 +2242,288 @@
         <w:pStyle w:val="Normal15"/>
         <w:numPr>
           <w:ilvl w:val="1"/>
-          <w:numId w:val="21"/>
+          <w:numId w:val="24"/>
         </w:numPr>
         <w:jc w:val="both"/>
         <w:rPr>
-          <w:lang w:val="uk-UA"/>
-        </w:rPr>
-      </w:pPr>
-      <w:r>
-        <w:rPr>
-          <w:lang w:val="uk-UA"/>
-        </w:rPr>
-        <w:t xml:space="preserve">Додати до архітектури шар </w:t>
-      </w:r>
-      <w:proofErr w:type="spellStart"/>
-      <w:r>
-        <w:rPr>
-          <w:rStyle w:val="HTMLCode"/>
-          <w:rFonts w:eastAsiaTheme="majorEastAsia"/>
-          <w:lang w:val="uk-UA"/>
-        </w:rPr>
-        <w:t>tensorflow.keras.layers.Attention</w:t>
-      </w:r>
-      <w:proofErr w:type="spellEnd"/>
-      <w:r>
-        <w:rPr>
-          <w:lang w:val="uk-UA"/>
-        </w:rPr>
-        <w:t xml:space="preserve"> для покращення взаємодії між </w:t>
-      </w:r>
-      <w:proofErr w:type="spellStart"/>
-      <w:r>
-        <w:rPr>
-          <w:lang w:val="uk-UA"/>
-        </w:rPr>
-        <w:t>кодером</w:t>
-      </w:r>
-      <w:proofErr w:type="spellEnd"/>
-      <w:r>
-        <w:rPr>
-          <w:lang w:val="uk-UA"/>
-        </w:rPr>
-        <w:t xml:space="preserve"> та декодером.</w:t>
+          <w:sz w:val="28"/>
+          <w:szCs w:val="28"/>
+          <w:lang w:val="en-UA"/>
+        </w:rPr>
+      </w:pPr>
+      <w:r>
+        <w:rPr>
+          <w:b/>
+          <w:bCs/>
+          <w:sz w:val="28"/>
+          <w:szCs w:val="28"/>
+          <w:lang w:val="en-UA"/>
+        </w:rPr>
+        <w:t>Value/Key (Значення/Ключ):</w:t>
+      </w:r>
+      <w:r>
+        <w:rPr>
+          <w:sz w:val="28"/>
+          <w:szCs w:val="28"/>
+          <w:lang w:val="en-UA"/>
+        </w:rPr>
+        <w:t xml:space="preserve"> Повна послідовність виходів кодера.</w:t>
       </w:r>
     </w:p>
     <w:p>
       <w:pPr>
         <w:pStyle w:val="Normal15"/>
         <w:numPr>
-          <w:ilvl w:val="1"/>
-          <w:numId w:val="21"/>
+          <w:ilvl w:val="0"/>
+          <w:numId w:val="24"/>
         </w:numPr>
         <w:jc w:val="both"/>
         <w:rPr>
-          <w:lang w:val="uk-UA"/>
-        </w:rPr>
-      </w:pPr>
-      <w:r>
-        <w:rPr>
-          <w:lang w:val="uk-UA"/>
-        </w:rPr>
-        <w:t>Обрати на підставі номеру варіанту (Варіант 1) кількість ітерацій (</w:t>
-      </w:r>
-      <w:proofErr w:type="spellStart"/>
-      <w:r>
-        <w:rPr>
-          <w:rStyle w:val="HTMLCode"/>
-          <w:rFonts w:eastAsiaTheme="majorEastAsia"/>
-          <w:lang w:val="uk-UA"/>
-        </w:rPr>
-        <w:t>epochs</w:t>
-      </w:r>
-      <w:proofErr w:type="spellEnd"/>
-      <w:r>
-        <w:rPr>
-          <w:lang w:val="uk-UA"/>
-        </w:rPr>
-        <w:t>) для навчання.</w:t>
+          <w:sz w:val="28"/>
+          <w:szCs w:val="28"/>
+          <w:lang w:val="en-UA"/>
+        </w:rPr>
+      </w:pPr>
+      <w:r>
+        <w:rPr>
+          <w:b/>
+          <w:bCs/>
+          <w:sz w:val="28"/>
+          <w:szCs w:val="28"/>
+          <w:lang w:val="en-UA"/>
+        </w:rPr>
+        <w:t>Декодер (Decoder SRN):</w:t>
+      </w:r>
+      <w:r>
+        <w:rPr>
+          <w:sz w:val="28"/>
+          <w:szCs w:val="28"/>
+          <w:lang w:val="en-UA"/>
+        </w:rPr>
+        <w:t xml:space="preserve"> На кожному кроці отримує об'єднаний вектор, що складається з його власного виходу та розрахованого вектора контексту </w:t>
+      </w:r>
+      <w:r>
+        <w:rPr>
+          <w:b/>
+          <w:bCs/>
+          <w:sz w:val="28"/>
+          <w:szCs w:val="28"/>
+          <w:lang w:val="en-UA"/>
+        </w:rPr>
+        <w:t>c_t</w:t>
+      </w:r>
+      <w:r>
+        <w:rPr>
+          <w:sz w:val="28"/>
+          <w:szCs w:val="28"/>
+          <w:lang w:val="en-UA"/>
+        </w:rPr>
+        <w:t>. Це дає декодеру "підказку" про те, на яку частину вхідного тексту дивитися.</w:t>
+      </w:r>
+    </w:p>
+    <w:p>
+      <w:pPr>
+        <w:pStyle w:val="Normal15"/>
+        <w:ind w:firstLine="360"/>
+        <w:jc w:val="both"/>
+        <w:rPr>
+          <w:b/>
+          <w:bCs/>
+          <w:sz w:val="28"/>
+          <w:szCs w:val="28"/>
+          <w:lang w:val="ru-RU"/>
+        </w:rPr>
+      </w:pPr>
+    </w:p>
+    <w:p>
+      <w:pPr>
+        <w:pStyle w:val="Normal15"/>
+        <w:ind w:firstLine="360"/>
+        <w:jc w:val="both"/>
+        <w:rPr>
+          <w:b/>
+          <w:bCs/>
+          <w:sz w:val="28"/>
+          <w:szCs w:val="28"/>
+          <w:lang w:val="en-UA"/>
+        </w:rPr>
+      </w:pPr>
+      <w:r>
+        <w:rPr>
+          <w:b/>
+          <w:bCs/>
+          <w:sz w:val="28"/>
+          <w:szCs w:val="28"/>
+          <w:lang w:val="en-UA"/>
+        </w:rPr>
+        <w:t>5. Переваги механізму уваги</w:t>
+      </w:r>
+    </w:p>
+    <w:p>
+      <w:pPr>
+        <w:pStyle w:val="Normal15"/>
+        <w:ind w:firstLine="360"/>
+        <w:jc w:val="both"/>
+        <w:rPr>
+          <w:sz w:val="28"/>
+          <w:szCs w:val="28"/>
+          <w:lang w:val="en-UA"/>
+        </w:rPr>
+      </w:pPr>
+      <w:r>
+        <w:rPr>
+          <w:sz w:val="28"/>
+          <w:szCs w:val="28"/>
+          <w:lang w:val="en-UA"/>
+        </w:rPr>
+        <w:t>Впровадження уваги надає моделі Seq2seq низку критичних переваг:</w:t>
       </w:r>
     </w:p>
     <w:p>
       <w:pPr>
         <w:pStyle w:val="Normal15"/>
         <w:numPr>
-          <w:ilvl w:val="1"/>
-          <w:numId w:val="21"/>
+          <w:ilvl w:val="0"/>
+          <w:numId w:val="25"/>
         </w:numPr>
         <w:jc w:val="both"/>
         <w:rPr>
-          <w:lang w:val="uk-UA"/>
-        </w:rPr>
-      </w:pPr>
-      <w:r>
-        <w:rPr>
-          <w:lang w:val="uk-UA"/>
-        </w:rPr>
-        <w:t>Навчити модель та оцінити, як механізм уваги впливає на якість "дешифрування" (перекладу) порівняно з попередніми моделями.</w:t>
-      </w:r>
-    </w:p>
-    <w:p>
-      <w:pPr>
+          <w:sz w:val="28"/>
+          <w:szCs w:val="28"/>
+          <w:lang w:val="en-UA"/>
+        </w:rPr>
+      </w:pPr>
+      <w:r>
+        <w:rPr>
+          <w:b/>
+          <w:bCs/>
+          <w:sz w:val="28"/>
+          <w:szCs w:val="28"/>
+          <w:lang w:val="en-UA"/>
+        </w:rPr>
+        <w:t>Покращення якості перекладу довгих речень:</w:t>
+      </w:r>
+      <w:r>
+        <w:rPr>
+          <w:sz w:val="28"/>
+          <w:szCs w:val="28"/>
+          <w:lang w:val="en-UA"/>
+        </w:rPr>
+        <w:t xml:space="preserve"> Модель не "губиться" у довгих послідовностях, оскільки має прямий доступ до будь-якого слова входу.</w:t>
+      </w:r>
+    </w:p>
+    <w:p>
+      <w:pPr>
+        <w:pStyle w:val="Normal15"/>
         <w:numPr>
           <w:ilvl w:val="0"/>
-          <w:numId w:val="19"/>
+          <w:numId w:val="25"/>
         </w:numPr>
+        <w:jc w:val="both"/>
+        <w:rPr>
+          <w:sz w:val="28"/>
+          <w:szCs w:val="28"/>
+          <w:lang w:val="en-UA"/>
+        </w:rPr>
+      </w:pPr>
+      <w:r>
+        <w:rPr>
+          <w:b/>
+          <w:bCs/>
+          <w:sz w:val="28"/>
+          <w:szCs w:val="28"/>
+          <w:lang w:val="en-UA"/>
+        </w:rPr>
+        <w:t>Інтерпретованість:</w:t>
+      </w:r>
+      <w:r>
+        <w:rPr>
+          <w:sz w:val="28"/>
+          <w:szCs w:val="28"/>
+          <w:lang w:val="en-UA"/>
+        </w:rPr>
+        <w:t xml:space="preserve"> Ваги уваги </w:t>
+      </w:r>
+      <w:r>
+        <w:rPr>
+          <w:b/>
+          <w:bCs/>
+          <w:sz w:val="28"/>
+          <w:szCs w:val="28"/>
+          <w:lang w:val="en-UA"/>
+        </w:rPr>
+        <w:t>alpha_{ts}</w:t>
+      </w:r>
+      <w:r>
+        <w:rPr>
+          <w:sz w:val="28"/>
+          <w:szCs w:val="28"/>
+          <w:lang w:val="en-UA"/>
+        </w:rPr>
+        <w:t xml:space="preserve"> можна візуалізувати у вигляді матриці (теплової карти), що дозволяє побачити, як модель співвідносить слова різних мов (наприклад, бачити, що при генерації слова "кіт" модель дивилася на слово "cat").</w:t>
+      </w:r>
+    </w:p>
+    <w:p>
+      <w:pPr>
+        <w:pStyle w:val="Normal15"/>
+        <w:numPr>
+          <w:ilvl w:val="0"/>
+          <w:numId w:val="25"/>
+        </w:numPr>
+        <w:jc w:val="both"/>
+        <w:rPr>
+          <w:sz w:val="28"/>
+          <w:szCs w:val="28"/>
+          <w:lang w:val="en-UA"/>
+        </w:rPr>
+      </w:pPr>
+      <w:r>
+        <w:rPr>
+          <w:b/>
+          <w:bCs/>
+          <w:sz w:val="28"/>
+          <w:szCs w:val="28"/>
+          <w:lang w:val="en-UA"/>
+        </w:rPr>
+        <w:t>Вирішення проблеми зникаючого градієнта:</w:t>
+      </w:r>
+      <w:r>
+        <w:rPr>
+          <w:sz w:val="28"/>
+          <w:szCs w:val="28"/>
+          <w:lang w:val="en-UA"/>
+        </w:rPr>
+        <w:t xml:space="preserve"> Увага створює "короткі замикання" (skip connections) між входом і виходом, дозволяючи </w:t>
+      </w:r>
+      <w:r>
+        <w:rPr>
+          <w:sz w:val="28"/>
+          <w:szCs w:val="28"/>
+          <w:lang w:val="en-UA"/>
+        </w:rPr>
+        <w:lastRenderedPageBreak/>
+        <w:t>градієнту поширюватися напряму до потрібних слів кодера, оминаючи довгий ланцюг рекурентних кроків.</w:t>
+      </w:r>
+    </w:p>
+    <w:p>
+      <w:pPr>
+        <w:pStyle w:val="Normal15"/>
+        <w:rPr>
+          <w:sz w:val="28"/>
+          <w:szCs w:val="28"/>
+          <w:lang w:val="en-UA"/>
+        </w:rPr>
+      </w:pPr>
+    </w:p>
+    <w:p>
+      <w:pPr>
         <w:spacing w:line="360" w:lineRule="auto"/>
+        <w:jc w:val="center"/>
         <w:rPr>
           <w:b/>
           <w:i/>
+          <w:sz w:val="28"/>
+          <w:szCs w:val="28"/>
           <w:lang w:val="uk-UA"/>
         </w:rPr>
       </w:pPr>
@@ -1151,6 +2531,8 @@
         <w:rPr>
           <w:b/>
           <w:i/>
+          <w:sz w:val="28"/>
+          <w:szCs w:val="28"/>
           <w:lang w:val="uk-UA"/>
         </w:rPr>
         <w:t>Протокол розв’язування завдань</w:t>
@@ -1159,6 +2541,8 @@
         <w:rPr>
           <w:b/>
           <w:i/>
+          <w:sz w:val="28"/>
+          <w:szCs w:val="28"/>
           <w:lang w:val="en-US"/>
         </w:rPr>
         <w:t>:</w:t>
@@ -1288,40 +2672,65 @@
       </w:r>
       <w:r>
         <w:br/>
+        <w:t>num_decoder_tokens = len(target_characters)</w:t>
+      </w:r>
+      <w:r>
+        <w:br/>
+        <w:t>max_encoder_seq_length = max([len(txt) for txt in input_texts])</w:t>
+      </w:r>
+      <w:r>
+        <w:br/>
+        <w:t>max_decoder_seq_length = max([len(txt) for txt in target_texts])</w:t>
+      </w:r>
+      <w:r>
+        <w:br/>
+      </w:r>
+      <w:r>
+        <w:br/>
+        <w:t>input_token_index = dict([(char, i) for i, char in enumerate(input_characters)])</w:t>
+      </w:r>
+      <w:r>
+        <w:br/>
+        <w:t>target_token_index = dict([(char, i) for i, char in enumerate(target_characters)])</w:t>
+      </w:r>
+      <w:r>
+        <w:br/>
+      </w:r>
+      <w:r>
+        <w:br/>
+        <w:t>encoder_input_data = numpy.zeros(</w:t>
+      </w:r>
+      <w:r>
+        <w:br/>
+        <w:t xml:space="preserve">    (len(input_texts), max_encoder_seq_length, num_encoder_tokens), dtype="float32"</w:t>
+      </w:r>
+      <w:r>
+        <w:br/>
+        <w:t>)</w:t>
+      </w:r>
+      <w:r>
+        <w:br/>
+        <w:t>decoder_input_data = numpy.zeros(</w:t>
+      </w:r>
+      <w:r>
+        <w:br/>
+        <w:t xml:space="preserve">    (len(input_texts), max_decoder_seq_length, num_decoder_tokens), dtype="float32"</w:t>
+      </w:r>
+      <w:r>
+        <w:br/>
+        <w:t>)</w:t>
+      </w:r>
+      <w:r>
+        <w:br/>
+        <w:t>decoder_target_data = numpy.zeros(</w:t>
+      </w:r>
+      <w:r>
+        <w:br/>
+        <w:t xml:space="preserve">    (len(input_texts), max_decoder_seq_length, </w:t>
       </w:r>
       <w:r>
         <w:lastRenderedPageBreak/>
-        <w:t>num_decoder_tokens = len(target_characters)</w:t>
-      </w:r>
-      <w:r>
-        <w:br/>
-        <w:t>max_encoder_seq_length = max([len(txt) for txt in input_texts])</w:t>
-      </w:r>
-      <w:r>
-        <w:br/>
-        <w:t>max_decoder_seq_length = max([len(txt) for txt in target_texts])</w:t>
-      </w:r>
-      <w:r>
-        <w:br/>
-      </w:r>
-      <w:r>
-        <w:br/>
-        <w:t>input_token_index = dict([(char, i) for i, char in enumerate(input_characters)])</w:t>
-      </w:r>
-      <w:r>
-        <w:br/>
-        <w:t>target_token_index = dict([(char, i) for i, char in enumerate(target_characters)])</w:t>
-      </w:r>
-      <w:r>
-        <w:br/>
-      </w:r>
-      <w:r>
-        <w:br/>
-        <w:t>encoder_input_data = numpy.zeros(</w:t>
-      </w:r>
-      <w:r>
-        <w:br/>
-        <w:t xml:space="preserve">    (len(input_texts), max_encoder_seq_length, num_encoder_tokens), dtype="float32"</w:t>
+        <w:t>num_decoder_tokens), dtype="float32"</w:t>
       </w:r>
       <w:r>
         <w:br/>
@@ -1329,11 +2738,158 @@
       </w:r>
       <w:r>
         <w:br/>
-        <w:t>decoder_input_data = numpy.zeros(</w:t>
-      </w:r>
-      <w:r>
-        <w:br/>
-        <w:t xml:space="preserve">    (len(input_texts), max_decoder_seq_length, num_decoder_tokens), dtype="float32"</w:t>
+      </w:r>
+      <w:r>
+        <w:br/>
+        <w:t>for i, (input_text, target_text) in enumerate(zip(input_texts, target_texts)):</w:t>
+      </w:r>
+      <w:r>
+        <w:br/>
+        <w:t xml:space="preserve">    for t, char in enumerate(input_text):</w:t>
+      </w:r>
+      <w:r>
+        <w:br/>
+        <w:t xml:space="preserve">        encoder_input_data[i, t, input_token_index[char]] = 1.0</w:t>
+      </w:r>
+      <w:r>
+        <w:br/>
+        <w:t xml:space="preserve">    encoder_input_data[i, t + 1:, input_token_index[" "]] = 1.0</w:t>
+      </w:r>
+      <w:r>
+        <w:br/>
+        <w:t xml:space="preserve">    for t, char in enumerate(target_text):</w:t>
+      </w:r>
+      <w:r>
+        <w:br/>
+        <w:t xml:space="preserve">        decoder_input_data[i, t, target_token_index[char]] = 1.0</w:t>
+      </w:r>
+      <w:r>
+        <w:br/>
+        <w:t xml:space="preserve">        if t &gt; 0:</w:t>
+      </w:r>
+      <w:r>
+        <w:br/>
+        <w:t xml:space="preserve">            decoder_target_data[i, t - 1, target_token_index[char]] = 1.0</w:t>
+      </w:r>
+      <w:r>
+        <w:br/>
+        <w:t xml:space="preserve">    decoder_input_data[i, t + 1:, target_token_index[" "]] = 1.0</w:t>
+      </w:r>
+      <w:r>
+        <w:br/>
+        <w:t xml:space="preserve">    decoder_target_data[i, t:, target_token_index[" "]] = 1.0</w:t>
+      </w:r>
+      <w:r>
+        <w:br/>
+      </w:r>
+      <w:r>
+        <w:br/>
+        <w:t># --- Побудова моделі з Attention ---</w:t>
+      </w:r>
+      <w:r>
+        <w:br/>
+        <w:t>encoder_inputs = tensorflow.keras.Input(shape=(None, num_encoder_tokens))</w:t>
+      </w:r>
+      <w:r>
+        <w:br/>
+        <w:t>decoder_inputs = tensorflow.keras.Input(shape=(None, num_decoder_tokens))</w:t>
+      </w:r>
+      <w:r>
+        <w:br/>
+      </w:r>
+      <w:r>
+        <w:br/>
+        <w:t># Кодер SRN</w:t>
+      </w:r>
+      <w:r>
+        <w:br/>
+        <w:t>encoder_srn = tensorflow.keras.layers.SimpleRNN(latent_dim, return_sequences=True, return_state=True)</w:t>
+      </w:r>
+      <w:r>
+        <w:br/>
+        <w:t>encoder_srn_outputs, encoder_state_h = encoder_srn(encoder_inputs)</w:t>
+      </w:r>
+      <w:r>
+        <w:br/>
+      </w:r>
+      <w:r>
+        <w:br/>
+        <w:t># Декодер SRN</w:t>
+      </w:r>
+      <w:r>
+        <w:br/>
+        <w:t>decoder_srn = tensorflow.keras.layers.SimpleRNN(latent_dim, return_sequences=True, return_state=True)</w:t>
+      </w:r>
+      <w:r>
+        <w:br/>
+        <w:t>decoder_srn_outputs, _ = decoder_srn(decoder_inputs, initial_state=encoder_state_h)</w:t>
+      </w:r>
+      <w:r>
+        <w:br/>
+      </w:r>
+      <w:r>
+        <w:br/>
+        <w:t># Шар уваги</w:t>
+      </w:r>
+      <w:r>
+        <w:br/>
+        <w:t>decoder_attention = tensorflow.keras.layers.Attention()</w:t>
+      </w:r>
+      <w:r>
+        <w:br/>
+        <w:t># Порівнюємо виходи декодера з усіма виходами кодера</w:t>
+      </w:r>
+      <w:r>
+        <w:br/>
+        <w:t>decoder_attention_outputs = decoder_attention([decoder_srn_outputs, encoder_srn_outputs])</w:t>
+      </w:r>
+      <w:r>
+        <w:br/>
+      </w:r>
+      <w:r>
+        <w:br/>
+        <w:t># Об'єднуємо вихід декодера і вихід шару уваги</w:t>
+      </w:r>
+      <w:r>
+        <w:br/>
+        <w:t>decoder_concatenate = tensorflow.keras.layers.Concatenate()</w:t>
+      </w:r>
+      <w:r>
+        <w:br/>
+        <w:t>decoder_concatenate_outputs = decoder_concatenate([decoder_srn_outputs, decoder_attention_outputs])</w:t>
+      </w:r>
+      <w:r>
+        <w:br/>
+      </w:r>
+      <w:r>
+        <w:br/>
+        <w:t># Фінальний шар</w:t>
+      </w:r>
+      <w:r>
+        <w:br/>
+        <w:t>decoder_dense = tensorflow.keras.layers.Dense(num_decoder_tokens, activation="softmax")</w:t>
+      </w:r>
+      <w:r>
+        <w:br/>
+        <w:t>decoder_outputs = decoder_dense(decoder_concatenate_outputs)</w:t>
+      </w:r>
+      <w:r>
+        <w:br/>
+      </w:r>
+      <w:r>
+        <w:br/>
+        <w:t>model = tensorflow.keras.Model([encoder_inputs, decoder_inputs], decoder_outputs)</w:t>
+      </w:r>
+      <w:r>
+        <w:br/>
+      </w:r>
+      <w:r>
+        <w:br/>
+        <w:t>model.compile(</w:t>
+      </w:r>
+      <w:r>
+        <w:br/>
+        <w:t xml:space="preserve">    optimizer="rmsprop", loss="categorical_crossentropy", metrics=["accuracy"]</w:t>
       </w:r>
       <w:r>
         <w:br/>
@@ -1341,11 +2897,31 @@
       </w:r>
       <w:r>
         <w:br/>
-        <w:t>decoder_target_data = numpy.zeros(</w:t>
-      </w:r>
-      <w:r>
-        <w:br/>
-        <w:t xml:space="preserve">    (len(input_texts), max_decoder_seq_length, num_decoder_tokens), dtype="float32"</w:t>
+      </w:r>
+      <w:r>
+        <w:lastRenderedPageBreak/>
+        <w:br/>
+        <w:t>model.fit(</w:t>
+      </w:r>
+      <w:r>
+        <w:br/>
+        <w:t xml:space="preserve">    [encoder_input_data, decoder_input_data],</w:t>
+      </w:r>
+      <w:r>
+        <w:br/>
+        <w:t xml:space="preserve">    decoder_target_data,</w:t>
+      </w:r>
+      <w:r>
+        <w:br/>
+        <w:t xml:space="preserve">    batch_size=batch_size,</w:t>
+      </w:r>
+      <w:r>
+        <w:br/>
+        <w:t xml:space="preserve">    epochs=n,</w:t>
+      </w:r>
+      <w:r>
+        <w:br/>
+        <w:t xml:space="preserve">    validation_split=0.2,</w:t>
       </w:r>
       <w:r>
         <w:br/>
@@ -1356,69 +2932,15 @@
       </w:r>
       <w:r>
         <w:br/>
-        <w:t>for i, (input_text, target_text) in enumerate(zip(input_texts, target_texts)):</w:t>
-      </w:r>
-      <w:r>
-        <w:br/>
-        <w:t xml:space="preserve">    for t, char in enumerate(input_text):</w:t>
-      </w:r>
-      <w:r>
-        <w:br/>
-        <w:t xml:space="preserve">        encoder_input_data[i, t, input_token_index[char]] = 1.0</w:t>
-      </w:r>
-      <w:r>
-        <w:br/>
-        <w:t xml:space="preserve">    encoder_input_data[i, t + 1:, input_token_index[" "]] = 1.0</w:t>
-      </w:r>
-      <w:r>
-        <w:br/>
-        <w:t xml:space="preserve">    for t, char in enumerate(target_text):</w:t>
-      </w:r>
-      <w:r>
-        <w:br/>
-        <w:t xml:space="preserve">        decoder_input_data[i, t, target_token_index[char]] = 1.0</w:t>
-      </w:r>
-      <w:r>
-        <w:br/>
-        <w:t xml:space="preserve">        if t &gt; 0:</w:t>
-      </w:r>
-      <w:r>
-        <w:br/>
-        <w:t xml:space="preserve">            decoder_target_data[i, t - 1, target_token_index[char]] = 1.0</w:t>
-      </w:r>
-      <w:r>
-        <w:br/>
-        <w:t xml:space="preserve">    decoder_input_data[i, t + 1:, target_token_index[" "]] = 1.0</w:t>
-      </w:r>
-      <w:r>
-        <w:br/>
-        <w:t xml:space="preserve">    decoder_target_data[i, t:, target_token_index[" "]] = 1.0</w:t>
-      </w:r>
-      <w:r>
-        <w:br/>
-      </w:r>
-      <w:r>
-        <w:br/>
-        <w:t># --- Побудова моделі з Attention ---</w:t>
-      </w:r>
-      <w:r>
-        <w:br/>
-        <w:t>encoder_inputs = tensorflow.keras.Input(shape=(None, num_encoder_tokens))</w:t>
-      </w:r>
-      <w:r>
-        <w:br/>
-        <w:t>decoder_inputs = tensorflow.keras.Input(shape=(None, num_decoder_tokens))</w:t>
-      </w:r>
-      <w:r>
-        <w:br/>
-      </w:r>
-      <w:r>
-        <w:br/>
-        <w:t># Кодер SRN</w:t>
-      </w:r>
-      <w:r>
-        <w:br/>
-        <w:t>encoder_srn = tensorflow.keras.layers.SimpleRNN(latent_dim, return_sequences=True, return_state=True)</w:t>
+        <w:t># --- Побудова моделей для дешифрування ---</w:t>
+      </w:r>
+      <w:r>
+        <w:br/>
+        <w:t>encoder_inputs = model.input[0]</w:t>
+      </w:r>
+      <w:r>
+        <w:br/>
+        <w:t>encoder_srn = model.layers[2]</w:t>
       </w:r>
       <w:r>
         <w:br/>
@@ -1426,283 +2948,148 @@
       </w:r>
       <w:r>
         <w:br/>
-      </w:r>
-      <w:r>
-        <w:br/>
-        <w:t># Декодер SRN</w:t>
-      </w:r>
-      <w:r>
-        <w:br/>
-        <w:t>decoder_srn = tensorflow.keras.layers.SimpleRNN(latent_dim, return_sequences=True, return_state=True)</w:t>
-      </w:r>
-      <w:r>
-        <w:br/>
-        <w:t>decoder_srn_outputs, _ = decoder_srn(decoder_inputs, initial_state=encoder_state_h)</w:t>
-      </w:r>
-      <w:r>
-        <w:br/>
-      </w:r>
-      <w:r>
-        <w:br/>
-        <w:t># Шар уваги</w:t>
-      </w:r>
-      <w:r>
-        <w:br/>
-        <w:t>decoder_attention = tensorflow.keras.layers.Attention()</w:t>
-      </w:r>
-      <w:r>
-        <w:br/>
-        <w:t># Порівнюємо виходи декодера з усіма виходами кодера</w:t>
-      </w:r>
-      <w:r>
-        <w:br/>
-        <w:t>decoder_attention_outputs = decoder_attention([decoder_srn_outputs, encoder_srn_outputs])</w:t>
+        <w:t># Кодер повертає всі виходи (для уваги) і останній стан (для декодера)</w:t>
+      </w:r>
+      <w:r>
+        <w:br/>
+        <w:t>encoder_model = tensorflow.keras.Model(encoder_inputs, [encoder_srn_outputs, encoder_state_h])</w:t>
+      </w:r>
+      <w:r>
+        <w:br/>
+      </w:r>
+      <w:r>
+        <w:br/>
+        <w:t>decoder_inputs = model.input[1]</w:t>
+      </w:r>
+      <w:r>
+        <w:br/>
+        <w:t>decoder_input_srn_outputs = tensorflow.keras.Input(shape=(None, latent_dim))</w:t>
+      </w:r>
+      <w:r>
+        <w:br/>
+        <w:t>decoder_input_state_h = tensorflow.keras.Input(shape=(latent_dim,))</w:t>
+      </w:r>
+      <w:r>
+        <w:br/>
+      </w:r>
+      <w:r>
+        <w:br/>
+        <w:t>decoder_srn = model.layers[3]</w:t>
+      </w:r>
+      <w:r>
+        <w:br/>
+        <w:t>decoder_srn_outputs, decoder_state_h = decoder_srn(</w:t>
+      </w:r>
+      <w:r>
+        <w:br/>
+        <w:t xml:space="preserve">    decoder_inputs, initial_state=decoder_input_state_h</w:t>
+      </w:r>
+      <w:r>
+        <w:br/>
+        <w:t>)</w:t>
+      </w:r>
+      <w:r>
+        <w:br/>
+      </w:r>
+      <w:r>
+        <w:br/>
+        <w:t>decoder_attention = model.layers[4]</w:t>
+      </w:r>
+      <w:r>
+        <w:br/>
+        <w:t>decoder_attention_outputs = decoder_attention(</w:t>
+      </w:r>
+      <w:r>
+        <w:br/>
+        <w:t xml:space="preserve">    [decoder_srn_outputs, decoder_input_srn_outputs]</w:t>
+      </w:r>
+      <w:r>
+        <w:br/>
+        <w:t>)</w:t>
+      </w:r>
+      <w:r>
+        <w:br/>
+      </w:r>
+      <w:r>
+        <w:br/>
+        <w:t>decoder_concatenate = model.layers[5]</w:t>
+      </w:r>
+      <w:r>
+        <w:br/>
+        <w:t>decoder_concatenate_outputs = decoder_concatenate(</w:t>
+      </w:r>
+      <w:r>
+        <w:br/>
+        <w:t xml:space="preserve">    [decoder_srn_outputs, decoder_attention_outputs]</w:t>
+      </w:r>
+      <w:r>
+        <w:br/>
+        <w:t>)</w:t>
+      </w:r>
+      <w:r>
+        <w:br/>
+      </w:r>
+      <w:r>
+        <w:br/>
+        <w:t>decoder_dense = model.layers[6]</w:t>
+      </w:r>
+      <w:r>
+        <w:br/>
+        <w:t>decoder_outputs = decoder_dense(decoder_concatenate_outputs)</w:t>
+      </w:r>
+      <w:r>
+        <w:br/>
+      </w:r>
+      <w:r>
+        <w:br/>
+        <w:t>decoder_model = tensorflow.keras.Model(</w:t>
+      </w:r>
+      <w:r>
+        <w:br/>
+        <w:t xml:space="preserve">    [decoder_inputs] + [decoder_input_srn_outputs, decoder_input_state_h],</w:t>
+      </w:r>
+      <w:r>
+        <w:br/>
+        <w:t xml:space="preserve">    [decoder_outputs] + [decoder_state_h],</w:t>
+      </w:r>
+      <w:r>
+        <w:br/>
+        <w:t>)</w:t>
+      </w:r>
+      <w:r>
+        <w:br/>
+      </w:r>
+      <w:r>
+        <w:br/>
+        <w:t>reverse_input_char_index = dict((i, char) for char, i in input_token_index.items())</w:t>
+      </w:r>
+      <w:r>
+        <w:br/>
+        <w:t>reverse_target_char_index = dict((i, char) for char, i in target_token_index.items())</w:t>
+      </w:r>
+      <w:r>
+        <w:br/>
+      </w:r>
+      <w:r>
+        <w:br/>
+        <w:t>for seq_index in range(20):</w:t>
+      </w:r>
+      <w:r>
+        <w:br/>
+        <w:t xml:space="preserve">    input_seq = encoder_input_data[seq_index: seq_index + 1]</w:t>
+      </w:r>
+      <w:r>
+        <w:br/>
+      </w:r>
+      <w:r>
+        <w:br/>
+        <w:t xml:space="preserve">    # Кодер повертає виходи (output1) та стан (h1)</w:t>
       </w:r>
       <w:r>
         <w:br/>
       </w:r>
       <w:r>
         <w:lastRenderedPageBreak/>
-        <w:br/>
-        <w:t># Об'єднуємо вихід декодера і вихід шару уваги</w:t>
-      </w:r>
-      <w:r>
-        <w:br/>
-        <w:t>decoder_concatenate = tensorflow.keras.layers.Concatenate()</w:t>
-      </w:r>
-      <w:r>
-        <w:br/>
-        <w:t>decoder_concatenate_outputs = decoder_concatenate([decoder_srn_outputs, decoder_attention_outputs])</w:t>
-      </w:r>
-      <w:r>
-        <w:br/>
-      </w:r>
-      <w:r>
-        <w:br/>
-        <w:t># Фінальний шар</w:t>
-      </w:r>
-      <w:r>
-        <w:br/>
-        <w:t>decoder_dense = tensorflow.keras.layers.Dense(num_decoder_tokens, activation="softmax")</w:t>
-      </w:r>
-      <w:r>
-        <w:br/>
-        <w:t>decoder_outputs = decoder_dense(decoder_concatenate_outputs)</w:t>
-      </w:r>
-      <w:r>
-        <w:br/>
-      </w:r>
-      <w:r>
-        <w:br/>
-        <w:t>model = tensorflow.keras.Model([encoder_inputs, decoder_inputs], decoder_outputs)</w:t>
-      </w:r>
-      <w:r>
-        <w:br/>
-      </w:r>
-      <w:r>
-        <w:br/>
-        <w:t>model.compile(</w:t>
-      </w:r>
-      <w:r>
-        <w:br/>
-        <w:t xml:space="preserve">    optimizer="rmsprop", loss="categorical_crossentropy", metrics=["accuracy"]</w:t>
-      </w:r>
-      <w:r>
-        <w:br/>
-        <w:t>)</w:t>
-      </w:r>
-      <w:r>
-        <w:br/>
-      </w:r>
-      <w:r>
-        <w:br/>
-        <w:t>model.fit(</w:t>
-      </w:r>
-      <w:r>
-        <w:br/>
-        <w:t xml:space="preserve">    [encoder_input_data, decoder_input_data],</w:t>
-      </w:r>
-      <w:r>
-        <w:br/>
-        <w:t xml:space="preserve">    decoder_target_data,</w:t>
-      </w:r>
-      <w:r>
-        <w:br/>
-        <w:t xml:space="preserve">    batch_size=batch_size,</w:t>
-      </w:r>
-      <w:r>
-        <w:br/>
-        <w:t xml:space="preserve">    epochs=n,</w:t>
-      </w:r>
-      <w:r>
-        <w:br/>
-        <w:t xml:space="preserve">    validation_split=0.2,</w:t>
-      </w:r>
-      <w:r>
-        <w:br/>
-        <w:t>)</w:t>
-      </w:r>
-      <w:r>
-        <w:br/>
-      </w:r>
-      <w:r>
-        <w:br/>
-        <w:t># --- Побудова моделей для дешифрування ---</w:t>
-      </w:r>
-      <w:r>
-        <w:br/>
-        <w:t>encoder_inputs = model.input[0]</w:t>
-      </w:r>
-      <w:r>
-        <w:br/>
-        <w:t>encoder_srn = model.layers[2]</w:t>
-      </w:r>
-      <w:r>
-        <w:br/>
-        <w:t>encoder_srn_outputs, encoder_state_h = encoder_srn(encoder_inputs)</w:t>
-      </w:r>
-      <w:r>
-        <w:br/>
-        <w:t># Кодер повертає всі виходи (для уваги) і останній стан (для декодера)</w:t>
-      </w:r>
-      <w:r>
-        <w:br/>
-        <w:t>encoder_model = tensorflow.keras.Model(encoder_inputs, [encoder_srn_outputs, encoder_state_h])</w:t>
-      </w:r>
-      <w:r>
-        <w:br/>
-      </w:r>
-      <w:r>
-        <w:br/>
-        <w:t>decoder_inputs = model.input[1]</w:t>
-      </w:r>
-      <w:r>
-        <w:br/>
-        <w:t>decoder_input_srn_outputs = tensorflow.keras.Input(shape=(None, latent_dim))</w:t>
-      </w:r>
-      <w:r>
-        <w:br/>
-        <w:t>decoder_input_state_h = tensorflow.keras.Input(shape=(latent_dim,))</w:t>
-      </w:r>
-      <w:r>
-        <w:br/>
-      </w:r>
-      <w:r>
-        <w:br/>
-        <w:t>decoder_srn = model.layers[3]</w:t>
-      </w:r>
-      <w:r>
-        <w:br/>
-        <w:t>decoder_srn_outputs, decoder_state_h = decoder_srn(</w:t>
-      </w:r>
-      <w:r>
-        <w:br/>
-        <w:t xml:space="preserve">    decoder_inputs, initial_state=decoder_input_state_h</w:t>
-      </w:r>
-      <w:r>
-        <w:br/>
-        <w:t>)</w:t>
-      </w:r>
-      <w:r>
-        <w:br/>
-      </w:r>
-      <w:r>
-        <w:br/>
-        <w:t>decoder_attention = model.layers[4]</w:t>
-      </w:r>
-      <w:r>
-        <w:br/>
-        <w:t>decoder_attention_outputs = decoder_attention(</w:t>
-      </w:r>
-      <w:r>
-        <w:br/>
-        <w:t xml:space="preserve">    [decoder_srn_outputs, decoder_input_srn_outputs]</w:t>
-      </w:r>
-      <w:r>
-        <w:br/>
-        <w:t>)</w:t>
-      </w:r>
-      <w:r>
-        <w:br/>
-      </w:r>
-      <w:r>
-        <w:br/>
-        <w:t>decoder_concatenate = model.layers[5]</w:t>
-      </w:r>
-      <w:r>
-        <w:br/>
-        <w:t>decoder_concatenate_outputs = decoder_concatenate(</w:t>
-      </w:r>
-      <w:r>
-        <w:br/>
-        <w:t xml:space="preserve">    [decoder_srn_outputs, decoder_attention_outputs]</w:t>
-      </w:r>
-      <w:r>
-        <w:br/>
-        <w:t>)</w:t>
-      </w:r>
-      <w:r>
-        <w:br/>
-      </w:r>
-      <w:r>
-        <w:lastRenderedPageBreak/>
-        <w:br/>
-        <w:t>decoder_dense = model.layers[6]</w:t>
-      </w:r>
-      <w:r>
-        <w:br/>
-        <w:t>decoder_outputs = decoder_dense(decoder_concatenate_outputs)</w:t>
-      </w:r>
-      <w:r>
-        <w:br/>
-      </w:r>
-      <w:r>
-        <w:br/>
-        <w:t>decoder_model = tensorflow.keras.Model(</w:t>
-      </w:r>
-      <w:r>
-        <w:br/>
-        <w:t xml:space="preserve">    [decoder_inputs] + [decoder_input_srn_outputs, decoder_input_state_h],</w:t>
-      </w:r>
-      <w:r>
-        <w:br/>
-        <w:t xml:space="preserve">    [decoder_outputs] + [decoder_state_h],</w:t>
-      </w:r>
-      <w:r>
-        <w:br/>
-        <w:t>)</w:t>
-      </w:r>
-      <w:r>
-        <w:br/>
-      </w:r>
-      <w:r>
-        <w:br/>
-        <w:t>reverse_input_char_index = dict((i, char) for char, i in input_token_index.items())</w:t>
-      </w:r>
-      <w:r>
-        <w:br/>
-        <w:t>reverse_target_char_index = dict((i, char) for char, i in target_token_index.items())</w:t>
-      </w:r>
-      <w:r>
-        <w:br/>
-      </w:r>
-      <w:r>
-        <w:br/>
-        <w:t>for seq_index in range(20):</w:t>
-      </w:r>
-      <w:r>
-        <w:br/>
-        <w:t xml:space="preserve">    input_seq = encoder_input_data[seq_index: seq_index + 1]</w:t>
-      </w:r>
-      <w:r>
-        <w:br/>
-      </w:r>
-      <w:r>
-        <w:br/>
-        <w:t xml:space="preserve">    # Кодер повертає виходи (output1) та стан (h1)</w:t>
-      </w:r>
-      <w:r>
-        <w:br/>
         <w:t xml:space="preserve">    output1, h1 = encoder_model.predict(input_seq, verbose=0)</w:t>
       </w:r>
       <w:r>
@@ -1825,7 +3212,6 @@
           <w:lang w:val="en-UA"/>
           <w14:ligatures w14:val="standardContextual"/>
         </w:rPr>
-        <w:lastRenderedPageBreak/>
         <w:drawing>
           <wp:inline distT="0" distB="0" distL="0" distR="0">
             <wp:extent cx="4783330" cy="3036277"/>
@@ -1883,6 +3269,7 @@
           <w:lang w:val="en-UA"/>
           <w14:ligatures w14:val="standardContextual"/>
         </w:rPr>
+        <w:lastRenderedPageBreak/>
         <w:drawing>
           <wp:inline distT="0" distB="0" distL="0" distR="0">
             <wp:extent cx="4835091" cy="5076092"/>
@@ -1934,34 +3321,39 @@
     </w:p>
     <w:p>
       <w:pPr>
-        <w:numPr>
-          <w:ilvl w:val="0"/>
-          <w:numId w:val="19"/>
-        </w:numPr>
         <w:spacing w:line="360" w:lineRule="auto"/>
+        <w:jc w:val="center"/>
         <w:rPr>
           <w:b/>
-          <w:i/>
+          <w:iCs/>
+          <w:sz w:val="28"/>
+          <w:szCs w:val="28"/>
           <w:lang w:val="uk-UA"/>
         </w:rPr>
       </w:pPr>
       <w:r>
         <w:rPr>
           <w:b/>
-          <w:i/>
+          <w:iCs/>
+          <w:sz w:val="28"/>
+          <w:szCs w:val="28"/>
           <w:lang w:val="uk-UA"/>
         </w:rPr>
         <w:lastRenderedPageBreak/>
-        <w:t>Висновки</w:t>
-      </w:r>
-      <w:r>
+        <w:t>ВИСНОВКИ</w:t>
+      </w:r>
+    </w:p>
+    <w:p>
+      <w:pPr>
+        <w:spacing w:line="360" w:lineRule="auto"/>
         <w:rPr>
           <w:b/>
-          <w:i/>
-          <w:lang w:val="en-US"/>
-        </w:rPr>
-        <w:t>:</w:t>
-      </w:r>
+          <w:iCs/>
+          <w:sz w:val="28"/>
+          <w:szCs w:val="28"/>
+          <w:lang w:val="uk-UA"/>
+        </w:rPr>
+      </w:pPr>
     </w:p>
     <w:p>
       <w:pPr>
@@ -1969,11 +3361,15 @@
         <w:ind w:firstLine="720"/>
         <w:jc w:val="both"/>
         <w:rPr>
+          <w:sz w:val="28"/>
+          <w:szCs w:val="28"/>
           <w:lang w:val="uk-UA" w:eastAsia="en-GB"/>
         </w:rPr>
       </w:pPr>
       <w:r>
         <w:rPr>
+          <w:sz w:val="28"/>
+          <w:szCs w:val="28"/>
           <w:lang w:val="uk-UA"/>
         </w:rPr>
         <w:t>Під час виконання лабораторної роботи я реалізував модель Seq2seq з механізмом уваги (</w:t>
@@ -1981,6 +3377,8 @@
       <w:proofErr w:type="spellStart"/>
       <w:r>
         <w:rPr>
+          <w:sz w:val="28"/>
+          <w:szCs w:val="28"/>
           <w:lang w:val="uk-UA"/>
         </w:rPr>
         <w:t>Attention</w:t>
@@ -1988,6 +3386,8 @@
       <w:proofErr w:type="spellEnd"/>
       <w:r>
         <w:rPr>
+          <w:sz w:val="28"/>
+          <w:szCs w:val="28"/>
           <w:lang w:val="uk-UA"/>
         </w:rPr>
         <w:t xml:space="preserve">) на базі </w:t>
@@ -1996,12 +3396,16 @@
         <w:rPr>
           <w:rStyle w:val="HTMLCode"/>
           <w:rFonts w:eastAsiaTheme="majorEastAsia"/>
+          <w:sz w:val="28"/>
+          <w:szCs w:val="28"/>
           <w:lang w:val="uk-UA"/>
         </w:rPr>
         <w:t>SRN</w:t>
       </w:r>
       <w:r>
         <w:rPr>
+          <w:sz w:val="28"/>
+          <w:szCs w:val="28"/>
           <w:lang w:val="uk-UA"/>
         </w:rPr>
         <w:t xml:space="preserve">. Механізм уваги дозволяє декодеру "заглядати" у всі приховані стани </w:t>
@@ -2009,6 +3413,8 @@
       <w:proofErr w:type="spellStart"/>
       <w:r>
         <w:rPr>
+          <w:sz w:val="28"/>
+          <w:szCs w:val="28"/>
           <w:lang w:val="uk-UA"/>
         </w:rPr>
         <w:t>кодера</w:t>
@@ -2016,6 +3422,8 @@
       <w:proofErr w:type="spellEnd"/>
       <w:r>
         <w:rPr>
+          <w:sz w:val="28"/>
+          <w:szCs w:val="28"/>
           <w:lang w:val="uk-UA"/>
         </w:rPr>
         <w:t xml:space="preserve"> на кожному кроці генерації, замість того, щоб покладатися лише на останній прихований стан.</w:t>
@@ -2027,11 +3435,15 @@
         <w:ind w:firstLine="720"/>
         <w:jc w:val="both"/>
         <w:rPr>
-          <w:lang w:val="uk-UA"/>
-        </w:rPr>
-      </w:pPr>
-      <w:r>
-        <w:rPr>
+          <w:sz w:val="28"/>
+          <w:szCs w:val="28"/>
+          <w:lang w:val="uk-UA"/>
+        </w:rPr>
+      </w:pPr>
+      <w:r>
+        <w:rPr>
+          <w:sz w:val="28"/>
+          <w:szCs w:val="28"/>
           <w:lang w:val="uk-UA"/>
         </w:rPr>
         <w:t xml:space="preserve">Це суттєво покращує якість перекладу, особливо для довгих речень, оскільки модель може фокусуватися на релевантних частинах вхідного речення. При навчанні протягом 50 епох модель з увагою показала значно кращі результати, ніж проста модель </w:t>
@@ -2040,12 +3452,16 @@
         <w:rPr>
           <w:rStyle w:val="HTMLCode"/>
           <w:rFonts w:eastAsiaTheme="majorEastAsia"/>
+          <w:sz w:val="28"/>
+          <w:szCs w:val="28"/>
           <w:lang w:val="uk-UA"/>
         </w:rPr>
         <w:t>SRN</w:t>
       </w:r>
       <w:r>
         <w:rPr>
+          <w:sz w:val="28"/>
+          <w:szCs w:val="28"/>
           <w:lang w:val="uk-UA"/>
         </w:rPr>
         <w:t xml:space="preserve"> з Лабораторної роботи №3, генеруючи більш точні та повні речення. Завдання лабораторної роботи було виконано.</w:t>
@@ -2532,16 +3948,16 @@
       <w:lvlText w:val="%1."/>
       <w:lvlJc w:val="left"/>
       <w:pPr>
+        <w:ind w:left="720" w:hanging="360"/>
+      </w:pPr>
+    </w:lvl>
+    <w:lvl w:ilvl="1" w:tplc="0419000F">
+      <w:start w:val="1"/>
+      <w:numFmt w:val="decimal"/>
+      <w:lvlText w:val="%2."/>
+      <w:lvlJc w:val="left"/>
+      <w:pPr>
         <w:ind w:left="1440" w:hanging="360"/>
-      </w:pPr>
-    </w:lvl>
-    <w:lvl w:ilvl="1" w:tplc="0419000F">
-      <w:start w:val="1"/>
-      <w:numFmt w:val="decimal"/>
-      <w:lvlText w:val="%2."/>
-      <w:lvlJc w:val="left"/>
-      <w:pPr>
-        <w:ind w:left="2160" w:hanging="360"/>
       </w:pPr>
     </w:lvl>
     <w:lvl w:ilvl="2" w:tplc="FFFFFFFF" w:tentative="1">
@@ -2550,7 +3966,7 @@
       <w:lvlText w:val="%3."/>
       <w:lvlJc w:val="right"/>
       <w:pPr>
-        <w:ind w:left="2880" w:hanging="180"/>
+        <w:ind w:left="2160" w:hanging="180"/>
       </w:pPr>
     </w:lvl>
     <w:lvl w:ilvl="3" w:tplc="FFFFFFFF" w:tentative="1">
@@ -2559,7 +3975,7 @@
       <w:lvlText w:val="%4."/>
       <w:lvlJc w:val="left"/>
       <w:pPr>
-        <w:ind w:left="3600" w:hanging="360"/>
+        <w:ind w:left="2880" w:hanging="360"/>
       </w:pPr>
     </w:lvl>
     <w:lvl w:ilvl="4" w:tplc="FFFFFFFF" w:tentative="1">
@@ -2568,7 +3984,7 @@
       <w:lvlText w:val="%5."/>
       <w:lvlJc w:val="left"/>
       <w:pPr>
-        <w:ind w:left="4320" w:hanging="360"/>
+        <w:ind w:left="3600" w:hanging="360"/>
       </w:pPr>
     </w:lvl>
     <w:lvl w:ilvl="5" w:tplc="FFFFFFFF" w:tentative="1">
@@ -2577,7 +3993,7 @@
       <w:lvlText w:val="%6."/>
       <w:lvlJc w:val="right"/>
       <w:pPr>
-        <w:ind w:left="5040" w:hanging="180"/>
+        <w:ind w:left="4320" w:hanging="180"/>
       </w:pPr>
     </w:lvl>
     <w:lvl w:ilvl="6" w:tplc="FFFFFFFF" w:tentative="1">
@@ -2586,7 +4002,7 @@
       <w:lvlText w:val="%7."/>
       <w:lvlJc w:val="left"/>
       <w:pPr>
-        <w:ind w:left="5760" w:hanging="360"/>
+        <w:ind w:left="5040" w:hanging="360"/>
       </w:pPr>
     </w:lvl>
     <w:lvl w:ilvl="7" w:tplc="FFFFFFFF" w:tentative="1">
@@ -2595,7 +4011,7 @@
       <w:lvlText w:val="%8."/>
       <w:lvlJc w:val="left"/>
       <w:pPr>
-        <w:ind w:left="6480" w:hanging="360"/>
+        <w:ind w:left="5760" w:hanging="360"/>
       </w:pPr>
     </w:lvl>
     <w:lvl w:ilvl="8" w:tplc="FFFFFFFF" w:tentative="1">
@@ -2604,11 +4020,124 @@
       <w:lvlText w:val="%9."/>
       <w:lvlJc w:val="right"/>
       <w:pPr>
-        <w:ind w:left="7200" w:hanging="180"/>
+        <w:ind w:left="6480" w:hanging="180"/>
       </w:pPr>
     </w:lvl>
   </w:abstractNum>
   <w:abstractNum w:abstractNumId="6" w15:restartNumberingAfterBreak="0">
+    <w:nsid w:val="19B911BF"/>
+    <w:multiLevelType w:val="multilevel"/>
+    <w:tmpl w:val="F3443258"/>
+    <w:lvl w:ilvl="0">
+      <w:start w:val="1"/>
+      <w:numFmt w:val="decimal"/>
+      <w:lvlText w:val="%1."/>
+      <w:lvlJc w:val="left"/>
+      <w:pPr>
+        <w:tabs>
+          <w:tab w:val="num" w:pos="720"/>
+        </w:tabs>
+        <w:ind w:left="720" w:hanging="360"/>
+      </w:pPr>
+    </w:lvl>
+    <w:lvl w:ilvl="1" w:tentative="1">
+      <w:start w:val="1"/>
+      <w:numFmt w:val="decimal"/>
+      <w:lvlText w:val="%2."/>
+      <w:lvlJc w:val="left"/>
+      <w:pPr>
+        <w:tabs>
+          <w:tab w:val="num" w:pos="1440"/>
+        </w:tabs>
+        <w:ind w:left="1440" w:hanging="360"/>
+      </w:pPr>
+    </w:lvl>
+    <w:lvl w:ilvl="2" w:tentative="1">
+      <w:start w:val="1"/>
+      <w:numFmt w:val="decimal"/>
+      <w:lvlText w:val="%3."/>
+      <w:lvlJc w:val="left"/>
+      <w:pPr>
+        <w:tabs>
+          <w:tab w:val="num" w:pos="2160"/>
+        </w:tabs>
+        <w:ind w:left="2160" w:hanging="360"/>
+      </w:pPr>
+    </w:lvl>
+    <w:lvl w:ilvl="3" w:tentative="1">
+      <w:start w:val="1"/>
+      <w:numFmt w:val="decimal"/>
+      <w:lvlText w:val="%4."/>
+      <w:lvlJc w:val="left"/>
+      <w:pPr>
+        <w:tabs>
+          <w:tab w:val="num" w:pos="2880"/>
+        </w:tabs>
+        <w:ind w:left="2880" w:hanging="360"/>
+      </w:pPr>
+    </w:lvl>
+    <w:lvl w:ilvl="4" w:tentative="1">
+      <w:start w:val="1"/>
+      <w:numFmt w:val="decimal"/>
+      <w:lvlText w:val="%5."/>
+      <w:lvlJc w:val="left"/>
+      <w:pPr>
+        <w:tabs>
+          <w:tab w:val="num" w:pos="3600"/>
+        </w:tabs>
+        <w:ind w:left="3600" w:hanging="360"/>
+      </w:pPr>
+    </w:lvl>
+    <w:lvl w:ilvl="5" w:tentative="1">
+      <w:start w:val="1"/>
+      <w:numFmt w:val="decimal"/>
+      <w:lvlText w:val="%6."/>
+      <w:lvlJc w:val="left"/>
+      <w:pPr>
+        <w:tabs>
+          <w:tab w:val="num" w:pos="4320"/>
+        </w:tabs>
+        <w:ind w:left="4320" w:hanging="360"/>
+      </w:pPr>
+    </w:lvl>
+    <w:lvl w:ilvl="6" w:tentative="1">
+      <w:start w:val="1"/>
+      <w:numFmt w:val="decimal"/>
+      <w:lvlText w:val="%7."/>
+      <w:lvlJc w:val="left"/>
+      <w:pPr>
+        <w:tabs>
+          <w:tab w:val="num" w:pos="5040"/>
+        </w:tabs>
+        <w:ind w:left="5040" w:hanging="360"/>
+      </w:pPr>
+    </w:lvl>
+    <w:lvl w:ilvl="7" w:tentative="1">
+      <w:start w:val="1"/>
+      <w:numFmt w:val="decimal"/>
+      <w:lvlText w:val="%8."/>
+      <w:lvlJc w:val="left"/>
+      <w:pPr>
+        <w:tabs>
+          <w:tab w:val="num" w:pos="5760"/>
+        </w:tabs>
+        <w:ind w:left="5760" w:hanging="360"/>
+      </w:pPr>
+    </w:lvl>
+    <w:lvl w:ilvl="8" w:tentative="1">
+      <w:start w:val="1"/>
+      <w:numFmt w:val="decimal"/>
+      <w:lvlText w:val="%9."/>
+      <w:lvlJc w:val="left"/>
+      <w:pPr>
+        <w:tabs>
+          <w:tab w:val="num" w:pos="6480"/>
+        </w:tabs>
+        <w:ind w:left="6480" w:hanging="360"/>
+      </w:pPr>
+    </w:lvl>
+  </w:abstractNum>
+  <w:abstractNum w:abstractNumId="7" w15:restartNumberingAfterBreak="0">
     <w:nsid w:val="1AAF5A03"/>
     <w:multiLevelType w:val="hybridMultilevel"/>
     <w:tmpl w:val="4B80C832"/>
@@ -2694,7 +4223,7 @@
       </w:pPr>
     </w:lvl>
   </w:abstractNum>
-  <w:abstractNum w:abstractNumId="7" w15:restartNumberingAfterBreak="0">
+  <w:abstractNum w:abstractNumId="8" w15:restartNumberingAfterBreak="0">
     <w:nsid w:val="1AD1035C"/>
     <w:multiLevelType w:val="multilevel"/>
     <w:tmpl w:val="2CFE8D4C"/>
@@ -2807,7 +4336,7 @@
       </w:pPr>
     </w:lvl>
   </w:abstractNum>
-  <w:abstractNum w:abstractNumId="8" w15:restartNumberingAfterBreak="0">
+  <w:abstractNum w:abstractNumId="9" w15:restartNumberingAfterBreak="0">
     <w:nsid w:val="1D0C10CB"/>
     <w:multiLevelType w:val="hybridMultilevel"/>
     <w:tmpl w:val="56C4F18A"/>
@@ -2913,7 +4442,156 @@
       </w:pPr>
     </w:lvl>
   </w:abstractNum>
-  <w:abstractNum w:abstractNumId="9" w15:restartNumberingAfterBreak="0">
+  <w:abstractNum w:abstractNumId="10" w15:restartNumberingAfterBreak="0">
+    <w:nsid w:val="22E85948"/>
+    <w:multiLevelType w:val="multilevel"/>
+    <w:tmpl w:val="DA707F94"/>
+    <w:lvl w:ilvl="0">
+      <w:start w:val="1"/>
+      <w:numFmt w:val="bullet"/>
+      <w:lvlText w:val=""/>
+      <w:lvlJc w:val="left"/>
+      <w:pPr>
+        <w:tabs>
+          <w:tab w:val="num" w:pos="720"/>
+        </w:tabs>
+        <w:ind w:left="720" w:hanging="360"/>
+      </w:pPr>
+      <w:rPr>
+        <w:rFonts w:ascii="Symbol" w:hAnsi="Symbol" w:hint="default"/>
+        <w:sz w:val="20"/>
+      </w:rPr>
+    </w:lvl>
+    <w:lvl w:ilvl="1" w:tentative="1">
+      <w:start w:val="1"/>
+      <w:numFmt w:val="bullet"/>
+      <w:lvlText w:val="o"/>
+      <w:lvlJc w:val="left"/>
+      <w:pPr>
+        <w:tabs>
+          <w:tab w:val="num" w:pos="1440"/>
+        </w:tabs>
+        <w:ind w:left="1440" w:hanging="360"/>
+      </w:pPr>
+      <w:rPr>
+        <w:rFonts w:ascii="Courier New" w:hAnsi="Courier New" w:hint="default"/>
+        <w:sz w:val="20"/>
+      </w:rPr>
+    </w:lvl>
+    <w:lvl w:ilvl="2" w:tentative="1">
+      <w:start w:val="1"/>
+      <w:numFmt w:val="bullet"/>
+      <w:lvlText w:val=""/>
+      <w:lvlJc w:val="left"/>
+      <w:pPr>
+        <w:tabs>
+          <w:tab w:val="num" w:pos="2160"/>
+        </w:tabs>
+        <w:ind w:left="2160" w:hanging="360"/>
+      </w:pPr>
+      <w:rPr>
+        <w:rFonts w:ascii="Wingdings" w:hAnsi="Wingdings" w:hint="default"/>
+        <w:sz w:val="20"/>
+      </w:rPr>
+    </w:lvl>
+    <w:lvl w:ilvl="3" w:tentative="1">
+      <w:start w:val="1"/>
+      <w:numFmt w:val="bullet"/>
+      <w:lvlText w:val=""/>
+      <w:lvlJc w:val="left"/>
+      <w:pPr>
+        <w:tabs>
+          <w:tab w:val="num" w:pos="2880"/>
+        </w:tabs>
+        <w:ind w:left="2880" w:hanging="360"/>
+      </w:pPr>
+      <w:rPr>
+        <w:rFonts w:ascii="Wingdings" w:hAnsi="Wingdings" w:hint="default"/>
+        <w:sz w:val="20"/>
+      </w:rPr>
+    </w:lvl>
+    <w:lvl w:ilvl="4" w:tentative="1">
+      <w:start w:val="1"/>
+      <w:numFmt w:val="bullet"/>
+      <w:lvlText w:val=""/>
+      <w:lvlJc w:val="left"/>
+      <w:pPr>
+        <w:tabs>
+          <w:tab w:val="num" w:pos="3600"/>
+        </w:tabs>
+        <w:ind w:left="3600" w:hanging="360"/>
+      </w:pPr>
+      <w:rPr>
+        <w:rFonts w:ascii="Wingdings" w:hAnsi="Wingdings" w:hint="default"/>
+        <w:sz w:val="20"/>
+      </w:rPr>
+    </w:lvl>
+    <w:lvl w:ilvl="5" w:tentative="1">
+      <w:start w:val="1"/>
+      <w:numFmt w:val="bullet"/>
+      <w:lvlText w:val=""/>
+      <w:lvlJc w:val="left"/>
+      <w:pPr>
+        <w:tabs>
+          <w:tab w:val="num" w:pos="4320"/>
+        </w:tabs>
+        <w:ind w:left="4320" w:hanging="360"/>
+      </w:pPr>
+      <w:rPr>
+        <w:rFonts w:ascii="Wingdings" w:hAnsi="Wingdings" w:hint="default"/>
+        <w:sz w:val="20"/>
+      </w:rPr>
+    </w:lvl>
+    <w:lvl w:ilvl="6" w:tentative="1">
+      <w:start w:val="1"/>
+      <w:numFmt w:val="bullet"/>
+      <w:lvlText w:val=""/>
+      <w:lvlJc w:val="left"/>
+      <w:pPr>
+        <w:tabs>
+          <w:tab w:val="num" w:pos="5040"/>
+        </w:tabs>
+        <w:ind w:left="5040" w:hanging="360"/>
+      </w:pPr>
+      <w:rPr>
+        <w:rFonts w:ascii="Wingdings" w:hAnsi="Wingdings" w:hint="default"/>
+        <w:sz w:val="20"/>
+      </w:rPr>
+    </w:lvl>
+    <w:lvl w:ilvl="7" w:tentative="1">
+      <w:start w:val="1"/>
+      <w:numFmt w:val="bullet"/>
+      <w:lvlText w:val=""/>
+      <w:lvlJc w:val="left"/>
+      <w:pPr>
+        <w:tabs>
+          <w:tab w:val="num" w:pos="5760"/>
+        </w:tabs>
+        <w:ind w:left="5760" w:hanging="360"/>
+      </w:pPr>
+      <w:rPr>
+        <w:rFonts w:ascii="Wingdings" w:hAnsi="Wingdings" w:hint="default"/>
+        <w:sz w:val="20"/>
+      </w:rPr>
+    </w:lvl>
+    <w:lvl w:ilvl="8" w:tentative="1">
+      <w:start w:val="1"/>
+      <w:numFmt w:val="bullet"/>
+      <w:lvlText w:val=""/>
+      <w:lvlJc w:val="left"/>
+      <w:pPr>
+        <w:tabs>
+          <w:tab w:val="num" w:pos="6480"/>
+        </w:tabs>
+        <w:ind w:left="6480" w:hanging="360"/>
+      </w:pPr>
+      <w:rPr>
+        <w:rFonts w:ascii="Wingdings" w:hAnsi="Wingdings" w:hint="default"/>
+        <w:sz w:val="20"/>
+      </w:rPr>
+    </w:lvl>
+  </w:abstractNum>
+  <w:abstractNum w:abstractNumId="11" w15:restartNumberingAfterBreak="0">
     <w:nsid w:val="284C19DB"/>
     <w:multiLevelType w:val="hybridMultilevel"/>
     <w:tmpl w:val="52CCE902"/>
@@ -3019,7 +4697,7 @@
       </w:pPr>
     </w:lvl>
   </w:abstractNum>
-  <w:abstractNum w:abstractNumId="10" w15:restartNumberingAfterBreak="0">
+  <w:abstractNum w:abstractNumId="12" w15:restartNumberingAfterBreak="0">
     <w:nsid w:val="284D3A82"/>
     <w:multiLevelType w:val="hybridMultilevel"/>
     <w:tmpl w:val="3EE690EC"/>
@@ -3125,7 +4803,152 @@
       </w:pPr>
     </w:lvl>
   </w:abstractNum>
-  <w:abstractNum w:abstractNumId="11" w15:restartNumberingAfterBreak="0">
+  <w:abstractNum w:abstractNumId="13" w15:restartNumberingAfterBreak="0">
+    <w:nsid w:val="2B2972D0"/>
+    <w:multiLevelType w:val="multilevel"/>
+    <w:tmpl w:val="CEECEEC6"/>
+    <w:lvl w:ilvl="0">
+      <w:start w:val="1"/>
+      <w:numFmt w:val="bullet"/>
+      <w:lvlText w:val=""/>
+      <w:lvlJc w:val="left"/>
+      <w:pPr>
+        <w:tabs>
+          <w:tab w:val="num" w:pos="720"/>
+        </w:tabs>
+        <w:ind w:left="720" w:hanging="360"/>
+      </w:pPr>
+      <w:rPr>
+        <w:rFonts w:ascii="Symbol" w:hAnsi="Symbol" w:hint="default"/>
+        <w:sz w:val="20"/>
+      </w:rPr>
+    </w:lvl>
+    <w:lvl w:ilvl="1">
+      <w:start w:val="1"/>
+      <w:numFmt w:val="decimal"/>
+      <w:lvlText w:val="%2."/>
+      <w:lvlJc w:val="left"/>
+      <w:pPr>
+        <w:tabs>
+          <w:tab w:val="num" w:pos="1440"/>
+        </w:tabs>
+        <w:ind w:left="1440" w:hanging="360"/>
+      </w:pPr>
+    </w:lvl>
+    <w:lvl w:ilvl="2" w:tentative="1">
+      <w:start w:val="1"/>
+      <w:numFmt w:val="bullet"/>
+      <w:lvlText w:val=""/>
+      <w:lvlJc w:val="left"/>
+      <w:pPr>
+        <w:tabs>
+          <w:tab w:val="num" w:pos="2160"/>
+        </w:tabs>
+        <w:ind w:left="2160" w:hanging="360"/>
+      </w:pPr>
+      <w:rPr>
+        <w:rFonts w:ascii="Wingdings" w:hAnsi="Wingdings" w:hint="default"/>
+        <w:sz w:val="20"/>
+      </w:rPr>
+    </w:lvl>
+    <w:lvl w:ilvl="3" w:tentative="1">
+      <w:start w:val="1"/>
+      <w:numFmt w:val="bullet"/>
+      <w:lvlText w:val=""/>
+      <w:lvlJc w:val="left"/>
+      <w:pPr>
+        <w:tabs>
+          <w:tab w:val="num" w:pos="2880"/>
+        </w:tabs>
+        <w:ind w:left="2880" w:hanging="360"/>
+      </w:pPr>
+      <w:rPr>
+        <w:rFonts w:ascii="Wingdings" w:hAnsi="Wingdings" w:hint="default"/>
+        <w:sz w:val="20"/>
+      </w:rPr>
+    </w:lvl>
+    <w:lvl w:ilvl="4" w:tentative="1">
+      <w:start w:val="1"/>
+      <w:numFmt w:val="bullet"/>
+      <w:lvlText w:val=""/>
+      <w:lvlJc w:val="left"/>
+      <w:pPr>
+        <w:tabs>
+          <w:tab w:val="num" w:pos="3600"/>
+        </w:tabs>
+        <w:ind w:left="3600" w:hanging="360"/>
+      </w:pPr>
+      <w:rPr>
+        <w:rFonts w:ascii="Wingdings" w:hAnsi="Wingdings" w:hint="default"/>
+        <w:sz w:val="20"/>
+      </w:rPr>
+    </w:lvl>
+    <w:lvl w:ilvl="5" w:tentative="1">
+      <w:start w:val="1"/>
+      <w:numFmt w:val="bullet"/>
+      <w:lvlText w:val=""/>
+      <w:lvlJc w:val="left"/>
+      <w:pPr>
+        <w:tabs>
+          <w:tab w:val="num" w:pos="4320"/>
+        </w:tabs>
+        <w:ind w:left="4320" w:hanging="360"/>
+      </w:pPr>
+      <w:rPr>
+        <w:rFonts w:ascii="Wingdings" w:hAnsi="Wingdings" w:hint="default"/>
+        <w:sz w:val="20"/>
+      </w:rPr>
+    </w:lvl>
+    <w:lvl w:ilvl="6" w:tentative="1">
+      <w:start w:val="1"/>
+      <w:numFmt w:val="bullet"/>
+      <w:lvlText w:val=""/>
+      <w:lvlJc w:val="left"/>
+      <w:pPr>
+        <w:tabs>
+          <w:tab w:val="num" w:pos="5040"/>
+        </w:tabs>
+        <w:ind w:left="5040" w:hanging="360"/>
+      </w:pPr>
+      <w:rPr>
+        <w:rFonts w:ascii="Wingdings" w:hAnsi="Wingdings" w:hint="default"/>
+        <w:sz w:val="20"/>
+      </w:rPr>
+    </w:lvl>
+    <w:lvl w:ilvl="7" w:tentative="1">
+      <w:start w:val="1"/>
+      <w:numFmt w:val="bullet"/>
+      <w:lvlText w:val=""/>
+      <w:lvlJc w:val="left"/>
+      <w:pPr>
+        <w:tabs>
+          <w:tab w:val="num" w:pos="5760"/>
+        </w:tabs>
+        <w:ind w:left="5760" w:hanging="360"/>
+      </w:pPr>
+      <w:rPr>
+        <w:rFonts w:ascii="Wingdings" w:hAnsi="Wingdings" w:hint="default"/>
+        <w:sz w:val="20"/>
+      </w:rPr>
+    </w:lvl>
+    <w:lvl w:ilvl="8" w:tentative="1">
+      <w:start w:val="1"/>
+      <w:numFmt w:val="bullet"/>
+      <w:lvlText w:val=""/>
+      <w:lvlJc w:val="left"/>
+      <w:pPr>
+        <w:tabs>
+          <w:tab w:val="num" w:pos="6480"/>
+        </w:tabs>
+        <w:ind w:left="6480" w:hanging="360"/>
+      </w:pPr>
+      <w:rPr>
+        <w:rFonts w:ascii="Wingdings" w:hAnsi="Wingdings" w:hint="default"/>
+        <w:sz w:val="20"/>
+      </w:rPr>
+    </w:lvl>
+  </w:abstractNum>
+  <w:abstractNum w:abstractNumId="14" w15:restartNumberingAfterBreak="0">
     <w:nsid w:val="2B4F2E45"/>
     <w:multiLevelType w:val="hybridMultilevel"/>
     <w:tmpl w:val="C17A0052"/>
@@ -3211,7 +5034,7 @@
       </w:pPr>
     </w:lvl>
   </w:abstractNum>
-  <w:abstractNum w:abstractNumId="12" w15:restartNumberingAfterBreak="0">
+  <w:abstractNum w:abstractNumId="15" w15:restartNumberingAfterBreak="0">
     <w:nsid w:val="353B5C97"/>
     <w:multiLevelType w:val="hybridMultilevel"/>
     <w:tmpl w:val="6A0E36B0"/>
@@ -3300,7 +5123,7 @@
       </w:pPr>
     </w:lvl>
   </w:abstractNum>
-  <w:abstractNum w:abstractNumId="13" w15:restartNumberingAfterBreak="0">
+  <w:abstractNum w:abstractNumId="16" w15:restartNumberingAfterBreak="0">
     <w:nsid w:val="3E3125C6"/>
     <w:multiLevelType w:val="multilevel"/>
     <w:tmpl w:val="99F029A8"/>
@@ -3413,7 +5236,7 @@
       </w:pPr>
     </w:lvl>
   </w:abstractNum>
-  <w:abstractNum w:abstractNumId="14" w15:restartNumberingAfterBreak="0">
+  <w:abstractNum w:abstractNumId="17" w15:restartNumberingAfterBreak="0">
     <w:nsid w:val="485C26CA"/>
     <w:multiLevelType w:val="hybridMultilevel"/>
     <w:tmpl w:val="8AA8E814"/>
@@ -3525,7 +5348,7 @@
       </w:rPr>
     </w:lvl>
   </w:abstractNum>
-  <w:abstractNum w:abstractNumId="15" w15:restartNumberingAfterBreak="0">
+  <w:abstractNum w:abstractNumId="18" w15:restartNumberingAfterBreak="0">
     <w:nsid w:val="50E36572"/>
     <w:multiLevelType w:val="hybridMultilevel"/>
     <w:tmpl w:val="35AA1C3E"/>
@@ -3611,7 +5434,7 @@
       </w:pPr>
     </w:lvl>
   </w:abstractNum>
-  <w:abstractNum w:abstractNumId="16" w15:restartNumberingAfterBreak="0">
+  <w:abstractNum w:abstractNumId="19" w15:restartNumberingAfterBreak="0">
     <w:nsid w:val="57650F01"/>
     <w:multiLevelType w:val="hybridMultilevel"/>
     <w:tmpl w:val="3E3AB108"/>
@@ -3724,7 +5547,7 @@
       </w:pPr>
     </w:lvl>
   </w:abstractNum>
-  <w:abstractNum w:abstractNumId="17" w15:restartNumberingAfterBreak="0">
+  <w:abstractNum w:abstractNumId="20" w15:restartNumberingAfterBreak="0">
     <w:nsid w:val="63DF3DD6"/>
     <w:multiLevelType w:val="hybridMultilevel"/>
     <w:tmpl w:val="BB78944E"/>
@@ -3813,7 +5636,7 @@
       </w:pPr>
     </w:lvl>
   </w:abstractNum>
-  <w:abstractNum w:abstractNumId="18" w15:restartNumberingAfterBreak="0">
+  <w:abstractNum w:abstractNumId="21" w15:restartNumberingAfterBreak="0">
     <w:nsid w:val="6B852497"/>
     <w:multiLevelType w:val="hybridMultilevel"/>
     <w:tmpl w:val="C2D28696"/>
@@ -3899,7 +5722,7 @@
       </w:pPr>
     </w:lvl>
   </w:abstractNum>
-  <w:abstractNum w:abstractNumId="19" w15:restartNumberingAfterBreak="0">
+  <w:abstractNum w:abstractNumId="22" w15:restartNumberingAfterBreak="0">
     <w:nsid w:val="759C30C1"/>
     <w:multiLevelType w:val="hybridMultilevel"/>
     <w:tmpl w:val="B470C012"/>
@@ -3985,7 +5808,7 @@
       </w:pPr>
     </w:lvl>
   </w:abstractNum>
-  <w:abstractNum w:abstractNumId="20" w15:restartNumberingAfterBreak="0">
+  <w:abstractNum w:abstractNumId="23" w15:restartNumberingAfterBreak="0">
     <w:nsid w:val="76AF6A1D"/>
     <w:multiLevelType w:val="hybridMultilevel"/>
     <w:tmpl w:val="8230F946"/>
@@ -4095,41 +5918,154 @@
       </w:pPr>
     </w:lvl>
   </w:abstractNum>
+  <w:abstractNum w:abstractNumId="24" w15:restartNumberingAfterBreak="0">
+    <w:nsid w:val="79F21AD6"/>
+    <w:multiLevelType w:val="multilevel"/>
+    <w:tmpl w:val="65BEBE3A"/>
+    <w:lvl w:ilvl="0">
+      <w:start w:val="1"/>
+      <w:numFmt w:val="decimal"/>
+      <w:lvlText w:val="%1."/>
+      <w:lvlJc w:val="left"/>
+      <w:pPr>
+        <w:tabs>
+          <w:tab w:val="num" w:pos="720"/>
+        </w:tabs>
+        <w:ind w:left="720" w:hanging="360"/>
+      </w:pPr>
+    </w:lvl>
+    <w:lvl w:ilvl="1" w:tentative="1">
+      <w:start w:val="1"/>
+      <w:numFmt w:val="decimal"/>
+      <w:lvlText w:val="%2."/>
+      <w:lvlJc w:val="left"/>
+      <w:pPr>
+        <w:tabs>
+          <w:tab w:val="num" w:pos="1440"/>
+        </w:tabs>
+        <w:ind w:left="1440" w:hanging="360"/>
+      </w:pPr>
+    </w:lvl>
+    <w:lvl w:ilvl="2" w:tentative="1">
+      <w:start w:val="1"/>
+      <w:numFmt w:val="decimal"/>
+      <w:lvlText w:val="%3."/>
+      <w:lvlJc w:val="left"/>
+      <w:pPr>
+        <w:tabs>
+          <w:tab w:val="num" w:pos="2160"/>
+        </w:tabs>
+        <w:ind w:left="2160" w:hanging="360"/>
+      </w:pPr>
+    </w:lvl>
+    <w:lvl w:ilvl="3" w:tentative="1">
+      <w:start w:val="1"/>
+      <w:numFmt w:val="decimal"/>
+      <w:lvlText w:val="%4."/>
+      <w:lvlJc w:val="left"/>
+      <w:pPr>
+        <w:tabs>
+          <w:tab w:val="num" w:pos="2880"/>
+        </w:tabs>
+        <w:ind w:left="2880" w:hanging="360"/>
+      </w:pPr>
+    </w:lvl>
+    <w:lvl w:ilvl="4" w:tentative="1">
+      <w:start w:val="1"/>
+      <w:numFmt w:val="decimal"/>
+      <w:lvlText w:val="%5."/>
+      <w:lvlJc w:val="left"/>
+      <w:pPr>
+        <w:tabs>
+          <w:tab w:val="num" w:pos="3600"/>
+        </w:tabs>
+        <w:ind w:left="3600" w:hanging="360"/>
+      </w:pPr>
+    </w:lvl>
+    <w:lvl w:ilvl="5" w:tentative="1">
+      <w:start w:val="1"/>
+      <w:numFmt w:val="decimal"/>
+      <w:lvlText w:val="%6."/>
+      <w:lvlJc w:val="left"/>
+      <w:pPr>
+        <w:tabs>
+          <w:tab w:val="num" w:pos="4320"/>
+        </w:tabs>
+        <w:ind w:left="4320" w:hanging="360"/>
+      </w:pPr>
+    </w:lvl>
+    <w:lvl w:ilvl="6" w:tentative="1">
+      <w:start w:val="1"/>
+      <w:numFmt w:val="decimal"/>
+      <w:lvlText w:val="%7."/>
+      <w:lvlJc w:val="left"/>
+      <w:pPr>
+        <w:tabs>
+          <w:tab w:val="num" w:pos="5040"/>
+        </w:tabs>
+        <w:ind w:left="5040" w:hanging="360"/>
+      </w:pPr>
+    </w:lvl>
+    <w:lvl w:ilvl="7" w:tentative="1">
+      <w:start w:val="1"/>
+      <w:numFmt w:val="decimal"/>
+      <w:lvlText w:val="%8."/>
+      <w:lvlJc w:val="left"/>
+      <w:pPr>
+        <w:tabs>
+          <w:tab w:val="num" w:pos="5760"/>
+        </w:tabs>
+        <w:ind w:left="5760" w:hanging="360"/>
+      </w:pPr>
+    </w:lvl>
+    <w:lvl w:ilvl="8" w:tentative="1">
+      <w:start w:val="1"/>
+      <w:numFmt w:val="decimal"/>
+      <w:lvlText w:val="%9."/>
+      <w:lvlJc w:val="left"/>
+      <w:pPr>
+        <w:tabs>
+          <w:tab w:val="num" w:pos="6480"/>
+        </w:tabs>
+        <w:ind w:left="6480" w:hanging="360"/>
+      </w:pPr>
+    </w:lvl>
+  </w:abstractNum>
   <w:num w:numId="1" w16cid:durableId="1993362585">
-    <w:abstractNumId w:val="16"/>
+    <w:abstractNumId w:val="19"/>
   </w:num>
   <w:num w:numId="2" w16cid:durableId="1562406540">
-    <w:abstractNumId w:val="12"/>
+    <w:abstractNumId w:val="15"/>
   </w:num>
   <w:num w:numId="3" w16cid:durableId="718096523">
-    <w:abstractNumId w:val="20"/>
+    <w:abstractNumId w:val="23"/>
   </w:num>
   <w:num w:numId="4" w16cid:durableId="17048782">
-    <w:abstractNumId w:val="7"/>
+    <w:abstractNumId w:val="8"/>
   </w:num>
   <w:num w:numId="5" w16cid:durableId="1798141542">
     <w:abstractNumId w:val="1"/>
   </w:num>
   <w:num w:numId="6" w16cid:durableId="1150367456">
-    <w:abstractNumId w:val="18"/>
+    <w:abstractNumId w:val="21"/>
   </w:num>
   <w:num w:numId="7" w16cid:durableId="845634757">
     <w:abstractNumId w:val="2"/>
   </w:num>
   <w:num w:numId="8" w16cid:durableId="1245263617">
-    <w:abstractNumId w:val="11"/>
+    <w:abstractNumId w:val="14"/>
   </w:num>
   <w:num w:numId="9" w16cid:durableId="2023239016">
-    <w:abstractNumId w:val="6"/>
+    <w:abstractNumId w:val="7"/>
   </w:num>
   <w:num w:numId="10" w16cid:durableId="151485683">
-    <w:abstractNumId w:val="19"/>
+    <w:abstractNumId w:val="22"/>
   </w:num>
   <w:num w:numId="11" w16cid:durableId="1855027343">
-    <w:abstractNumId w:val="17"/>
+    <w:abstractNumId w:val="20"/>
   </w:num>
   <w:num w:numId="12" w16cid:durableId="775444331">
-    <w:abstractNumId w:val="13"/>
+    <w:abstractNumId w:val="16"/>
   </w:num>
   <w:num w:numId="13" w16cid:durableId="1614097860">
     <w:abstractNumId w:val="3"/>
@@ -4138,25 +6074,37 @@
     <w:abstractNumId w:val="0"/>
   </w:num>
   <w:num w:numId="15" w16cid:durableId="1547643994">
-    <w:abstractNumId w:val="8"/>
+    <w:abstractNumId w:val="9"/>
   </w:num>
   <w:num w:numId="16" w16cid:durableId="1287810656">
-    <w:abstractNumId w:val="10"/>
+    <w:abstractNumId w:val="12"/>
   </w:num>
   <w:num w:numId="17" w16cid:durableId="499735839">
-    <w:abstractNumId w:val="9"/>
+    <w:abstractNumId w:val="11"/>
   </w:num>
   <w:num w:numId="18" w16cid:durableId="778911773">
-    <w:abstractNumId w:val="15"/>
+    <w:abstractNumId w:val="18"/>
   </w:num>
   <w:num w:numId="19" w16cid:durableId="1775203773">
     <w:abstractNumId w:val="4"/>
   </w:num>
   <w:num w:numId="20" w16cid:durableId="1684161495">
-    <w:abstractNumId w:val="14"/>
+    <w:abstractNumId w:val="17"/>
   </w:num>
   <w:num w:numId="21" w16cid:durableId="807283791">
     <w:abstractNumId w:val="5"/>
+  </w:num>
+  <w:num w:numId="22" w16cid:durableId="1657488348">
+    <w:abstractNumId w:val="10"/>
+  </w:num>
+  <w:num w:numId="23" w16cid:durableId="1816752543">
+    <w:abstractNumId w:val="6"/>
+  </w:num>
+  <w:num w:numId="24" w16cid:durableId="1734038906">
+    <w:abstractNumId w:val="13"/>
+  </w:num>
+  <w:num w:numId="25" w16cid:durableId="891036608">
+    <w:abstractNumId w:val="24"/>
   </w:num>
 </w:numbering>
 </file>
